--- a/TheorynCoding/Study Material/Java Overall/Java Overall/Quick Java/oza sir/Study This/study material/Interview Question/Collection/Definiation.docx
+++ b/TheorynCoding/Study Material/Java Overall/Java Overall/Quick Java/oza sir/Study This/study material/Interview Question/Collection/Definiation.docx
@@ -407,6 +407,7 @@
           <w:rFonts w:ascii="Courier New" w:eastAsia="Times New Roman" w:hAnsi="Courier New" w:cs="Courier New"/>
           <w:lang w:eastAsia="en-IN"/>
         </w:rPr>
+        <w:lastRenderedPageBreak/>
         <w:t xml:space="preserve">   List</w:t>
       </w:r>
     </w:p>
@@ -673,7 +674,6 @@
           <w:bCs/>
           <w:lang w:eastAsia="en-IN"/>
         </w:rPr>
-        <w:lastRenderedPageBreak/>
         <w:t>Definition</w:t>
       </w:r>
     </w:p>
@@ -882,6 +882,7 @@
           <w:rFonts w:ascii="Times New Roman" w:eastAsia="Times New Roman" w:hAnsi="Times New Roman" w:cs="Times New Roman"/>
           <w:lang w:eastAsia="en-IN"/>
         </w:rPr>
+        <w:lastRenderedPageBreak/>
         <w:t>Duplicate ✅</w:t>
       </w:r>
     </w:p>
@@ -1513,6 +1514,7 @@
           <w:rFonts w:ascii="Courier New" w:eastAsia="Times New Roman" w:hAnsi="Courier New" w:cs="Courier New"/>
           <w:lang w:eastAsia="en-IN"/>
         </w:rPr>
+        <w:lastRenderedPageBreak/>
         <w:t>↓</w:t>
       </w:r>
     </w:p>
@@ -1590,7 +1592,6 @@
           <w:rFonts w:ascii="Times New Roman" w:eastAsia="Times New Roman" w:hAnsi="Times New Roman" w:cs="Times New Roman"/>
           <w:lang w:eastAsia="en-IN"/>
         </w:rPr>
-        <w:lastRenderedPageBreak/>
         <w:t xml:space="preserve">(Grows by </w:t>
       </w:r>
       <w:r>
@@ -2077,6 +2078,7 @@
           <w:kern w:val="36"/>
           <w:lang w:eastAsia="en-IN"/>
         </w:rPr>
+        <w:lastRenderedPageBreak/>
         <w:t xml:space="preserve">3. </w:t>
       </w:r>
       <w:proofErr w:type="spellStart"/>
@@ -2776,6 +2778,7 @@
           <w:rFonts w:ascii="Times New Roman" w:eastAsia="Times New Roman" w:hAnsi="Times New Roman" w:cs="Times New Roman"/>
           <w:lang w:eastAsia="en-IN"/>
         </w:rPr>
+        <w:lastRenderedPageBreak/>
         <w:t>Previous pointer</w:t>
       </w:r>
     </w:p>
@@ -3417,6 +3420,7 @@
                 <w:rFonts w:ascii="Times New Roman" w:eastAsia="Times New Roman" w:hAnsi="Times New Roman" w:cs="Times New Roman"/>
                 <w:lang w:eastAsia="en-IN"/>
               </w:rPr>
+              <w:lastRenderedPageBreak/>
               <w:t>removeLast</w:t>
             </w:r>
             <w:proofErr w:type="spellEnd"/>
@@ -3536,7 +3540,6 @@
           <w:rFonts w:ascii="Times New Roman" w:eastAsia="Times New Roman" w:hAnsi="Times New Roman" w:cs="Times New Roman"/>
           <w:lang w:eastAsia="en-IN"/>
         </w:rPr>
-        <w:lastRenderedPageBreak/>
         <w:t>Best when insertions and deletions happen frequently at the beginning or end.</w:t>
       </w:r>
     </w:p>
@@ -3753,6 +3756,7 @@
           <w:rFonts w:ascii="Times New Roman" w:eastAsia="Times New Roman" w:hAnsi="Times New Roman" w:cs="Times New Roman"/>
           <w:lang w:eastAsia="en-IN"/>
         </w:rPr>
+        <w:lastRenderedPageBreak/>
         <w:t>Insertion order ✅</w:t>
       </w:r>
     </w:p>
@@ -4239,7 +4243,6 @@
           <w:rFonts w:ascii="Times New Roman" w:eastAsia="Times New Roman" w:hAnsi="Times New Roman" w:cs="Times New Roman"/>
           <w:lang w:eastAsia="en-IN"/>
         </w:rPr>
-        <w:lastRenderedPageBreak/>
         <w:t>(Default doubles)</w:t>
       </w:r>
     </w:p>
@@ -4306,6 +4309,7 @@
                 <w:bCs/>
                 <w:lang w:eastAsia="en-IN"/>
               </w:rPr>
+              <w:lastRenderedPageBreak/>
               <w:t>Operation</w:t>
             </w:r>
           </w:p>
@@ -5441,6 +5445,7 @@
           <w:bCs/>
           <w:lang w:eastAsia="en-IN"/>
         </w:rPr>
+        <w:lastRenderedPageBreak/>
         <w:t>Growth</w:t>
       </w:r>
     </w:p>
@@ -6116,7 +6121,6 @@
                 <w:rFonts w:ascii="Times New Roman" w:eastAsia="Times New Roman" w:hAnsi="Times New Roman" w:cs="Times New Roman"/>
                 <w:lang w:eastAsia="en-IN"/>
               </w:rPr>
-              <w:lastRenderedPageBreak/>
               <w:t>search()</w:t>
             </w:r>
           </w:p>
@@ -6181,6 +6185,7 @@
           <w:rFonts w:ascii="Times New Roman" w:eastAsia="Times New Roman" w:hAnsi="Times New Roman" w:cs="Times New Roman"/>
           <w:lang w:eastAsia="en-IN"/>
         </w:rPr>
+        <w:lastRenderedPageBreak/>
         <w:t>Undo</w:t>
       </w:r>
     </w:p>
@@ -6701,6 +6706,7 @@
           <w:rFonts w:ascii="Courier New" w:eastAsia="Times New Roman" w:hAnsi="Courier New" w:cs="Courier New"/>
           <w:lang w:eastAsia="en-IN"/>
         </w:rPr>
+        <w:lastRenderedPageBreak/>
         <w:t>Java</w:t>
       </w:r>
     </w:p>
@@ -6814,7 +6820,6 @@
           <w:rFonts w:ascii="Times New Roman" w:eastAsia="Times New Roman" w:hAnsi="Times New Roman" w:cs="Times New Roman"/>
           <w:lang w:eastAsia="en-IN"/>
         </w:rPr>
-        <w:lastRenderedPageBreak/>
         <w:t>Depends on implementation.</w:t>
       </w:r>
       <w:proofErr w:type="gramEnd"/>
@@ -7201,6 +7206,7 @@
           <w:rFonts w:ascii="Times New Roman" w:eastAsia="Times New Roman" w:hAnsi="Times New Roman" w:cs="Times New Roman"/>
           <w:lang w:eastAsia="en-IN"/>
         </w:rPr>
+        <w:lastRenderedPageBreak/>
         <w:t>Printer queue</w:t>
       </w:r>
     </w:p>
@@ -7581,7 +7587,6 @@
           <w:bCs/>
           <w:lang w:eastAsia="en-IN"/>
         </w:rPr>
-        <w:lastRenderedPageBreak/>
         <w:t>Characteristics</w:t>
       </w:r>
     </w:p>
@@ -7602,6 +7607,7 @@
           <w:rFonts w:ascii="Times New Roman" w:eastAsia="Times New Roman" w:hAnsi="Times New Roman" w:cs="Times New Roman"/>
           <w:lang w:eastAsia="en-IN"/>
         </w:rPr>
+        <w:lastRenderedPageBreak/>
         <w:t>Duplicate ✅</w:t>
       </w:r>
     </w:p>
@@ -8168,6 +8174,7 @@
           <w:bCs/>
           <w:lang w:eastAsia="en-IN"/>
         </w:rPr>
+        <w:lastRenderedPageBreak/>
         <w:t>Big-O</w:t>
       </w:r>
     </w:p>
@@ -8480,7 +8487,6 @@
           <w:rFonts w:ascii="Times New Roman" w:eastAsia="Times New Roman" w:hAnsi="Times New Roman" w:cs="Times New Roman"/>
           <w:lang w:eastAsia="en-IN"/>
         </w:rPr>
-        <w:lastRenderedPageBreak/>
         <w:t>Hospital priority</w:t>
       </w:r>
     </w:p>
@@ -8674,6 +8680,7 @@
           <w:rFonts w:ascii="Courier New" w:eastAsia="Times New Roman" w:hAnsi="Courier New" w:cs="Courier New"/>
           <w:lang w:eastAsia="en-IN"/>
         </w:rPr>
+        <w:lastRenderedPageBreak/>
         <w:t>Front</w:t>
       </w:r>
     </w:p>
@@ -9147,7 +9154,6 @@
           <w:bCs/>
           <w:lang w:eastAsia="en-IN"/>
         </w:rPr>
-        <w:lastRenderedPageBreak/>
         <w:t>Big-O</w:t>
       </w:r>
     </w:p>
@@ -9196,6 +9202,7 @@
                 <w:bCs/>
                 <w:lang w:eastAsia="en-IN"/>
               </w:rPr>
+              <w:lastRenderedPageBreak/>
               <w:t>Operation</w:t>
             </w:r>
           </w:p>
@@ -9738,6 +9745,7 @@
           <w:bCs/>
           <w:lang w:eastAsia="en-IN"/>
         </w:rPr>
+        <w:lastRenderedPageBreak/>
         <w:t>Internal Structure</w:t>
       </w:r>
     </w:p>
@@ -10077,7 +10085,6 @@
           <w:rFonts w:ascii="Courier New" w:eastAsia="Times New Roman" w:hAnsi="Courier New" w:cs="Courier New"/>
           <w:lang w:eastAsia="en-IN"/>
         </w:rPr>
-        <w:lastRenderedPageBreak/>
         <w:t>30</w:t>
       </w:r>
     </w:p>
@@ -10366,6 +10373,7 @@
           <w:rFonts w:ascii="Courier New" w:eastAsia="Times New Roman" w:hAnsi="Courier New" w:cs="Courier New"/>
           <w:lang w:eastAsia="en-IN"/>
         </w:rPr>
+        <w:lastRenderedPageBreak/>
         <w:t>16</w:t>
       </w:r>
     </w:p>
@@ -11045,6 +11053,7 @@
                 <w:rFonts w:ascii="Times New Roman" w:eastAsia="Times New Roman" w:hAnsi="Times New Roman" w:cs="Times New Roman"/>
                 <w:lang w:eastAsia="en-IN"/>
               </w:rPr>
+              <w:lastRenderedPageBreak/>
               <w:t>removeFirst</w:t>
             </w:r>
             <w:proofErr w:type="spellEnd"/>
@@ -11105,7 +11114,6 @@
                 <w:rFonts w:ascii="Times New Roman" w:eastAsia="Times New Roman" w:hAnsi="Times New Roman" w:cs="Times New Roman"/>
                 <w:lang w:eastAsia="en-IN"/>
               </w:rPr>
-              <w:lastRenderedPageBreak/>
               <w:t>removeLast</w:t>
             </w:r>
             <w:proofErr w:type="spellEnd"/>
@@ -11571,6 +11579,7 @@
           <w:sz w:val="22"/>
           <w:szCs w:val="22"/>
         </w:rPr>
+        <w:lastRenderedPageBreak/>
         <w:t>Internal Structure</w:t>
       </w:r>
     </w:p>
@@ -11749,7 +11758,7 @@
     <w:p>
       <w:r>
         <w:pict>
-          <v:rect id="_x0000_i1056" style="width:0;height:1.5pt" o:hralign="center" o:hrstd="t" o:hr="t" fillcolor="#a0a0a0" stroked="f"/>
+          <v:rect id="_x0000_i1034" style="width:0;height:1.5pt" o:hralign="center" o:hrstd="t" o:hr="t" fillcolor="#a0a0a0" stroked="f"/>
         </w:pict>
       </w:r>
     </w:p>
@@ -11766,216 +11775,216 @@
           <w:sz w:val="22"/>
           <w:szCs w:val="22"/>
         </w:rPr>
+        <w:t xml:space="preserve">10. </w:t>
+      </w:r>
+      <w:proofErr w:type="spellStart"/>
+      <w:r>
+        <w:rPr>
+          <w:sz w:val="22"/>
+          <w:szCs w:val="22"/>
+        </w:rPr>
+        <w:t>SortedSet</w:t>
+      </w:r>
+      <w:proofErr w:type="spellEnd"/>
+    </w:p>
+    <w:p>
+      <w:pPr>
+        <w:pStyle w:val="Heading2"/>
+        <w:rPr>
+          <w:sz w:val="22"/>
+          <w:szCs w:val="22"/>
+        </w:rPr>
+      </w:pPr>
+      <w:r>
+        <w:rPr>
+          <w:sz w:val="22"/>
+          <w:szCs w:val="22"/>
+        </w:rPr>
+        <w:t>Definition</w:t>
+      </w:r>
+    </w:p>
+    <w:p>
+      <w:pPr>
+        <w:pStyle w:val="NormalWeb"/>
+        <w:rPr>
+          <w:sz w:val="22"/>
+          <w:szCs w:val="22"/>
+        </w:rPr>
+      </w:pPr>
+      <w:proofErr w:type="spellStart"/>
+      <w:r>
+        <w:rPr>
+          <w:rStyle w:val="HTMLCode"/>
+          <w:sz w:val="22"/>
+          <w:szCs w:val="22"/>
+        </w:rPr>
+        <w:t>SortedSet</w:t>
+      </w:r>
+      <w:proofErr w:type="spellEnd"/>
+      <w:r>
+        <w:rPr>
+          <w:sz w:val="22"/>
+          <w:szCs w:val="22"/>
+        </w:rPr>
+        <w:t xml:space="preserve"> is an </w:t>
+      </w:r>
+      <w:r>
+        <w:rPr>
+          <w:rStyle w:val="Strong"/>
+          <w:sz w:val="22"/>
+          <w:szCs w:val="22"/>
+        </w:rPr>
+        <w:t>interface</w:t>
+      </w:r>
+      <w:r>
+        <w:rPr>
+          <w:sz w:val="22"/>
+          <w:szCs w:val="22"/>
+        </w:rPr>
+        <w:t xml:space="preserve"> that stores </w:t>
+      </w:r>
+      <w:r>
+        <w:rPr>
+          <w:rStyle w:val="Strong"/>
+          <w:sz w:val="22"/>
+          <w:szCs w:val="22"/>
+        </w:rPr>
+        <w:t>unique elements in sorted (ascending) order</w:t>
+      </w:r>
+      <w:r>
+        <w:rPr>
+          <w:sz w:val="22"/>
+          <w:szCs w:val="22"/>
+        </w:rPr>
+        <w:t>.</w:t>
+      </w:r>
+    </w:p>
+    <w:p>
+      <w:pPr>
+        <w:pStyle w:val="NormalWeb"/>
+        <w:rPr>
+          <w:sz w:val="22"/>
+          <w:szCs w:val="22"/>
+        </w:rPr>
+      </w:pPr>
+      <w:r>
+        <w:rPr>
+          <w:sz w:val="22"/>
+          <w:szCs w:val="22"/>
+        </w:rPr>
+        <w:t>TreeSet is the most common implementation.</w:t>
+      </w:r>
+    </w:p>
+    <w:p>
+      <w:r>
+        <w:pict>
+          <v:rect id="_x0000_i1035" style="width:0;height:1.5pt" o:hralign="center" o:hrstd="t" o:hr="t" fillcolor="#a0a0a0" stroked="f"/>
+        </w:pict>
+      </w:r>
+    </w:p>
+    <w:p>
+      <w:pPr>
+        <w:pStyle w:val="Heading2"/>
+        <w:rPr>
+          <w:sz w:val="22"/>
+          <w:szCs w:val="22"/>
+        </w:rPr>
+      </w:pPr>
+      <w:r>
+        <w:rPr>
+          <w:sz w:val="22"/>
+          <w:szCs w:val="22"/>
+        </w:rPr>
         <w:lastRenderedPageBreak/>
-        <w:t xml:space="preserve">10. </w:t>
-      </w:r>
+        <w:t>Internal Structure</w:t>
+      </w:r>
+    </w:p>
+    <w:p>
+      <w:pPr>
+        <w:pStyle w:val="HTMLPreformatted"/>
+        <w:rPr>
+          <w:rStyle w:val="HTMLCode"/>
+          <w:sz w:val="22"/>
+          <w:szCs w:val="22"/>
+        </w:rPr>
+      </w:pPr>
       <w:proofErr w:type="spellStart"/>
       <w:r>
         <w:rPr>
+          <w:rStyle w:val="HTMLCode"/>
           <w:sz w:val="22"/>
           <w:szCs w:val="22"/>
         </w:rPr>
         <w:t>SortedSet</w:t>
       </w:r>
       <w:proofErr w:type="spellEnd"/>
-    </w:p>
-    <w:p>
-      <w:pPr>
-        <w:pStyle w:val="Heading2"/>
-        <w:rPr>
-          <w:sz w:val="22"/>
-          <w:szCs w:val="22"/>
-        </w:rPr>
-      </w:pPr>
-      <w:r>
-        <w:rPr>
-          <w:sz w:val="22"/>
-          <w:szCs w:val="22"/>
-        </w:rPr>
-        <w:t>Definition</w:t>
-      </w:r>
-    </w:p>
-    <w:p>
-      <w:pPr>
-        <w:pStyle w:val="NormalWeb"/>
-        <w:rPr>
-          <w:sz w:val="22"/>
-          <w:szCs w:val="22"/>
-        </w:rPr>
-      </w:pPr>
-      <w:proofErr w:type="spellStart"/>
-      <w:r>
-        <w:rPr>
-          <w:rStyle w:val="HTMLCode"/>
-          <w:sz w:val="22"/>
-          <w:szCs w:val="22"/>
-        </w:rPr>
-        <w:t>SortedSet</w:t>
-      </w:r>
-      <w:proofErr w:type="spellEnd"/>
-      <w:r>
-        <w:rPr>
-          <w:sz w:val="22"/>
-          <w:szCs w:val="22"/>
-        </w:rPr>
-        <w:t xml:space="preserve"> is an </w:t>
-      </w:r>
-      <w:r>
-        <w:rPr>
-          <w:rStyle w:val="Strong"/>
-          <w:sz w:val="22"/>
-          <w:szCs w:val="22"/>
-        </w:rPr>
-        <w:t>interface</w:t>
-      </w:r>
-      <w:r>
-        <w:rPr>
-          <w:sz w:val="22"/>
-          <w:szCs w:val="22"/>
-        </w:rPr>
-        <w:t xml:space="preserve"> that stores </w:t>
-      </w:r>
-      <w:r>
-        <w:rPr>
-          <w:rStyle w:val="Strong"/>
-          <w:sz w:val="22"/>
-          <w:szCs w:val="22"/>
-        </w:rPr>
-        <w:t>unique elements in sorted (ascending) order</w:t>
-      </w:r>
-      <w:r>
-        <w:rPr>
-          <w:sz w:val="22"/>
-          <w:szCs w:val="22"/>
-        </w:rPr>
-        <w:t>.</w:t>
-      </w:r>
-    </w:p>
-    <w:p>
-      <w:pPr>
-        <w:pStyle w:val="NormalWeb"/>
-        <w:rPr>
-          <w:sz w:val="22"/>
-          <w:szCs w:val="22"/>
-        </w:rPr>
-      </w:pPr>
-      <w:r>
-        <w:rPr>
-          <w:sz w:val="22"/>
-          <w:szCs w:val="22"/>
-        </w:rPr>
-        <w:t>TreeSet is the most common implementation.</w:t>
+      <w:r>
+        <w:rPr>
+          <w:rStyle w:val="HTMLCode"/>
+          <w:sz w:val="22"/>
+          <w:szCs w:val="22"/>
+        </w:rPr>
+        <w:t xml:space="preserve"> (Interface)</w:t>
+      </w:r>
+    </w:p>
+    <w:p>
+      <w:pPr>
+        <w:pStyle w:val="HTMLPreformatted"/>
+        <w:rPr>
+          <w:rStyle w:val="HTMLCode"/>
+          <w:sz w:val="22"/>
+          <w:szCs w:val="22"/>
+        </w:rPr>
+      </w:pPr>
+      <w:r>
+        <w:rPr>
+          <w:rStyle w:val="HTMLCode"/>
+          <w:sz w:val="22"/>
+          <w:szCs w:val="22"/>
+        </w:rPr>
+        <w:t xml:space="preserve">        │</w:t>
+      </w:r>
+    </w:p>
+    <w:p>
+      <w:pPr>
+        <w:pStyle w:val="HTMLPreformatted"/>
+        <w:rPr>
+          <w:rStyle w:val="HTMLCode"/>
+          <w:sz w:val="22"/>
+          <w:szCs w:val="22"/>
+        </w:rPr>
+      </w:pPr>
+      <w:r>
+        <w:rPr>
+          <w:rStyle w:val="HTMLCode"/>
+          <w:sz w:val="22"/>
+          <w:szCs w:val="22"/>
+        </w:rPr>
+        <w:t xml:space="preserve">        ▼</w:t>
+      </w:r>
+    </w:p>
+    <w:p>
+      <w:pPr>
+        <w:pStyle w:val="HTMLPreformatted"/>
+        <w:rPr>
+          <w:rStyle w:val="HTMLCode"/>
+          <w:sz w:val="22"/>
+          <w:szCs w:val="22"/>
+        </w:rPr>
+      </w:pPr>
+      <w:r>
+        <w:rPr>
+          <w:rStyle w:val="HTMLCode"/>
+          <w:sz w:val="22"/>
+          <w:szCs w:val="22"/>
+        </w:rPr>
+        <w:t xml:space="preserve">     TreeSet</w:t>
       </w:r>
     </w:p>
     <w:p>
       <w:r>
         <w:pict>
-          <v:rect id="_x0000_i1057" style="width:0;height:1.5pt" o:hralign="center" o:hrstd="t" o:hr="t" fillcolor="#a0a0a0" stroked="f"/>
-        </w:pict>
-      </w:r>
-    </w:p>
-    <w:p>
-      <w:pPr>
-        <w:pStyle w:val="Heading2"/>
-        <w:rPr>
-          <w:sz w:val="22"/>
-          <w:szCs w:val="22"/>
-        </w:rPr>
-      </w:pPr>
-      <w:r>
-        <w:rPr>
-          <w:sz w:val="22"/>
-          <w:szCs w:val="22"/>
-        </w:rPr>
-        <w:t>Internal Structure</w:t>
-      </w:r>
-    </w:p>
-    <w:p>
-      <w:pPr>
-        <w:pStyle w:val="HTMLPreformatted"/>
-        <w:rPr>
-          <w:rStyle w:val="HTMLCode"/>
-          <w:sz w:val="22"/>
-          <w:szCs w:val="22"/>
-        </w:rPr>
-      </w:pPr>
-      <w:proofErr w:type="spellStart"/>
-      <w:r>
-        <w:rPr>
-          <w:rStyle w:val="HTMLCode"/>
-          <w:sz w:val="22"/>
-          <w:szCs w:val="22"/>
-        </w:rPr>
-        <w:t>SortedSet</w:t>
-      </w:r>
-      <w:proofErr w:type="spellEnd"/>
-      <w:r>
-        <w:rPr>
-          <w:rStyle w:val="HTMLCode"/>
-          <w:sz w:val="22"/>
-          <w:szCs w:val="22"/>
-        </w:rPr>
-        <w:t xml:space="preserve"> (Interface)</w:t>
-      </w:r>
-    </w:p>
-    <w:p>
-      <w:pPr>
-        <w:pStyle w:val="HTMLPreformatted"/>
-        <w:rPr>
-          <w:rStyle w:val="HTMLCode"/>
-          <w:sz w:val="22"/>
-          <w:szCs w:val="22"/>
-        </w:rPr>
-      </w:pPr>
-      <w:r>
-        <w:rPr>
-          <w:rStyle w:val="HTMLCode"/>
-          <w:sz w:val="22"/>
-          <w:szCs w:val="22"/>
-        </w:rPr>
-        <w:t xml:space="preserve">        │</w:t>
-      </w:r>
-    </w:p>
-    <w:p>
-      <w:pPr>
-        <w:pStyle w:val="HTMLPreformatted"/>
-        <w:rPr>
-          <w:rStyle w:val="HTMLCode"/>
-          <w:sz w:val="22"/>
-          <w:szCs w:val="22"/>
-        </w:rPr>
-      </w:pPr>
-      <w:r>
-        <w:rPr>
-          <w:rStyle w:val="HTMLCode"/>
-          <w:sz w:val="22"/>
-          <w:szCs w:val="22"/>
-        </w:rPr>
-        <w:t xml:space="preserve">        ▼</w:t>
-      </w:r>
-    </w:p>
-    <w:p>
-      <w:pPr>
-        <w:pStyle w:val="HTMLPreformatted"/>
-        <w:rPr>
-          <w:rStyle w:val="HTMLCode"/>
-          <w:sz w:val="22"/>
-          <w:szCs w:val="22"/>
-        </w:rPr>
-      </w:pPr>
-      <w:r>
-        <w:rPr>
-          <w:rStyle w:val="HTMLCode"/>
-          <w:sz w:val="22"/>
-          <w:szCs w:val="22"/>
-        </w:rPr>
-        <w:t xml:space="preserve">     TreeSet</w:t>
-      </w:r>
-    </w:p>
-    <w:p>
-      <w:r>
-        <w:pict>
-          <v:rect id="_x0000_i1058" style="width:0;height:1.5pt" o:hralign="center" o:hrstd="t" o:hr="t" fillcolor="#a0a0a0" stroked="f"/>
+          <v:rect id="_x0000_i1036" style="width:0;height:1.5pt" o:hralign="center" o:hrstd="t" o:hr="t" fillcolor="#a0a0a0" stroked="f"/>
         </w:pict>
       </w:r>
     </w:p>
@@ -12098,7 +12107,7 @@
     <w:p>
       <w:r>
         <w:pict>
-          <v:rect id="_x0000_i1059" style="width:0;height:1.5pt" o:hralign="center" o:hrstd="t" o:hr="t" fillcolor="#a0a0a0" stroked="f"/>
+          <v:rect id="_x0000_i1037" style="width:0;height:1.5pt" o:hralign="center" o:hrstd="t" o:hr="t" fillcolor="#a0a0a0" stroked="f"/>
         </w:pict>
       </w:r>
     </w:p>
@@ -12153,7 +12162,7 @@
     <w:p>
       <w:r>
         <w:pict>
-          <v:rect id="_x0000_i1060" style="width:0;height:1.5pt" o:hralign="center" o:hrstd="t" o:hr="t" fillcolor="#a0a0a0" stroked="f"/>
+          <v:rect id="_x0000_i1038" style="width:0;height:1.5pt" o:hralign="center" o:hrstd="t" o:hr="t" fillcolor="#a0a0a0" stroked="f"/>
         </w:pict>
       </w:r>
     </w:p>
@@ -12170,6 +12179,7 @@
           <w:sz w:val="22"/>
           <w:szCs w:val="22"/>
         </w:rPr>
+        <w:lastRenderedPageBreak/>
         <w:t>Growth</w:t>
       </w:r>
     </w:p>
@@ -12193,9 +12203,8 @@
     </w:p>
     <w:p>
       <w:r>
-        <w:lastRenderedPageBreak/>
         <w:pict>
-          <v:rect id="_x0000_i1061" style="width:0;height:1.5pt" o:hralign="center" o:hrstd="t" o:hr="t" fillcolor="#a0a0a0" stroked="f"/>
+          <v:rect id="_x0000_i1039" style="width:0;height:1.5pt" o:hralign="center" o:hrstd="t" o:hr="t" fillcolor="#a0a0a0" stroked="f"/>
         </w:pict>
       </w:r>
     </w:p>
@@ -12516,7 +12525,7 @@
     <w:p>
       <w:r>
         <w:pict>
-          <v:rect id="_x0000_i1062" style="width:0;height:1.5pt" o:hralign="center" o:hrstd="t" o:hr="t" fillcolor="#a0a0a0" stroked="f"/>
+          <v:rect id="_x0000_i1040" style="width:0;height:1.5pt" o:hralign="center" o:hrstd="t" o:hr="t" fillcolor="#a0a0a0" stroked="f"/>
         </w:pict>
       </w:r>
     </w:p>
@@ -12640,6 +12649,7 @@
           </w:tcPr>
           <w:p>
             <w:r>
+              <w:lastRenderedPageBreak/>
               <w:t>add()</w:t>
             </w:r>
           </w:p>
@@ -12837,7 +12847,7 @@
     <w:p>
       <w:r>
         <w:pict>
-          <v:rect id="_x0000_i1063" style="width:0;height:1.5pt" o:hralign="center" o:hrstd="t" o:hr="t" fillcolor="#a0a0a0" stroked="f"/>
+          <v:rect id="_x0000_i1041" style="width:0;height:1.5pt" o:hralign="center" o:hrstd="t" o:hr="t" fillcolor="#a0a0a0" stroked="f"/>
         </w:pict>
       </w:r>
     </w:p>
@@ -12900,7 +12910,7 @@
     <w:p>
       <w:r>
         <w:pict>
-          <v:rect id="_x0000_i1064" style="width:0;height:1.5pt" o:hralign="center" o:hrstd="t" o:hr="t" fillcolor="#a0a0a0" stroked="f"/>
+          <v:rect id="_x0000_i1042" style="width:0;height:1.5pt" o:hralign="center" o:hrstd="t" o:hr="t" fillcolor="#a0a0a0" stroked="f"/>
         </w:pict>
       </w:r>
     </w:p>
@@ -12917,8 +12927,74 @@
           <w:sz w:val="22"/>
           <w:szCs w:val="22"/>
         </w:rPr>
+        <w:t>Interview Line</w:t>
+      </w:r>
+    </w:p>
+    <w:p>
+      <w:pPr>
+        <w:pStyle w:val="NormalWeb"/>
+        <w:rPr>
+          <w:sz w:val="22"/>
+          <w:szCs w:val="22"/>
+        </w:rPr>
+      </w:pPr>
+      <w:proofErr w:type="spellStart"/>
+      <w:r>
+        <w:rPr>
+          <w:rStyle w:val="Strong"/>
+          <w:sz w:val="22"/>
+          <w:szCs w:val="22"/>
+        </w:rPr>
+        <w:t>SortedSet</w:t>
+      </w:r>
+      <w:proofErr w:type="spellEnd"/>
+      <w:r>
+        <w:rPr>
+          <w:rStyle w:val="Strong"/>
+          <w:sz w:val="22"/>
+          <w:szCs w:val="22"/>
+        </w:rPr>
+        <w:t xml:space="preserve"> is an interface that stores unique elements in sorted order. TreeSet is its implementation.</w:t>
+      </w:r>
+    </w:p>
+    <w:p>
+      <w:r>
         <w:lastRenderedPageBreak/>
-        <w:t>Interview Line</w:t>
+        <w:pict>
+          <v:rect id="_x0000_i1043" style="width:0;height:1.5pt" o:hralign="center" o:hrstd="t" o:hr="t" fillcolor="#a0a0a0" stroked="f"/>
+        </w:pict>
+      </w:r>
+    </w:p>
+    <w:p>
+      <w:pPr>
+        <w:pStyle w:val="Heading1"/>
+        <w:rPr>
+          <w:sz w:val="22"/>
+          <w:szCs w:val="22"/>
+        </w:rPr>
+      </w:pPr>
+      <w:r>
+        <w:rPr>
+          <w:sz w:val="22"/>
+          <w:szCs w:val="22"/>
+        </w:rPr>
+        <w:t>11. TreeSet</w:t>
+      </w:r>
+    </w:p>
+    <w:p>
+      <w:pPr>
+        <w:pStyle w:val="Heading2"/>
+        <w:rPr>
+          <w:sz w:val="22"/>
+          <w:szCs w:val="22"/>
+        </w:rPr>
+      </w:pPr>
+      <w:r>
+        <w:rPr>
+          <w:sz w:val="22"/>
+          <w:szCs w:val="22"/>
+        </w:rPr>
+        <w:t>Definition</w:t>
       </w:r>
     </w:p>
     <w:p>
@@ -12929,50 +13005,53 @@
           <w:szCs w:val="22"/>
         </w:rPr>
       </w:pPr>
-      <w:proofErr w:type="spellStart"/>
+      <w:r>
+        <w:rPr>
+          <w:sz w:val="22"/>
+          <w:szCs w:val="22"/>
+        </w:rPr>
+        <w:t xml:space="preserve">TreeSet is a class that stores </w:t>
+      </w:r>
       <w:r>
         <w:rPr>
           <w:rStyle w:val="Strong"/>
           <w:sz w:val="22"/>
           <w:szCs w:val="22"/>
         </w:rPr>
-        <w:t>SortedSet</w:t>
-      </w:r>
-      <w:proofErr w:type="spellEnd"/>
+        <w:t>unique elements in sorted order</w:t>
+      </w:r>
+      <w:r>
+        <w:rPr>
+          <w:sz w:val="22"/>
+          <w:szCs w:val="22"/>
+        </w:rPr>
+        <w:t xml:space="preserve"> using a </w:t>
+      </w:r>
       <w:r>
         <w:rPr>
           <w:rStyle w:val="Strong"/>
           <w:sz w:val="22"/>
           <w:szCs w:val="22"/>
         </w:rPr>
-        <w:t xml:space="preserve"> is an interface that stores unique elements in sorted order. TreeSet is its implementation.</w:t>
+        <w:t>Red-Black Tree</w:t>
+      </w:r>
+      <w:r>
+        <w:rPr>
+          <w:sz w:val="22"/>
+          <w:szCs w:val="22"/>
+        </w:rPr>
+        <w:t>.</w:t>
       </w:r>
     </w:p>
     <w:p>
       <w:r>
         <w:pict>
-          <v:rect id="_x0000_i1065" style="width:0;height:1.5pt" o:hralign="center" o:hrstd="t" o:hr="t" fillcolor="#a0a0a0" stroked="f"/>
+          <v:rect id="_x0000_i1044" style="width:0;height:1.5pt" o:hralign="center" o:hrstd="t" o:hr="t" fillcolor="#a0a0a0" stroked="f"/>
         </w:pict>
       </w:r>
     </w:p>
     <w:p>
       <w:pPr>
-        <w:pStyle w:val="Heading1"/>
-        <w:rPr>
-          <w:sz w:val="22"/>
-          <w:szCs w:val="22"/>
-        </w:rPr>
-      </w:pPr>
-      <w:r>
-        <w:rPr>
-          <w:sz w:val="22"/>
-          <w:szCs w:val="22"/>
-        </w:rPr>
-        <w:t>11. TreeSet</w:t>
-      </w:r>
-    </w:p>
-    <w:p>
-      <w:pPr>
         <w:pStyle w:val="Heading2"/>
         <w:rPr>
           <w:sz w:val="22"/>
@@ -12984,200 +13063,131 @@
           <w:sz w:val="22"/>
           <w:szCs w:val="22"/>
         </w:rPr>
-        <w:t>Definition</w:t>
-      </w:r>
-    </w:p>
-    <w:p>
-      <w:pPr>
-        <w:pStyle w:val="NormalWeb"/>
-        <w:rPr>
-          <w:sz w:val="22"/>
-          <w:szCs w:val="22"/>
-        </w:rPr>
-      </w:pPr>
-      <w:r>
-        <w:rPr>
-          <w:sz w:val="22"/>
-          <w:szCs w:val="22"/>
-        </w:rPr>
-        <w:t xml:space="preserve">TreeSet is a class that stores </w:t>
-      </w:r>
-      <w:r>
-        <w:rPr>
-          <w:rStyle w:val="Strong"/>
-          <w:sz w:val="22"/>
-          <w:szCs w:val="22"/>
-        </w:rPr>
-        <w:t>unique elements in sorted order</w:t>
-      </w:r>
-      <w:r>
-        <w:rPr>
-          <w:sz w:val="22"/>
-          <w:szCs w:val="22"/>
-        </w:rPr>
-        <w:t xml:space="preserve"> using a </w:t>
-      </w:r>
-      <w:r>
-        <w:rPr>
-          <w:rStyle w:val="Strong"/>
-          <w:sz w:val="22"/>
-          <w:szCs w:val="22"/>
-        </w:rPr>
-        <w:t>Red-Black Tree</w:t>
-      </w:r>
-      <w:r>
-        <w:rPr>
-          <w:sz w:val="22"/>
-          <w:szCs w:val="22"/>
-        </w:rPr>
-        <w:t>.</w:t>
+        <w:t>Internal Structure</w:t>
+      </w:r>
+    </w:p>
+    <w:p>
+      <w:pPr>
+        <w:pStyle w:val="HTMLPreformatted"/>
+        <w:rPr>
+          <w:rStyle w:val="HTMLCode"/>
+          <w:sz w:val="22"/>
+          <w:szCs w:val="22"/>
+        </w:rPr>
+      </w:pPr>
+      <w:r>
+        <w:rPr>
+          <w:rStyle w:val="HTMLCode"/>
+          <w:sz w:val="22"/>
+          <w:szCs w:val="22"/>
+        </w:rPr>
+        <w:t xml:space="preserve">          50</w:t>
+      </w:r>
+    </w:p>
+    <w:p>
+      <w:pPr>
+        <w:pStyle w:val="HTMLPreformatted"/>
+        <w:rPr>
+          <w:rStyle w:val="HTMLCode"/>
+          <w:sz w:val="22"/>
+          <w:szCs w:val="22"/>
+        </w:rPr>
+      </w:pPr>
+      <w:r>
+        <w:rPr>
+          <w:rStyle w:val="HTMLCode"/>
+          <w:sz w:val="22"/>
+          <w:szCs w:val="22"/>
+        </w:rPr>
+        <w:t xml:space="preserve">        /    \</w:t>
+      </w:r>
+    </w:p>
+    <w:p>
+      <w:pPr>
+        <w:pStyle w:val="HTMLPreformatted"/>
+        <w:rPr>
+          <w:rStyle w:val="HTMLCode"/>
+          <w:sz w:val="22"/>
+          <w:szCs w:val="22"/>
+        </w:rPr>
+      </w:pPr>
+      <w:r>
+        <w:rPr>
+          <w:rStyle w:val="HTMLCode"/>
+          <w:sz w:val="22"/>
+          <w:szCs w:val="22"/>
+        </w:rPr>
+        <w:t xml:space="preserve">      30      70</w:t>
+      </w:r>
+    </w:p>
+    <w:p>
+      <w:pPr>
+        <w:pStyle w:val="HTMLPreformatted"/>
+        <w:rPr>
+          <w:rStyle w:val="HTMLCode"/>
+          <w:sz w:val="22"/>
+          <w:szCs w:val="22"/>
+        </w:rPr>
+      </w:pPr>
+      <w:r>
+        <w:rPr>
+          <w:rStyle w:val="HTMLCode"/>
+          <w:sz w:val="22"/>
+          <w:szCs w:val="22"/>
+        </w:rPr>
+        <w:t xml:space="preserve">     / \     / \</w:t>
+      </w:r>
+    </w:p>
+    <w:p>
+      <w:pPr>
+        <w:pStyle w:val="HTMLPreformatted"/>
+        <w:rPr>
+          <w:rStyle w:val="HTMLCode"/>
+          <w:sz w:val="22"/>
+          <w:szCs w:val="22"/>
+        </w:rPr>
+      </w:pPr>
+      <w:r>
+        <w:rPr>
+          <w:rStyle w:val="HTMLCode"/>
+          <w:sz w:val="22"/>
+          <w:szCs w:val="22"/>
+        </w:rPr>
+        <w:t xml:space="preserve">   20 40   60 80</w:t>
+      </w:r>
+    </w:p>
+    <w:p>
+      <w:pPr>
+        <w:pStyle w:val="HTMLPreformatted"/>
+        <w:rPr>
+          <w:rStyle w:val="HTMLCode"/>
+          <w:sz w:val="22"/>
+          <w:szCs w:val="22"/>
+        </w:rPr>
+      </w:pPr>
+    </w:p>
+    <w:p>
+      <w:pPr>
+        <w:pStyle w:val="HTMLPreformatted"/>
+        <w:rPr>
+          <w:rStyle w:val="HTMLCode"/>
+          <w:sz w:val="22"/>
+          <w:szCs w:val="22"/>
+        </w:rPr>
+      </w:pPr>
+      <w:r>
+        <w:rPr>
+          <w:rStyle w:val="HTMLCode"/>
+          <w:sz w:val="22"/>
+          <w:szCs w:val="22"/>
+        </w:rPr>
+        <w:t>(Red-Black Tree)</w:t>
       </w:r>
     </w:p>
     <w:p>
       <w:r>
         <w:pict>
-          <v:rect id="_x0000_i1066" style="width:0;height:1.5pt" o:hralign="center" o:hrstd="t" o:hr="t" fillcolor="#a0a0a0" stroked="f"/>
-        </w:pict>
-      </w:r>
-    </w:p>
-    <w:p>
-      <w:pPr>
-        <w:pStyle w:val="Heading2"/>
-        <w:rPr>
-          <w:sz w:val="22"/>
-          <w:szCs w:val="22"/>
-        </w:rPr>
-      </w:pPr>
-      <w:r>
-        <w:rPr>
-          <w:sz w:val="22"/>
-          <w:szCs w:val="22"/>
-        </w:rPr>
-        <w:t>Internal Structure</w:t>
-      </w:r>
-    </w:p>
-    <w:p>
-      <w:pPr>
-        <w:pStyle w:val="HTMLPreformatted"/>
-        <w:rPr>
-          <w:rStyle w:val="HTMLCode"/>
-          <w:sz w:val="22"/>
-          <w:szCs w:val="22"/>
-        </w:rPr>
-      </w:pPr>
-      <w:r>
-        <w:rPr>
-          <w:rStyle w:val="HTMLCode"/>
-          <w:sz w:val="22"/>
-          <w:szCs w:val="22"/>
-        </w:rPr>
-        <w:t xml:space="preserve">          50</w:t>
-      </w:r>
-    </w:p>
-    <w:p>
-      <w:pPr>
-        <w:pStyle w:val="HTMLPreformatted"/>
-        <w:rPr>
-          <w:rStyle w:val="HTMLCode"/>
-          <w:sz w:val="22"/>
-          <w:szCs w:val="22"/>
-        </w:rPr>
-      </w:pPr>
-      <w:r>
-        <w:rPr>
-          <w:rStyle w:val="HTMLCode"/>
-          <w:sz w:val="22"/>
-          <w:szCs w:val="22"/>
-        </w:rPr>
-        <w:t xml:space="preserve">        /    \</w:t>
-      </w:r>
-    </w:p>
-    <w:p>
-      <w:pPr>
-        <w:pStyle w:val="HTMLPreformatted"/>
-        <w:rPr>
-          <w:rStyle w:val="HTMLCode"/>
-          <w:sz w:val="22"/>
-          <w:szCs w:val="22"/>
-        </w:rPr>
-      </w:pPr>
-      <w:r>
-        <w:rPr>
-          <w:rStyle w:val="HTMLCode"/>
-          <w:sz w:val="22"/>
-          <w:szCs w:val="22"/>
-        </w:rPr>
-        <w:t xml:space="preserve">      30      70</w:t>
-      </w:r>
-    </w:p>
-    <w:p>
-      <w:pPr>
-        <w:pStyle w:val="HTMLPreformatted"/>
-        <w:rPr>
-          <w:rStyle w:val="HTMLCode"/>
-          <w:sz w:val="22"/>
-          <w:szCs w:val="22"/>
-        </w:rPr>
-      </w:pPr>
-      <w:r>
-        <w:rPr>
-          <w:rStyle w:val="HTMLCode"/>
-          <w:sz w:val="22"/>
-          <w:szCs w:val="22"/>
-        </w:rPr>
-        <w:t xml:space="preserve">     / \     / \</w:t>
-      </w:r>
-    </w:p>
-    <w:p>
-      <w:pPr>
-        <w:pStyle w:val="HTMLPreformatted"/>
-        <w:rPr>
-          <w:rStyle w:val="HTMLCode"/>
-          <w:sz w:val="22"/>
-          <w:szCs w:val="22"/>
-        </w:rPr>
-      </w:pPr>
-      <w:r>
-        <w:rPr>
-          <w:rStyle w:val="HTMLCode"/>
-          <w:sz w:val="22"/>
-          <w:szCs w:val="22"/>
-        </w:rPr>
-        <w:t xml:space="preserve">   20 40   60 80</w:t>
-      </w:r>
-    </w:p>
-    <w:p>
-      <w:pPr>
-        <w:pStyle w:val="HTMLPreformatted"/>
-        <w:rPr>
-          <w:rStyle w:val="HTMLCode"/>
-          <w:sz w:val="22"/>
-          <w:szCs w:val="22"/>
-        </w:rPr>
-      </w:pPr>
-    </w:p>
-    <w:p>
-      <w:pPr>
-        <w:pStyle w:val="HTMLPreformatted"/>
-        <w:rPr>
-          <w:rStyle w:val="HTMLCode"/>
-          <w:sz w:val="22"/>
-          <w:szCs w:val="22"/>
-        </w:rPr>
-      </w:pPr>
-      <w:r>
-        <w:rPr>
-          <w:rStyle w:val="HTMLCode"/>
-          <w:sz w:val="22"/>
-          <w:szCs w:val="22"/>
-        </w:rPr>
-        <w:t>(Red-Black Tree)</w:t>
-      </w:r>
-    </w:p>
-    <w:p>
-      <w:r>
-        <w:pict>
-          <v:rect id="_x0000_i1067" style="width:0;height:1.5pt" o:hralign="center" o:hrstd="t" o:hr="t" fillcolor="#a0a0a0" stroked="f"/>
+          <v:rect id="_x0000_i1045" style="width:0;height:1.5pt" o:hralign="center" o:hrstd="t" o:hr="t" fillcolor="#a0a0a0" stroked="f"/>
         </w:pict>
       </w:r>
     </w:p>
@@ -13294,13 +13304,14 @@
           <w:sz w:val="22"/>
           <w:szCs w:val="22"/>
         </w:rPr>
+        <w:lastRenderedPageBreak/>
         <w:t>Thread Safe ❌</w:t>
       </w:r>
     </w:p>
     <w:p>
       <w:r>
         <w:pict>
-          <v:rect id="_x0000_i1068" style="width:0;height:1.5pt" o:hralign="center" o:hrstd="t" o:hr="t" fillcolor="#a0a0a0" stroked="f"/>
+          <v:rect id="_x0000_i1046" style="width:0;height:1.5pt" o:hralign="center" o:hrstd="t" o:hr="t" fillcolor="#a0a0a0" stroked="f"/>
         </w:pict>
       </w:r>
     </w:p>
@@ -13349,7 +13360,6 @@
           <w:sz w:val="22"/>
           <w:szCs w:val="22"/>
         </w:rPr>
-        <w:lastRenderedPageBreak/>
         <w:t xml:space="preserve">TreeSet uses </w:t>
       </w:r>
       <w:r>
@@ -13371,7 +13381,7 @@
     <w:p>
       <w:r>
         <w:pict>
-          <v:rect id="_x0000_i1069" style="width:0;height:1.5pt" o:hralign="center" o:hrstd="t" o:hr="t" fillcolor="#a0a0a0" stroked="f"/>
+          <v:rect id="_x0000_i1047" style="width:0;height:1.5pt" o:hralign="center" o:hrstd="t" o:hr="t" fillcolor="#a0a0a0" stroked="f"/>
         </w:pict>
       </w:r>
     </w:p>
@@ -13608,7 +13618,7 @@
     <w:p>
       <w:r>
         <w:pict>
-          <v:rect id="_x0000_i1070" style="width:0;height:1.5pt" o:hralign="center" o:hrstd="t" o:hr="t" fillcolor="#a0a0a0" stroked="f"/>
+          <v:rect id="_x0000_i1048" style="width:0;height:1.5pt" o:hralign="center" o:hrstd="t" o:hr="t" fillcolor="#a0a0a0" stroked="f"/>
         </w:pict>
       </w:r>
     </w:p>
@@ -14107,8 +14117,62 @@
           <w:sz w:val="22"/>
           <w:szCs w:val="22"/>
         </w:rPr>
+        <w:t>Output</w:t>
+      </w:r>
+    </w:p>
+    <w:p>
+      <w:pPr>
+        <w:pStyle w:val="HTMLPreformatted"/>
+        <w:rPr>
+          <w:rStyle w:val="HTMLCode"/>
+          <w:sz w:val="22"/>
+          <w:szCs w:val="22"/>
+        </w:rPr>
+      </w:pPr>
+      <w:r>
+        <w:rPr>
+          <w:rStyle w:val="HTMLCode"/>
+          <w:sz w:val="22"/>
+          <w:szCs w:val="22"/>
+        </w:rPr>
+        <w:t xml:space="preserve">[Boot, Java, </w:t>
+      </w:r>
+      <w:proofErr w:type="gramStart"/>
+      <w:r>
+        <w:rPr>
+          <w:rStyle w:val="HTMLCode"/>
+          <w:sz w:val="22"/>
+          <w:szCs w:val="22"/>
+        </w:rPr>
+        <w:t>Spring</w:t>
+      </w:r>
+      <w:proofErr w:type="gramEnd"/>
+      <w:r>
+        <w:rPr>
+          <w:rStyle w:val="HTMLCode"/>
+          <w:sz w:val="22"/>
+          <w:szCs w:val="22"/>
+        </w:rPr>
+        <w:t>]</w:t>
+      </w:r>
+    </w:p>
+    <w:p>
+      <w:pPr>
+        <w:pStyle w:val="HTMLPreformatted"/>
+        <w:rPr>
+          <w:rStyle w:val="HTMLCode"/>
+          <w:sz w:val="22"/>
+          <w:szCs w:val="22"/>
+        </w:rPr>
+      </w:pPr>
+      <w:r>
+        <w:rPr>
+          <w:rStyle w:val="HTMLCode"/>
+          <w:sz w:val="22"/>
+          <w:szCs w:val="22"/>
+        </w:rPr>
         <w:lastRenderedPageBreak/>
-        <w:t>Output</w:t>
+        <w:t>Boot</w:t>
       </w:r>
     </w:p>
     <w:p>
@@ -14126,8 +14190,18 @@
           <w:sz w:val="22"/>
           <w:szCs w:val="22"/>
         </w:rPr>
-        <w:t xml:space="preserve">[Boot, Java, </w:t>
-      </w:r>
+        <w:t>Spring</w:t>
+      </w:r>
+    </w:p>
+    <w:p>
+      <w:pPr>
+        <w:pStyle w:val="HTMLPreformatted"/>
+        <w:rPr>
+          <w:rStyle w:val="HTMLCode"/>
+          <w:sz w:val="22"/>
+          <w:szCs w:val="22"/>
+        </w:rPr>
+      </w:pPr>
       <w:proofErr w:type="gramStart"/>
       <w:r>
         <w:rPr>
@@ -14135,17 +14209,9 @@
           <w:sz w:val="22"/>
           <w:szCs w:val="22"/>
         </w:rPr>
-        <w:t>Spring</w:t>
+        <w:t>true</w:t>
       </w:r>
       <w:proofErr w:type="gramEnd"/>
-      <w:r>
-        <w:rPr>
-          <w:rStyle w:val="HTMLCode"/>
-          <w:sz w:val="22"/>
-          <w:szCs w:val="22"/>
-        </w:rPr>
-        <w:t>]</w:t>
-      </w:r>
     </w:p>
     <w:p>
       <w:pPr>
@@ -14162,69 +14228,13 @@
           <w:sz w:val="22"/>
           <w:szCs w:val="22"/>
         </w:rPr>
-        <w:t>Boot</w:t>
-      </w:r>
-    </w:p>
-    <w:p>
-      <w:pPr>
-        <w:pStyle w:val="HTMLPreformatted"/>
-        <w:rPr>
-          <w:rStyle w:val="HTMLCode"/>
-          <w:sz w:val="22"/>
-          <w:szCs w:val="22"/>
-        </w:rPr>
-      </w:pPr>
-      <w:r>
-        <w:rPr>
-          <w:rStyle w:val="HTMLCode"/>
-          <w:sz w:val="22"/>
-          <w:szCs w:val="22"/>
-        </w:rPr>
-        <w:t>Spring</w:t>
-      </w:r>
-    </w:p>
-    <w:p>
-      <w:pPr>
-        <w:pStyle w:val="HTMLPreformatted"/>
-        <w:rPr>
-          <w:rStyle w:val="HTMLCode"/>
-          <w:sz w:val="22"/>
-          <w:szCs w:val="22"/>
-        </w:rPr>
-      </w:pPr>
-      <w:proofErr w:type="gramStart"/>
-      <w:r>
-        <w:rPr>
-          <w:rStyle w:val="HTMLCode"/>
-          <w:sz w:val="22"/>
-          <w:szCs w:val="22"/>
-        </w:rPr>
-        <w:t>true</w:t>
-      </w:r>
-      <w:proofErr w:type="gramEnd"/>
-    </w:p>
-    <w:p>
-      <w:pPr>
-        <w:pStyle w:val="HTMLPreformatted"/>
-        <w:rPr>
-          <w:rStyle w:val="HTMLCode"/>
-          <w:sz w:val="22"/>
-          <w:szCs w:val="22"/>
-        </w:rPr>
-      </w:pPr>
-      <w:r>
-        <w:rPr>
-          <w:rStyle w:val="HTMLCode"/>
-          <w:sz w:val="22"/>
-          <w:szCs w:val="22"/>
-        </w:rPr>
         <w:t>[Boot, Java]</w:t>
       </w:r>
     </w:p>
     <w:p>
       <w:r>
         <w:pict>
-          <v:rect id="_x0000_i1071" style="width:0;height:1.5pt" o:hralign="center" o:hrstd="t" o:hr="t" fillcolor="#a0a0a0" stroked="f"/>
+          <v:rect id="_x0000_i1049" style="width:0;height:1.5pt" o:hralign="center" o:hrstd="t" o:hr="t" fillcolor="#a0a0a0" stroked="f"/>
         </w:pict>
       </w:r>
     </w:p>
@@ -14640,6 +14650,7 @@
           </w:tcPr>
           <w:p>
             <w:r>
+              <w:lastRenderedPageBreak/>
               <w:t>clear()</w:t>
             </w:r>
           </w:p>
@@ -14673,7 +14684,7 @@
     <w:p>
       <w:r>
         <w:pict>
-          <v:rect id="_x0000_i1072" style="width:0;height:1.5pt" o:hralign="center" o:hrstd="t" o:hr="t" fillcolor="#a0a0a0" stroked="f"/>
+          <v:rect id="_x0000_i1050" style="width:0;height:1.5pt" o:hralign="center" o:hrstd="t" o:hr="t" fillcolor="#a0a0a0" stroked="f"/>
         </w:pict>
       </w:r>
     </w:p>
@@ -14778,7 +14789,7 @@
     <w:p>
       <w:r>
         <w:pict>
-          <v:rect id="_x0000_i1073" style="width:0;height:1.5pt" o:hralign="center" o:hrstd="t" o:hr="t" fillcolor="#a0a0a0" stroked="f"/>
+          <v:rect id="_x0000_i1051" style="width:0;height:1.5pt" o:hralign="center" o:hrstd="t" o:hr="t" fillcolor="#a0a0a0" stroked="f"/>
         </w:pict>
       </w:r>
     </w:p>
@@ -14795,128 +14806,128 @@
           <w:sz w:val="22"/>
           <w:szCs w:val="22"/>
         </w:rPr>
+        <w:t>Interview Line</w:t>
+      </w:r>
+    </w:p>
+    <w:p>
+      <w:pPr>
+        <w:pStyle w:val="NormalWeb"/>
+        <w:rPr>
+          <w:sz w:val="22"/>
+          <w:szCs w:val="22"/>
+        </w:rPr>
+      </w:pPr>
+      <w:r>
+        <w:rPr>
+          <w:rStyle w:val="Strong"/>
+          <w:sz w:val="22"/>
+          <w:szCs w:val="22"/>
+        </w:rPr>
+        <w:t xml:space="preserve">TreeSet stores unique elements in sorted order using a Red-Black Tree. Search, insert and delete operations are </w:t>
+      </w:r>
+      <w:proofErr w:type="gramStart"/>
+      <w:r>
+        <w:rPr>
+          <w:rStyle w:val="Strong"/>
+          <w:sz w:val="22"/>
+          <w:szCs w:val="22"/>
+        </w:rPr>
+        <w:t>O(</w:t>
+      </w:r>
+      <w:proofErr w:type="gramEnd"/>
+      <w:r>
+        <w:rPr>
+          <w:rStyle w:val="Strong"/>
+          <w:sz w:val="22"/>
+          <w:szCs w:val="22"/>
+        </w:rPr>
+        <w:t>log n).</w:t>
+      </w:r>
+    </w:p>
+    <w:p>
+      <w:pPr>
+        <w:pStyle w:val="NormalWeb"/>
+        <w:rPr>
+          <w:sz w:val="22"/>
+          <w:szCs w:val="22"/>
+        </w:rPr>
+      </w:pPr>
+      <w:r>
+        <w:rPr>
+          <w:sz w:val="22"/>
+          <w:szCs w:val="22"/>
+        </w:rPr>
+        <w:t xml:space="preserve">This matches the concise style you've been using for </w:t>
+      </w:r>
+      <w:proofErr w:type="spellStart"/>
+      <w:r>
+        <w:rPr>
+          <w:rStyle w:val="Strong"/>
+          <w:sz w:val="22"/>
+          <w:szCs w:val="22"/>
+        </w:rPr>
+        <w:t>ArrayList</w:t>
+      </w:r>
+      <w:proofErr w:type="spellEnd"/>
+      <w:r>
+        <w:rPr>
+          <w:rStyle w:val="Strong"/>
+          <w:sz w:val="22"/>
+          <w:szCs w:val="22"/>
+        </w:rPr>
+        <w:t xml:space="preserve"> → </w:t>
+      </w:r>
+      <w:proofErr w:type="spellStart"/>
+      <w:r>
+        <w:rPr>
+          <w:rStyle w:val="Strong"/>
+          <w:sz w:val="22"/>
+          <w:szCs w:val="22"/>
+        </w:rPr>
+        <w:t>LinkedList</w:t>
+      </w:r>
+      <w:proofErr w:type="spellEnd"/>
+      <w:r>
+        <w:rPr>
+          <w:rStyle w:val="Strong"/>
+          <w:sz w:val="22"/>
+          <w:szCs w:val="22"/>
+        </w:rPr>
+        <w:t xml:space="preserve"> → Vector → Stack → Queue → HashSet → LinkedHashSet</w:t>
+      </w:r>
+      <w:r>
+        <w:rPr>
+          <w:sz w:val="22"/>
+          <w:szCs w:val="22"/>
+        </w:rPr>
+        <w:t>.</w:t>
+      </w:r>
+    </w:p>
+    <w:p>
+      <w:pPr>
+        <w:spacing w:beforeAutospacing="1" w:after="100" w:afterAutospacing="1" w:line="240" w:lineRule="auto"/>
+        <w:rPr>
+          <w:rFonts w:ascii="Times New Roman" w:eastAsia="Times New Roman" w:hAnsi="Times New Roman" w:cs="Times New Roman"/>
+          <w:lang w:eastAsia="en-IN"/>
+        </w:rPr>
+      </w:pPr>
+    </w:p>
+    <w:p>
+      <w:pPr>
+        <w:spacing w:after="0" w:line="240" w:lineRule="auto"/>
+        <w:rPr>
+          <w:rFonts w:ascii="Times New Roman" w:eastAsia="Times New Roman" w:hAnsi="Times New Roman" w:cs="Times New Roman"/>
+          <w:lang w:eastAsia="en-IN"/>
+        </w:rPr>
+      </w:pPr>
+      <w:r>
+        <w:rPr>
+          <w:rFonts w:ascii="Times New Roman" w:eastAsia="Times New Roman" w:hAnsi="Times New Roman" w:cs="Times New Roman"/>
+          <w:lang w:eastAsia="en-IN"/>
+        </w:rPr>
         <w:lastRenderedPageBreak/>
-        <w:t>Interview Line</w:t>
-      </w:r>
-    </w:p>
-    <w:p>
-      <w:pPr>
-        <w:pStyle w:val="NormalWeb"/>
-        <w:rPr>
-          <w:sz w:val="22"/>
-          <w:szCs w:val="22"/>
-        </w:rPr>
-      </w:pPr>
-      <w:r>
-        <w:rPr>
-          <w:rStyle w:val="Strong"/>
-          <w:sz w:val="22"/>
-          <w:szCs w:val="22"/>
-        </w:rPr>
-        <w:t xml:space="preserve">TreeSet stores unique elements in sorted order using a Red-Black Tree. Search, insert and delete operations are </w:t>
-      </w:r>
-      <w:proofErr w:type="gramStart"/>
-      <w:r>
-        <w:rPr>
-          <w:rStyle w:val="Strong"/>
-          <w:sz w:val="22"/>
-          <w:szCs w:val="22"/>
-        </w:rPr>
-        <w:t>O(</w:t>
-      </w:r>
-      <w:proofErr w:type="gramEnd"/>
-      <w:r>
-        <w:rPr>
-          <w:rStyle w:val="Strong"/>
-          <w:sz w:val="22"/>
-          <w:szCs w:val="22"/>
-        </w:rPr>
-        <w:t>log n).</w:t>
-      </w:r>
-    </w:p>
-    <w:p>
-      <w:pPr>
-        <w:pStyle w:val="NormalWeb"/>
-        <w:rPr>
-          <w:sz w:val="22"/>
-          <w:szCs w:val="22"/>
-        </w:rPr>
-      </w:pPr>
-      <w:r>
-        <w:rPr>
-          <w:sz w:val="22"/>
-          <w:szCs w:val="22"/>
-        </w:rPr>
-        <w:t xml:space="preserve">This matches the concise style you've been using for </w:t>
-      </w:r>
-      <w:proofErr w:type="spellStart"/>
-      <w:r>
-        <w:rPr>
-          <w:rStyle w:val="Strong"/>
-          <w:sz w:val="22"/>
-          <w:szCs w:val="22"/>
-        </w:rPr>
-        <w:t>ArrayList</w:t>
-      </w:r>
-      <w:proofErr w:type="spellEnd"/>
-      <w:r>
-        <w:rPr>
-          <w:rStyle w:val="Strong"/>
-          <w:sz w:val="22"/>
-          <w:szCs w:val="22"/>
-        </w:rPr>
-        <w:t xml:space="preserve"> → </w:t>
-      </w:r>
-      <w:proofErr w:type="spellStart"/>
-      <w:r>
-        <w:rPr>
-          <w:rStyle w:val="Strong"/>
-          <w:sz w:val="22"/>
-          <w:szCs w:val="22"/>
-        </w:rPr>
-        <w:t>LinkedList</w:t>
-      </w:r>
-      <w:proofErr w:type="spellEnd"/>
-      <w:r>
-        <w:rPr>
-          <w:rStyle w:val="Strong"/>
-          <w:sz w:val="22"/>
-          <w:szCs w:val="22"/>
-        </w:rPr>
-        <w:t xml:space="preserve"> → Vector → Stack → Queue → HashSet → LinkedHashSet</w:t>
-      </w:r>
-      <w:r>
-        <w:rPr>
-          <w:sz w:val="22"/>
-          <w:szCs w:val="22"/>
-        </w:rPr>
-        <w:t>.</w:t>
-      </w:r>
-    </w:p>
-    <w:p>
-      <w:pPr>
-        <w:spacing w:beforeAutospacing="1" w:after="100" w:afterAutospacing="1" w:line="240" w:lineRule="auto"/>
-        <w:rPr>
-          <w:rFonts w:ascii="Times New Roman" w:eastAsia="Times New Roman" w:hAnsi="Times New Roman" w:cs="Times New Roman"/>
-          <w:lang w:eastAsia="en-IN"/>
-        </w:rPr>
-      </w:pPr>
-    </w:p>
-    <w:p>
-      <w:pPr>
-        <w:spacing w:after="0" w:line="240" w:lineRule="auto"/>
-        <w:rPr>
-          <w:rFonts w:ascii="Times New Roman" w:eastAsia="Times New Roman" w:hAnsi="Times New Roman" w:cs="Times New Roman"/>
-          <w:lang w:eastAsia="en-IN"/>
-        </w:rPr>
-      </w:pPr>
-      <w:r>
-        <w:rPr>
-          <w:rFonts w:ascii="Times New Roman" w:eastAsia="Times New Roman" w:hAnsi="Times New Roman" w:cs="Times New Roman"/>
-          <w:lang w:eastAsia="en-IN"/>
-        </w:rPr>
         <w:pict>
-          <v:rect id="_x0000_i1034" style="width:0;height:1.5pt" o:hralign="center" o:hrstd="t" o:hr="t" fillcolor="#a0a0a0" stroked="f"/>
+          <v:rect id="_x0000_i1052" style="width:0;height:1.5pt" o:hralign="center" o:hrstd="t" o:hr="t" fillcolor="#a0a0a0" stroked="f"/>
         </w:pict>
       </w:r>
     </w:p>
@@ -14958,8 +14969,8 @@
       <w:tblGrid>
         <w:gridCol w:w="1402"/>
         <w:gridCol w:w="30"/>
-        <w:gridCol w:w="3404"/>
-        <w:gridCol w:w="2167"/>
+        <w:gridCol w:w="5786"/>
+        <w:gridCol w:w="3680"/>
       </w:tblGrid>
       <w:tr>
         <w:trPr>
@@ -15652,7 +15663,7 @@
       </w:tblPr>
       <w:tblGrid>
         <w:gridCol w:w="929"/>
-        <w:gridCol w:w="6074"/>
+        <w:gridCol w:w="9969"/>
       </w:tblGrid>
       <w:tr>
         <w:trPr>
@@ -15712,8 +15723,6 @@
               </w:rPr>
               <w:t xml:space="preserve">   </w:t>
             </w:r>
-            <w:bookmarkStart w:id="0" w:name="_GoBack"/>
-            <w:bookmarkEnd w:id="0"/>
             <w:proofErr w:type="spellStart"/>
             <w:r>
               <w:rPr>
@@ -15764,7 +15773,7 @@
       </w:tblPr>
       <w:tblGrid>
         <w:gridCol w:w="1663"/>
-        <w:gridCol w:w="5340"/>
+        <w:gridCol w:w="9107"/>
       </w:tblGrid>
       <w:tr>
         <w:trPr>
@@ -15822,17 +15831,7 @@
                 <w:szCs w:val="24"/>
                 <w:lang w:eastAsia="en-IN"/>
               </w:rPr>
-              <w:t xml:space="preserve">HashSet with a doubly linked list that preserves </w:t>
-            </w:r>
-            <w:r>
-              <w:rPr>
-                <w:rFonts w:ascii="Times New Roman" w:eastAsia="Times New Roman" w:hAnsi="Times New Roman" w:cs="Times New Roman"/>
-                <w:sz w:val="24"/>
-                <w:szCs w:val="24"/>
-                <w:lang w:eastAsia="en-IN"/>
-              </w:rPr>
-              <w:lastRenderedPageBreak/>
-              <w:t>insertion order while maintaining uniqueness.</w:t>
+              <w:t>HashSet with a doubly linked list that preserves insertion order while maintaining uniqueness.</w:t>
             </w:r>
           </w:p>
         </w:tc>
@@ -15864,7 +15863,7 @@
       </w:tblPr>
       <w:tblGrid>
         <w:gridCol w:w="1075"/>
-        <w:gridCol w:w="5928"/>
+        <w:gridCol w:w="6293"/>
       </w:tblGrid>
       <w:tr>
         <w:trPr>
@@ -15956,7 +15955,7 @@
       </w:tblPr>
       <w:tblGrid>
         <w:gridCol w:w="875"/>
-        <w:gridCol w:w="6128"/>
+        <w:gridCol w:w="10023"/>
       </w:tblGrid>
       <w:tr>
         <w:trPr>
@@ -16316,7 +16315,7 @@
     <w:p>
       <w:r>
         <w:pict>
-          <v:rect id="_x0000_i1035" style="width:0;height:1.5pt" o:hralign="center" o:hrstd="t" o:hr="t" fillcolor="#a0a0a0" stroked="f"/>
+          <v:rect id="_x0000_i1053" style="width:0;height:1.5pt" o:hralign="center" o:hrstd="t" o:hr="t" fillcolor="#a0a0a0" stroked="f"/>
         </w:pict>
       </w:r>
     </w:p>
@@ -16333,6 +16332,7 @@
           <w:sz w:val="22"/>
           <w:szCs w:val="22"/>
         </w:rPr>
+        <w:lastRenderedPageBreak/>
         <w:t>Step 1</w:t>
       </w:r>
     </w:p>
@@ -16489,7 +16489,6 @@
           <w:sz w:val="22"/>
           <w:szCs w:val="22"/>
         </w:rPr>
-        <w:lastRenderedPageBreak/>
         <w:t>Head = 0</w:t>
       </w:r>
     </w:p>
@@ -16530,7 +16529,7 @@
     <w:p>
       <w:r>
         <w:pict>
-          <v:rect id="_x0000_i1036" style="width:0;height:1.5pt" o:hralign="center" o:hrstd="t" o:hr="t" fillcolor="#a0a0a0" stroked="f"/>
+          <v:rect id="_x0000_i1054" style="width:0;height:1.5pt" o:hralign="center" o:hrstd="t" o:hr="t" fillcolor="#a0a0a0" stroked="f"/>
         </w:pict>
       </w:r>
     </w:p>
@@ -16721,13 +16720,14 @@
           <w:sz w:val="22"/>
           <w:szCs w:val="22"/>
         </w:rPr>
+        <w:lastRenderedPageBreak/>
         <w:t>Tail = 2</w:t>
       </w:r>
     </w:p>
     <w:p>
       <w:r>
         <w:pict>
-          <v:rect id="_x0000_i1037" style="width:0;height:1.5pt" o:hralign="center" o:hrstd="t" o:hr="t" fillcolor="#a0a0a0" stroked="f"/>
+          <v:rect id="_x0000_i1055" style="width:0;height:1.5pt" o:hralign="center" o:hrstd="t" o:hr="t" fillcolor="#a0a0a0" stroked="f"/>
         </w:pict>
       </w:r>
     </w:p>
@@ -17030,39 +17030,39 @@
           <w:sz w:val="22"/>
           <w:szCs w:val="22"/>
         </w:rPr>
+        <w:t xml:space="preserve">This is why it is </w:t>
+      </w:r>
+      <w:proofErr w:type="gramStart"/>
+      <w:r>
+        <w:rPr>
+          <w:rStyle w:val="Strong"/>
+          <w:sz w:val="22"/>
+          <w:szCs w:val="22"/>
+        </w:rPr>
+        <w:t>O(</w:t>
+      </w:r>
+      <w:proofErr w:type="gramEnd"/>
+      <w:r>
+        <w:rPr>
+          <w:rStyle w:val="Strong"/>
+          <w:sz w:val="22"/>
+          <w:szCs w:val="22"/>
+        </w:rPr>
+        <w:t>1)</w:t>
+      </w:r>
+      <w:r>
+        <w:rPr>
+          <w:sz w:val="22"/>
+          <w:szCs w:val="22"/>
+        </w:rPr>
+        <w:t>.</w:t>
+      </w:r>
+    </w:p>
+    <w:p>
+      <w:r>
         <w:lastRenderedPageBreak/>
-        <w:t xml:space="preserve">This is why it is </w:t>
-      </w:r>
-      <w:proofErr w:type="gramStart"/>
-      <w:r>
-        <w:rPr>
-          <w:rStyle w:val="Strong"/>
-          <w:sz w:val="22"/>
-          <w:szCs w:val="22"/>
-        </w:rPr>
-        <w:t>O(</w:t>
-      </w:r>
-      <w:proofErr w:type="gramEnd"/>
-      <w:r>
-        <w:rPr>
-          <w:rStyle w:val="Strong"/>
-          <w:sz w:val="22"/>
-          <w:szCs w:val="22"/>
-        </w:rPr>
-        <w:t>1)</w:t>
-      </w:r>
-      <w:r>
-        <w:rPr>
-          <w:sz w:val="22"/>
-          <w:szCs w:val="22"/>
-        </w:rPr>
-        <w:t>.</w:t>
-      </w:r>
-    </w:p>
-    <w:p>
-      <w:r>
         <w:pict>
-          <v:rect id="_x0000_i1038" style="width:0;height:1.5pt" o:hralign="center" o:hrstd="t" o:hr="t" fillcolor="#a0a0a0" stroked="f"/>
+          <v:rect id="_x0000_i1056" style="width:0;height:1.5pt" o:hralign="center" o:hrstd="t" o:hr="t" fillcolor="#a0a0a0" stroked="f"/>
         </w:pict>
       </w:r>
     </w:p>
@@ -17275,7 +17275,7 @@
     <w:p>
       <w:r>
         <w:pict>
-          <v:rect id="_x0000_i1039" style="width:0;height:1.5pt" o:hralign="center" o:hrstd="t" o:hr="t" fillcolor="#a0a0a0" stroked="f"/>
+          <v:rect id="_x0000_i1057" style="width:0;height:1.5pt" o:hralign="center" o:hrstd="t" o:hr="t" fillcolor="#a0a0a0" stroked="f"/>
         </w:pict>
       </w:r>
     </w:p>
@@ -17466,6 +17466,7 @@
           <w:sz w:val="22"/>
           <w:szCs w:val="22"/>
         </w:rPr>
+        <w:lastRenderedPageBreak/>
         <w:t>How?</w:t>
       </w:r>
     </w:p>
@@ -17608,9 +17609,8 @@
     </w:p>
     <w:p>
       <w:r>
-        <w:lastRenderedPageBreak/>
         <w:pict>
-          <v:rect id="_x0000_i1040" style="width:0;height:1.5pt" o:hralign="center" o:hrstd="t" o:hr="t" fillcolor="#a0a0a0" stroked="f"/>
+          <v:rect id="_x0000_i1058" style="width:0;height:1.5pt" o:hralign="center" o:hrstd="t" o:hr="t" fillcolor="#a0a0a0" stroked="f"/>
         </w:pict>
       </w:r>
     </w:p>
@@ -18069,13 +18069,14 @@
           <w:sz w:val="22"/>
           <w:szCs w:val="22"/>
         </w:rPr>
+        <w:lastRenderedPageBreak/>
         <w:t>B → C → D → E</w:t>
       </w:r>
     </w:p>
     <w:p>
       <w:r>
         <w:pict>
-          <v:rect id="_x0000_i1041" style="width:0;height:1.5pt" o:hralign="center" o:hrstd="t" o:hr="t" fillcolor="#a0a0a0" stroked="f"/>
+          <v:rect id="_x0000_i1059" style="width:0;height:1.5pt" o:hralign="center" o:hrstd="t" o:hr="t" fillcolor="#a0a0a0" stroked="f"/>
         </w:pict>
       </w:r>
     </w:p>
@@ -18092,8 +18093,288 @@
           <w:sz w:val="22"/>
           <w:szCs w:val="22"/>
         </w:rPr>
+        <w:t>Why is this called Circular?</w:t>
+      </w:r>
+    </w:p>
+    <w:p>
+      <w:pPr>
+        <w:pStyle w:val="NormalWeb"/>
+        <w:rPr>
+          <w:sz w:val="22"/>
+          <w:szCs w:val="22"/>
+        </w:rPr>
+      </w:pPr>
+      <w:r>
+        <w:rPr>
+          <w:sz w:val="22"/>
+          <w:szCs w:val="22"/>
+        </w:rPr>
+        <w:t>Normal Array</w:t>
+      </w:r>
+    </w:p>
+    <w:p>
+      <w:pPr>
+        <w:pStyle w:val="HTMLPreformatted"/>
+        <w:rPr>
+          <w:rStyle w:val="HTMLCode"/>
+          <w:sz w:val="22"/>
+          <w:szCs w:val="22"/>
+        </w:rPr>
+      </w:pPr>
+      <w:r>
+        <w:rPr>
+          <w:rStyle w:val="HTMLCode"/>
+          <w:sz w:val="22"/>
+          <w:szCs w:val="22"/>
+        </w:rPr>
+        <w:t>0 → 1 → 2 → 3 → END</w:t>
+      </w:r>
+    </w:p>
+    <w:p>
+      <w:pPr>
+        <w:pStyle w:val="NormalWeb"/>
+        <w:rPr>
+          <w:sz w:val="22"/>
+          <w:szCs w:val="22"/>
+        </w:rPr>
+      </w:pPr>
+      <w:proofErr w:type="spellStart"/>
+      <w:r>
+        <w:rPr>
+          <w:sz w:val="22"/>
+          <w:szCs w:val="22"/>
+        </w:rPr>
+        <w:t>ArrayDeque</w:t>
+      </w:r>
+      <w:proofErr w:type="spellEnd"/>
+    </w:p>
+    <w:p>
+      <w:pPr>
+        <w:pStyle w:val="HTMLPreformatted"/>
+        <w:rPr>
+          <w:rStyle w:val="HTMLCode"/>
+          <w:sz w:val="22"/>
+          <w:szCs w:val="22"/>
+        </w:rPr>
+      </w:pPr>
+      <w:r>
+        <w:rPr>
+          <w:rStyle w:val="HTMLCode"/>
+          <w:sz w:val="22"/>
+          <w:szCs w:val="22"/>
+        </w:rPr>
+        <w:t>0 → 1 → 2 → 3</w:t>
+      </w:r>
+    </w:p>
+    <w:p>
+      <w:pPr>
+        <w:pStyle w:val="HTMLPreformatted"/>
+        <w:rPr>
+          <w:rStyle w:val="HTMLCode"/>
+          <w:sz w:val="22"/>
+          <w:szCs w:val="22"/>
+        </w:rPr>
+      </w:pPr>
+      <w:r>
+        <w:rPr>
+          <w:rStyle w:val="HTMLCode"/>
+          <w:sz w:val="22"/>
+          <w:szCs w:val="22"/>
+        </w:rPr>
+        <w:t>↑             ↓</w:t>
+      </w:r>
+    </w:p>
+    <w:p>
+      <w:pPr>
+        <w:pStyle w:val="HTMLPreformatted"/>
+        <w:rPr>
+          <w:rStyle w:val="HTMLCode"/>
+          <w:sz w:val="22"/>
+          <w:szCs w:val="22"/>
+        </w:rPr>
+      </w:pPr>
+      <w:r>
+        <w:rPr>
+          <w:rStyle w:val="HTMLCode"/>
+          <w:sz w:val="22"/>
+          <w:szCs w:val="22"/>
+        </w:rPr>
+        <w:t>└─────────────┘</w:t>
+      </w:r>
+    </w:p>
+    <w:p>
+      <w:pPr>
+        <w:pStyle w:val="NormalWeb"/>
+        <w:rPr>
+          <w:sz w:val="22"/>
+          <w:szCs w:val="22"/>
+        </w:rPr>
+      </w:pPr>
+      <w:r>
+        <w:rPr>
+          <w:sz w:val="22"/>
+          <w:szCs w:val="22"/>
+        </w:rPr>
+        <w:t>After the last index, it goes back to the first.</w:t>
+      </w:r>
+    </w:p>
+    <w:p>
+      <w:r>
+        <w:pict>
+          <v:rect id="_x0000_i1060" style="width:0;height:1.5pt" o:hralign="center" o:hrstd="t" o:hr="t" fillcolor="#a0a0a0" stroked="f"/>
+        </w:pict>
+      </w:r>
+    </w:p>
+    <w:p>
+      <w:pPr>
+        <w:pStyle w:val="Heading1"/>
+        <w:rPr>
+          <w:sz w:val="22"/>
+          <w:szCs w:val="22"/>
+        </w:rPr>
+      </w:pPr>
+      <w:r>
+        <w:rPr>
+          <w:sz w:val="22"/>
+          <w:szCs w:val="22"/>
+        </w:rPr>
+        <w:t>Why doesn't Java shift elements?</w:t>
+      </w:r>
+    </w:p>
+    <w:p>
+      <w:pPr>
+        <w:pStyle w:val="NormalWeb"/>
+        <w:rPr>
+          <w:sz w:val="22"/>
+          <w:szCs w:val="22"/>
+        </w:rPr>
+      </w:pPr>
+      <w:r>
+        <w:rPr>
+          <w:sz w:val="22"/>
+          <w:szCs w:val="22"/>
+        </w:rPr>
+        <w:t xml:space="preserve">In an </w:t>
+      </w:r>
+      <w:proofErr w:type="spellStart"/>
+      <w:r>
+        <w:rPr>
+          <w:rStyle w:val="HTMLCode"/>
+          <w:sz w:val="22"/>
+          <w:szCs w:val="22"/>
+        </w:rPr>
+        <w:t>ArrayList</w:t>
+      </w:r>
+      <w:proofErr w:type="spellEnd"/>
+      <w:r>
+        <w:rPr>
+          <w:sz w:val="22"/>
+          <w:szCs w:val="22"/>
+        </w:rPr>
+        <w:t>, removing the first element requires shifting everything left.</w:t>
+      </w:r>
+    </w:p>
+    <w:p>
+      <w:pPr>
+        <w:pStyle w:val="HTMLPreformatted"/>
+        <w:rPr>
+          <w:rStyle w:val="HTMLCode"/>
+          <w:sz w:val="22"/>
+          <w:szCs w:val="22"/>
+        </w:rPr>
+      </w:pPr>
+      <w:r>
+        <w:rPr>
+          <w:rStyle w:val="HTMLCode"/>
+          <w:sz w:val="22"/>
+          <w:szCs w:val="22"/>
+        </w:rPr>
+        <w:t>Before</w:t>
+      </w:r>
+    </w:p>
+    <w:p>
+      <w:pPr>
+        <w:pStyle w:val="HTMLPreformatted"/>
+        <w:rPr>
+          <w:rStyle w:val="HTMLCode"/>
+          <w:sz w:val="22"/>
+          <w:szCs w:val="22"/>
+        </w:rPr>
+      </w:pPr>
+    </w:p>
+    <w:p>
+      <w:pPr>
+        <w:pStyle w:val="HTMLPreformatted"/>
+        <w:rPr>
+          <w:rStyle w:val="HTMLCode"/>
+          <w:sz w:val="22"/>
+          <w:szCs w:val="22"/>
+        </w:rPr>
+      </w:pPr>
+      <w:r>
+        <w:rPr>
+          <w:rStyle w:val="HTMLCode"/>
+          <w:sz w:val="22"/>
+          <w:szCs w:val="22"/>
+        </w:rPr>
         <w:lastRenderedPageBreak/>
-        <w:t>Why is this called Circular?</w:t>
+        <w:t>[A][B][C][D]</w:t>
+      </w:r>
+    </w:p>
+    <w:p>
+      <w:pPr>
+        <w:pStyle w:val="HTMLPreformatted"/>
+        <w:rPr>
+          <w:rStyle w:val="HTMLCode"/>
+          <w:sz w:val="22"/>
+          <w:szCs w:val="22"/>
+        </w:rPr>
+      </w:pPr>
+    </w:p>
+    <w:p>
+      <w:pPr>
+        <w:pStyle w:val="HTMLPreformatted"/>
+        <w:rPr>
+          <w:rStyle w:val="HTMLCode"/>
+          <w:sz w:val="22"/>
+          <w:szCs w:val="22"/>
+        </w:rPr>
+      </w:pPr>
+      <w:r>
+        <w:rPr>
+          <w:rStyle w:val="HTMLCode"/>
+          <w:sz w:val="22"/>
+          <w:szCs w:val="22"/>
+        </w:rPr>
+        <w:t>Remove A</w:t>
+      </w:r>
+    </w:p>
+    <w:p>
+      <w:pPr>
+        <w:pStyle w:val="HTMLPreformatted"/>
+        <w:rPr>
+          <w:rStyle w:val="HTMLCode"/>
+          <w:sz w:val="22"/>
+          <w:szCs w:val="22"/>
+        </w:rPr>
+      </w:pPr>
+    </w:p>
+    <w:p>
+      <w:pPr>
+        <w:pStyle w:val="HTMLPreformatted"/>
+        <w:rPr>
+          <w:rStyle w:val="HTMLCode"/>
+          <w:sz w:val="22"/>
+          <w:szCs w:val="22"/>
+        </w:rPr>
+      </w:pPr>
+      <w:r>
+        <w:rPr>
+          <w:rStyle w:val="HTMLCode"/>
+          <w:sz w:val="22"/>
+          <w:szCs w:val="22"/>
+        </w:rPr>
+        <w:t>[B][C][D][ ]</w:t>
       </w:r>
     </w:p>
     <w:p>
@@ -18109,7 +18390,81 @@
           <w:sz w:val="22"/>
           <w:szCs w:val="22"/>
         </w:rPr>
-        <w:t>Normal Array</w:t>
+        <w:t>Three elements moved.</w:t>
+      </w:r>
+    </w:p>
+    <w:p>
+      <w:pPr>
+        <w:pStyle w:val="NormalWeb"/>
+        <w:rPr>
+          <w:sz w:val="22"/>
+          <w:szCs w:val="22"/>
+        </w:rPr>
+      </w:pPr>
+      <w:r>
+        <w:rPr>
+          <w:sz w:val="22"/>
+          <w:szCs w:val="22"/>
+        </w:rPr>
+        <w:t xml:space="preserve">Time = </w:t>
+      </w:r>
+      <w:proofErr w:type="gramStart"/>
+      <w:r>
+        <w:rPr>
+          <w:rStyle w:val="Strong"/>
+          <w:sz w:val="22"/>
+          <w:szCs w:val="22"/>
+        </w:rPr>
+        <w:t>O(</w:t>
+      </w:r>
+      <w:proofErr w:type="gramEnd"/>
+      <w:r>
+        <w:rPr>
+          <w:rStyle w:val="Strong"/>
+          <w:sz w:val="22"/>
+          <w:szCs w:val="22"/>
+        </w:rPr>
+        <w:t>n)</w:t>
+      </w:r>
+      <w:r>
+        <w:rPr>
+          <w:sz w:val="22"/>
+          <w:szCs w:val="22"/>
+        </w:rPr>
+        <w:t>.</w:t>
+      </w:r>
+    </w:p>
+    <w:p>
+      <w:pPr>
+        <w:pStyle w:val="NormalWeb"/>
+        <w:rPr>
+          <w:sz w:val="22"/>
+          <w:szCs w:val="22"/>
+        </w:rPr>
+      </w:pPr>
+      <w:r>
+        <w:rPr>
+          <w:sz w:val="22"/>
+          <w:szCs w:val="22"/>
+        </w:rPr>
+        <w:t xml:space="preserve">In </w:t>
+      </w:r>
+      <w:proofErr w:type="spellStart"/>
+      <w:r>
+        <w:rPr>
+          <w:rStyle w:val="HTMLCode"/>
+          <w:sz w:val="22"/>
+          <w:szCs w:val="22"/>
+        </w:rPr>
+        <w:t>ArrayDeque</w:t>
+      </w:r>
+      <w:proofErr w:type="spellEnd"/>
+      <w:r>
+        <w:rPr>
+          <w:sz w:val="22"/>
+          <w:szCs w:val="22"/>
+        </w:rPr>
+        <w:t>:</w:t>
       </w:r>
     </w:p>
     <w:p>
@@ -18127,7 +18482,137 @@
           <w:sz w:val="22"/>
           <w:szCs w:val="22"/>
         </w:rPr>
-        <w:t>0 → 1 → 2 → 3 → END</w:t>
+        <w:t>Before</w:t>
+      </w:r>
+    </w:p>
+    <w:p>
+      <w:pPr>
+        <w:pStyle w:val="HTMLPreformatted"/>
+        <w:rPr>
+          <w:rStyle w:val="HTMLCode"/>
+          <w:sz w:val="22"/>
+          <w:szCs w:val="22"/>
+        </w:rPr>
+      </w:pPr>
+    </w:p>
+    <w:p>
+      <w:pPr>
+        <w:pStyle w:val="HTMLPreformatted"/>
+        <w:rPr>
+          <w:rStyle w:val="HTMLCode"/>
+          <w:sz w:val="22"/>
+          <w:szCs w:val="22"/>
+        </w:rPr>
+      </w:pPr>
+      <w:r>
+        <w:rPr>
+          <w:rStyle w:val="HTMLCode"/>
+          <w:sz w:val="22"/>
+          <w:szCs w:val="22"/>
+        </w:rPr>
+        <w:t>[A][B][C][D]</w:t>
+      </w:r>
+    </w:p>
+    <w:p>
+      <w:pPr>
+        <w:pStyle w:val="HTMLPreformatted"/>
+        <w:rPr>
+          <w:rStyle w:val="HTMLCode"/>
+          <w:sz w:val="22"/>
+          <w:szCs w:val="22"/>
+        </w:rPr>
+      </w:pPr>
+    </w:p>
+    <w:p>
+      <w:pPr>
+        <w:pStyle w:val="HTMLPreformatted"/>
+        <w:rPr>
+          <w:rStyle w:val="HTMLCode"/>
+          <w:sz w:val="22"/>
+          <w:szCs w:val="22"/>
+        </w:rPr>
+      </w:pPr>
+      <w:r>
+        <w:rPr>
+          <w:rStyle w:val="HTMLCode"/>
+          <w:sz w:val="22"/>
+          <w:szCs w:val="22"/>
+        </w:rPr>
+        <w:t>Remove A</w:t>
+      </w:r>
+    </w:p>
+    <w:p>
+      <w:pPr>
+        <w:pStyle w:val="HTMLPreformatted"/>
+        <w:rPr>
+          <w:rStyle w:val="HTMLCode"/>
+          <w:sz w:val="22"/>
+          <w:szCs w:val="22"/>
+        </w:rPr>
+      </w:pPr>
+    </w:p>
+    <w:p>
+      <w:pPr>
+        <w:pStyle w:val="HTMLPreformatted"/>
+        <w:rPr>
+          <w:rStyle w:val="HTMLCode"/>
+          <w:sz w:val="22"/>
+          <w:szCs w:val="22"/>
+        </w:rPr>
+      </w:pPr>
+      <w:r>
+        <w:rPr>
+          <w:rStyle w:val="HTMLCode"/>
+          <w:sz w:val="22"/>
+          <w:szCs w:val="22"/>
+        </w:rPr>
+        <w:t xml:space="preserve">[ </w:t>
+      </w:r>
+      <w:proofErr w:type="gramStart"/>
+      <w:r>
+        <w:rPr>
+          <w:rStyle w:val="HTMLCode"/>
+          <w:sz w:val="22"/>
+          <w:szCs w:val="22"/>
+        </w:rPr>
+        <w:t>][</w:t>
+      </w:r>
+      <w:proofErr w:type="gramEnd"/>
+      <w:r>
+        <w:rPr>
+          <w:rStyle w:val="HTMLCode"/>
+          <w:sz w:val="22"/>
+          <w:szCs w:val="22"/>
+        </w:rPr>
+        <w:t>B][C][D]</w:t>
+      </w:r>
+    </w:p>
+    <w:p>
+      <w:pPr>
+        <w:pStyle w:val="HTMLPreformatted"/>
+        <w:rPr>
+          <w:rStyle w:val="HTMLCode"/>
+          <w:sz w:val="22"/>
+          <w:szCs w:val="22"/>
+        </w:rPr>
+      </w:pPr>
+    </w:p>
+    <w:p>
+      <w:pPr>
+        <w:pStyle w:val="HTMLPreformatted"/>
+        <w:rPr>
+          <w:rStyle w:val="HTMLCode"/>
+          <w:sz w:val="22"/>
+          <w:szCs w:val="22"/>
+        </w:rPr>
+      </w:pPr>
+      <w:r>
+        <w:rPr>
+          <w:rStyle w:val="HTMLCode"/>
+          <w:sz w:val="22"/>
+          <w:szCs w:val="22"/>
+        </w:rPr>
+        <w:t>Head moves from 0 to 1</w:t>
       </w:r>
     </w:p>
     <w:p>
@@ -18138,69 +18623,30 @@
           <w:szCs w:val="22"/>
         </w:rPr>
       </w:pPr>
-      <w:proofErr w:type="spellStart"/>
-      <w:r>
-        <w:rPr>
-          <w:sz w:val="22"/>
-          <w:szCs w:val="22"/>
-        </w:rPr>
-        <w:t>ArrayDeque</w:t>
-      </w:r>
-      <w:proofErr w:type="spellEnd"/>
-    </w:p>
-    <w:p>
-      <w:pPr>
-        <w:pStyle w:val="HTMLPreformatted"/>
-        <w:rPr>
-          <w:rStyle w:val="HTMLCode"/>
-          <w:sz w:val="22"/>
-          <w:szCs w:val="22"/>
-        </w:rPr>
-      </w:pPr>
-      <w:r>
-        <w:rPr>
-          <w:rStyle w:val="HTMLCode"/>
-          <w:sz w:val="22"/>
-          <w:szCs w:val="22"/>
-        </w:rPr>
-        <w:t>0 → 1 → 2 → 3</w:t>
-      </w:r>
-    </w:p>
-    <w:p>
-      <w:pPr>
-        <w:pStyle w:val="HTMLPreformatted"/>
-        <w:rPr>
-          <w:rStyle w:val="HTMLCode"/>
-          <w:sz w:val="22"/>
-          <w:szCs w:val="22"/>
-        </w:rPr>
-      </w:pPr>
-      <w:r>
-        <w:rPr>
-          <w:rStyle w:val="HTMLCode"/>
-          <w:sz w:val="22"/>
-          <w:szCs w:val="22"/>
-        </w:rPr>
-        <w:t>↑             ↓</w:t>
-      </w:r>
-    </w:p>
-    <w:p>
-      <w:pPr>
-        <w:pStyle w:val="HTMLPreformatted"/>
-        <w:rPr>
-          <w:rStyle w:val="HTMLCode"/>
-          <w:sz w:val="22"/>
-          <w:szCs w:val="22"/>
-        </w:rPr>
-      </w:pPr>
-      <w:r>
-        <w:rPr>
-          <w:rStyle w:val="HTMLCode"/>
-          <w:sz w:val="22"/>
-          <w:szCs w:val="22"/>
-        </w:rPr>
-        <w:t>└─────────────┘</w:t>
-      </w:r>
+      <w:proofErr w:type="gramStart"/>
+      <w:r>
+        <w:rPr>
+          <w:sz w:val="22"/>
+          <w:szCs w:val="22"/>
+        </w:rPr>
+        <w:t xml:space="preserve">Only the </w:t>
+      </w:r>
+      <w:r>
+        <w:rPr>
+          <w:rStyle w:val="Strong"/>
+          <w:sz w:val="22"/>
+          <w:szCs w:val="22"/>
+        </w:rPr>
+        <w:t>head pointer changes</w:t>
+      </w:r>
+      <w:r>
+        <w:rPr>
+          <w:sz w:val="22"/>
+          <w:szCs w:val="22"/>
+        </w:rPr>
+        <w:t>.</w:t>
+      </w:r>
+      <w:proofErr w:type="gramEnd"/>
     </w:p>
     <w:p>
       <w:pPr>
@@ -18215,500 +18661,55 @@
           <w:sz w:val="22"/>
           <w:szCs w:val="22"/>
         </w:rPr>
-        <w:t>After the last index, it goes back to the first.</w:t>
+        <w:t>Nothing is copied.</w:t>
+      </w:r>
+    </w:p>
+    <w:p>
+      <w:pPr>
+        <w:pStyle w:val="NormalWeb"/>
+        <w:rPr>
+          <w:sz w:val="22"/>
+          <w:szCs w:val="22"/>
+        </w:rPr>
+      </w:pPr>
+      <w:r>
+        <w:rPr>
+          <w:sz w:val="22"/>
+          <w:szCs w:val="22"/>
+        </w:rPr>
+        <w:lastRenderedPageBreak/>
+        <w:t xml:space="preserve">Time = </w:t>
+      </w:r>
+      <w:proofErr w:type="gramStart"/>
+      <w:r>
+        <w:rPr>
+          <w:rStyle w:val="Strong"/>
+          <w:sz w:val="22"/>
+          <w:szCs w:val="22"/>
+        </w:rPr>
+        <w:t>O(</w:t>
+      </w:r>
+      <w:proofErr w:type="gramEnd"/>
+      <w:r>
+        <w:rPr>
+          <w:rStyle w:val="Strong"/>
+          <w:sz w:val="22"/>
+          <w:szCs w:val="22"/>
+        </w:rPr>
+        <w:t>1)</w:t>
+      </w:r>
+      <w:r>
+        <w:rPr>
+          <w:sz w:val="22"/>
+          <w:szCs w:val="22"/>
+        </w:rPr>
+        <w:t>.</w:t>
       </w:r>
     </w:p>
     <w:p>
       <w:r>
         <w:pict>
-          <v:rect id="_x0000_i1042" style="width:0;height:1.5pt" o:hralign="center" o:hrstd="t" o:hr="t" fillcolor="#a0a0a0" stroked="f"/>
-        </w:pict>
-      </w:r>
-    </w:p>
-    <w:p>
-      <w:pPr>
-        <w:pStyle w:val="Heading1"/>
-        <w:rPr>
-          <w:sz w:val="22"/>
-          <w:szCs w:val="22"/>
-        </w:rPr>
-      </w:pPr>
-      <w:r>
-        <w:rPr>
-          <w:sz w:val="22"/>
-          <w:szCs w:val="22"/>
-        </w:rPr>
-        <w:t>Why doesn't Java shift elements?</w:t>
-      </w:r>
-    </w:p>
-    <w:p>
-      <w:pPr>
-        <w:pStyle w:val="NormalWeb"/>
-        <w:rPr>
-          <w:sz w:val="22"/>
-          <w:szCs w:val="22"/>
-        </w:rPr>
-      </w:pPr>
-      <w:r>
-        <w:rPr>
-          <w:sz w:val="22"/>
-          <w:szCs w:val="22"/>
-        </w:rPr>
-        <w:t xml:space="preserve">In an </w:t>
-      </w:r>
-      <w:proofErr w:type="spellStart"/>
-      <w:r>
-        <w:rPr>
-          <w:rStyle w:val="HTMLCode"/>
-          <w:sz w:val="22"/>
-          <w:szCs w:val="22"/>
-        </w:rPr>
-        <w:t>ArrayList</w:t>
-      </w:r>
-      <w:proofErr w:type="spellEnd"/>
-      <w:r>
-        <w:rPr>
-          <w:sz w:val="22"/>
-          <w:szCs w:val="22"/>
-        </w:rPr>
-        <w:t>, removing the first element requires shifting everything left.</w:t>
-      </w:r>
-    </w:p>
-    <w:p>
-      <w:pPr>
-        <w:pStyle w:val="HTMLPreformatted"/>
-        <w:rPr>
-          <w:rStyle w:val="HTMLCode"/>
-          <w:sz w:val="22"/>
-          <w:szCs w:val="22"/>
-        </w:rPr>
-      </w:pPr>
-      <w:r>
-        <w:rPr>
-          <w:rStyle w:val="HTMLCode"/>
-          <w:sz w:val="22"/>
-          <w:szCs w:val="22"/>
-        </w:rPr>
-        <w:t>Before</w:t>
-      </w:r>
-    </w:p>
-    <w:p>
-      <w:pPr>
-        <w:pStyle w:val="HTMLPreformatted"/>
-        <w:rPr>
-          <w:rStyle w:val="HTMLCode"/>
-          <w:sz w:val="22"/>
-          <w:szCs w:val="22"/>
-        </w:rPr>
-      </w:pPr>
-    </w:p>
-    <w:p>
-      <w:pPr>
-        <w:pStyle w:val="HTMLPreformatted"/>
-        <w:rPr>
-          <w:rStyle w:val="HTMLCode"/>
-          <w:sz w:val="22"/>
-          <w:szCs w:val="22"/>
-        </w:rPr>
-      </w:pPr>
-      <w:r>
-        <w:rPr>
-          <w:rStyle w:val="HTMLCode"/>
-          <w:sz w:val="22"/>
-          <w:szCs w:val="22"/>
-        </w:rPr>
-        <w:t>[A][B][C][D]</w:t>
-      </w:r>
-    </w:p>
-    <w:p>
-      <w:pPr>
-        <w:pStyle w:val="HTMLPreformatted"/>
-        <w:rPr>
-          <w:rStyle w:val="HTMLCode"/>
-          <w:sz w:val="22"/>
-          <w:szCs w:val="22"/>
-        </w:rPr>
-      </w:pPr>
-    </w:p>
-    <w:p>
-      <w:pPr>
-        <w:pStyle w:val="HTMLPreformatted"/>
-        <w:rPr>
-          <w:rStyle w:val="HTMLCode"/>
-          <w:sz w:val="22"/>
-          <w:szCs w:val="22"/>
-        </w:rPr>
-      </w:pPr>
-      <w:r>
-        <w:rPr>
-          <w:rStyle w:val="HTMLCode"/>
-          <w:sz w:val="22"/>
-          <w:szCs w:val="22"/>
-        </w:rPr>
-        <w:t>Remove A</w:t>
-      </w:r>
-    </w:p>
-    <w:p>
-      <w:pPr>
-        <w:pStyle w:val="HTMLPreformatted"/>
-        <w:rPr>
-          <w:rStyle w:val="HTMLCode"/>
-          <w:sz w:val="22"/>
-          <w:szCs w:val="22"/>
-        </w:rPr>
-      </w:pPr>
-    </w:p>
-    <w:p>
-      <w:pPr>
-        <w:pStyle w:val="HTMLPreformatted"/>
-        <w:rPr>
-          <w:rStyle w:val="HTMLCode"/>
-          <w:sz w:val="22"/>
-          <w:szCs w:val="22"/>
-        </w:rPr>
-      </w:pPr>
-      <w:r>
-        <w:rPr>
-          <w:rStyle w:val="HTMLCode"/>
-          <w:sz w:val="22"/>
-          <w:szCs w:val="22"/>
-        </w:rPr>
-        <w:t>[B][C][D][ ]</w:t>
-      </w:r>
-    </w:p>
-    <w:p>
-      <w:pPr>
-        <w:pStyle w:val="NormalWeb"/>
-        <w:rPr>
-          <w:sz w:val="22"/>
-          <w:szCs w:val="22"/>
-        </w:rPr>
-      </w:pPr>
-      <w:r>
-        <w:rPr>
-          <w:sz w:val="22"/>
-          <w:szCs w:val="22"/>
-        </w:rPr>
-        <w:t>Three elements moved.</w:t>
-      </w:r>
-    </w:p>
-    <w:p>
-      <w:pPr>
-        <w:pStyle w:val="NormalWeb"/>
-        <w:rPr>
-          <w:sz w:val="22"/>
-          <w:szCs w:val="22"/>
-        </w:rPr>
-      </w:pPr>
-      <w:r>
-        <w:rPr>
-          <w:sz w:val="22"/>
-          <w:szCs w:val="22"/>
-        </w:rPr>
-        <w:t xml:space="preserve">Time = </w:t>
-      </w:r>
-      <w:proofErr w:type="gramStart"/>
-      <w:r>
-        <w:rPr>
-          <w:rStyle w:val="Strong"/>
-          <w:sz w:val="22"/>
-          <w:szCs w:val="22"/>
-        </w:rPr>
-        <w:t>O(</w:t>
-      </w:r>
-      <w:proofErr w:type="gramEnd"/>
-      <w:r>
-        <w:rPr>
-          <w:rStyle w:val="Strong"/>
-          <w:sz w:val="22"/>
-          <w:szCs w:val="22"/>
-        </w:rPr>
-        <w:t>n)</w:t>
-      </w:r>
-      <w:r>
-        <w:rPr>
-          <w:sz w:val="22"/>
-          <w:szCs w:val="22"/>
-        </w:rPr>
-        <w:t>.</w:t>
-      </w:r>
-    </w:p>
-    <w:p>
-      <w:pPr>
-        <w:pStyle w:val="NormalWeb"/>
-        <w:rPr>
-          <w:sz w:val="22"/>
-          <w:szCs w:val="22"/>
-        </w:rPr>
-      </w:pPr>
-      <w:r>
-        <w:rPr>
-          <w:sz w:val="22"/>
-          <w:szCs w:val="22"/>
-        </w:rPr>
-        <w:t xml:space="preserve">In </w:t>
-      </w:r>
-      <w:proofErr w:type="spellStart"/>
-      <w:r>
-        <w:rPr>
-          <w:rStyle w:val="HTMLCode"/>
-          <w:sz w:val="22"/>
-          <w:szCs w:val="22"/>
-        </w:rPr>
-        <w:t>ArrayDeque</w:t>
-      </w:r>
-      <w:proofErr w:type="spellEnd"/>
-      <w:r>
-        <w:rPr>
-          <w:sz w:val="22"/>
-          <w:szCs w:val="22"/>
-        </w:rPr>
-        <w:t>:</w:t>
-      </w:r>
-    </w:p>
-    <w:p>
-      <w:pPr>
-        <w:pStyle w:val="HTMLPreformatted"/>
-        <w:rPr>
-          <w:rStyle w:val="HTMLCode"/>
-          <w:sz w:val="22"/>
-          <w:szCs w:val="22"/>
-        </w:rPr>
-      </w:pPr>
-      <w:r>
-        <w:rPr>
-          <w:rStyle w:val="HTMLCode"/>
-          <w:sz w:val="22"/>
-          <w:szCs w:val="22"/>
-        </w:rPr>
-        <w:t>Before</w:t>
-      </w:r>
-    </w:p>
-    <w:p>
-      <w:pPr>
-        <w:pStyle w:val="HTMLPreformatted"/>
-        <w:rPr>
-          <w:rStyle w:val="HTMLCode"/>
-          <w:sz w:val="22"/>
-          <w:szCs w:val="22"/>
-        </w:rPr>
-      </w:pPr>
-    </w:p>
-    <w:p>
-      <w:pPr>
-        <w:pStyle w:val="HTMLPreformatted"/>
-        <w:rPr>
-          <w:rStyle w:val="HTMLCode"/>
-          <w:sz w:val="22"/>
-          <w:szCs w:val="22"/>
-        </w:rPr>
-      </w:pPr>
-      <w:r>
-        <w:rPr>
-          <w:rStyle w:val="HTMLCode"/>
-          <w:sz w:val="22"/>
-          <w:szCs w:val="22"/>
-        </w:rPr>
-        <w:t>[A][B][C][D]</w:t>
-      </w:r>
-    </w:p>
-    <w:p>
-      <w:pPr>
-        <w:pStyle w:val="HTMLPreformatted"/>
-        <w:rPr>
-          <w:rStyle w:val="HTMLCode"/>
-          <w:sz w:val="22"/>
-          <w:szCs w:val="22"/>
-        </w:rPr>
-      </w:pPr>
-    </w:p>
-    <w:p>
-      <w:pPr>
-        <w:pStyle w:val="HTMLPreformatted"/>
-        <w:rPr>
-          <w:rStyle w:val="HTMLCode"/>
-          <w:sz w:val="22"/>
-          <w:szCs w:val="22"/>
-        </w:rPr>
-      </w:pPr>
-      <w:r>
-        <w:rPr>
-          <w:rStyle w:val="HTMLCode"/>
-          <w:sz w:val="22"/>
-          <w:szCs w:val="22"/>
-        </w:rPr>
-        <w:t>Remove A</w:t>
-      </w:r>
-    </w:p>
-    <w:p>
-      <w:pPr>
-        <w:pStyle w:val="HTMLPreformatted"/>
-        <w:rPr>
-          <w:rStyle w:val="HTMLCode"/>
-          <w:sz w:val="22"/>
-          <w:szCs w:val="22"/>
-        </w:rPr>
-      </w:pPr>
-    </w:p>
-    <w:p>
-      <w:pPr>
-        <w:pStyle w:val="HTMLPreformatted"/>
-        <w:rPr>
-          <w:rStyle w:val="HTMLCode"/>
-          <w:sz w:val="22"/>
-          <w:szCs w:val="22"/>
-        </w:rPr>
-      </w:pPr>
-      <w:r>
-        <w:rPr>
-          <w:rStyle w:val="HTMLCode"/>
-          <w:sz w:val="22"/>
-          <w:szCs w:val="22"/>
-        </w:rPr>
-        <w:lastRenderedPageBreak/>
-        <w:t xml:space="preserve">[ </w:t>
-      </w:r>
-      <w:proofErr w:type="gramStart"/>
-      <w:r>
-        <w:rPr>
-          <w:rStyle w:val="HTMLCode"/>
-          <w:sz w:val="22"/>
-          <w:szCs w:val="22"/>
-        </w:rPr>
-        <w:t>][</w:t>
-      </w:r>
-      <w:proofErr w:type="gramEnd"/>
-      <w:r>
-        <w:rPr>
-          <w:rStyle w:val="HTMLCode"/>
-          <w:sz w:val="22"/>
-          <w:szCs w:val="22"/>
-        </w:rPr>
-        <w:t>B][C][D]</w:t>
-      </w:r>
-    </w:p>
-    <w:p>
-      <w:pPr>
-        <w:pStyle w:val="HTMLPreformatted"/>
-        <w:rPr>
-          <w:rStyle w:val="HTMLCode"/>
-          <w:sz w:val="22"/>
-          <w:szCs w:val="22"/>
-        </w:rPr>
-      </w:pPr>
-    </w:p>
-    <w:p>
-      <w:pPr>
-        <w:pStyle w:val="HTMLPreformatted"/>
-        <w:rPr>
-          <w:rStyle w:val="HTMLCode"/>
-          <w:sz w:val="22"/>
-          <w:szCs w:val="22"/>
-        </w:rPr>
-      </w:pPr>
-      <w:r>
-        <w:rPr>
-          <w:rStyle w:val="HTMLCode"/>
-          <w:sz w:val="22"/>
-          <w:szCs w:val="22"/>
-        </w:rPr>
-        <w:t>Head moves from 0 to 1</w:t>
-      </w:r>
-    </w:p>
-    <w:p>
-      <w:pPr>
-        <w:pStyle w:val="NormalWeb"/>
-        <w:rPr>
-          <w:sz w:val="22"/>
-          <w:szCs w:val="22"/>
-        </w:rPr>
-      </w:pPr>
-      <w:proofErr w:type="gramStart"/>
-      <w:r>
-        <w:rPr>
-          <w:sz w:val="22"/>
-          <w:szCs w:val="22"/>
-        </w:rPr>
-        <w:t xml:space="preserve">Only the </w:t>
-      </w:r>
-      <w:r>
-        <w:rPr>
-          <w:rStyle w:val="Strong"/>
-          <w:sz w:val="22"/>
-          <w:szCs w:val="22"/>
-        </w:rPr>
-        <w:t>head pointer changes</w:t>
-      </w:r>
-      <w:r>
-        <w:rPr>
-          <w:sz w:val="22"/>
-          <w:szCs w:val="22"/>
-        </w:rPr>
-        <w:t>.</w:t>
-      </w:r>
-      <w:proofErr w:type="gramEnd"/>
-    </w:p>
-    <w:p>
-      <w:pPr>
-        <w:pStyle w:val="NormalWeb"/>
-        <w:rPr>
-          <w:sz w:val="22"/>
-          <w:szCs w:val="22"/>
-        </w:rPr>
-      </w:pPr>
-      <w:r>
-        <w:rPr>
-          <w:sz w:val="22"/>
-          <w:szCs w:val="22"/>
-        </w:rPr>
-        <w:t>Nothing is copied.</w:t>
-      </w:r>
-    </w:p>
-    <w:p>
-      <w:pPr>
-        <w:pStyle w:val="NormalWeb"/>
-        <w:rPr>
-          <w:sz w:val="22"/>
-          <w:szCs w:val="22"/>
-        </w:rPr>
-      </w:pPr>
-      <w:r>
-        <w:rPr>
-          <w:sz w:val="22"/>
-          <w:szCs w:val="22"/>
-        </w:rPr>
-        <w:t xml:space="preserve">Time = </w:t>
-      </w:r>
-      <w:proofErr w:type="gramStart"/>
-      <w:r>
-        <w:rPr>
-          <w:rStyle w:val="Strong"/>
-          <w:sz w:val="22"/>
-          <w:szCs w:val="22"/>
-        </w:rPr>
-        <w:t>O(</w:t>
-      </w:r>
-      <w:proofErr w:type="gramEnd"/>
-      <w:r>
-        <w:rPr>
-          <w:rStyle w:val="Strong"/>
-          <w:sz w:val="22"/>
-          <w:szCs w:val="22"/>
-        </w:rPr>
-        <w:t>1)</w:t>
-      </w:r>
-      <w:r>
-        <w:rPr>
-          <w:sz w:val="22"/>
-          <w:szCs w:val="22"/>
-        </w:rPr>
-        <w:t>.</w:t>
-      </w:r>
-    </w:p>
-    <w:p>
-      <w:r>
-        <w:pict>
-          <v:rect id="_x0000_i1043" style="width:0;height:1.5pt" o:hralign="center" o:hrstd="t" o:hr="t" fillcolor="#a0a0a0" stroked="f"/>
+          <v:rect id="_x0000_i1061" style="width:0;height:1.5pt" o:hralign="center" o:hrstd="t" o:hr="t" fillcolor="#a0a0a0" stroked="f"/>
         </w:pict>
       </w:r>
     </w:p>
@@ -18878,8 +18879,8 @@
       </w:tblPr>
       <w:tblGrid>
         <w:gridCol w:w="1364"/>
-        <w:gridCol w:w="2629"/>
-        <w:gridCol w:w="3010"/>
+        <w:gridCol w:w="4306"/>
+        <w:gridCol w:w="5228"/>
       </w:tblGrid>
       <w:tr>
         <w:trPr>
@@ -19087,7 +19088,11 @@
           </w:tcPr>
           <w:p>
             <w:r>
-              <w:t>Music playlist where songs are frequently inserted or removed</w:t>
+              <w:t xml:space="preserve">Music playlist where songs are frequently inserted or </w:t>
+            </w:r>
+            <w:r>
+              <w:lastRenderedPageBreak/>
+              <w:t>removed</w:t>
             </w:r>
           </w:p>
         </w:tc>
@@ -19107,6 +19112,7 @@
               <w:rPr>
                 <w:rStyle w:val="Strong"/>
               </w:rPr>
+              <w:lastRenderedPageBreak/>
               <w:t>Vector</w:t>
             </w:r>
           </w:p>
@@ -19119,28 +19125,19 @@
           </w:tcPr>
           <w:p>
             <w:r>
-              <w:t xml:space="preserve">Legacy banking application </w:t>
-            </w:r>
-            <w:r>
-              <w:lastRenderedPageBreak/>
-              <w:t>requiring thread-safe list</w:t>
-            </w:r>
-          </w:p>
-        </w:tc>
-        <w:tc>
-          <w:tcPr>
-            <w:tcW w:w="0" w:type="auto"/>
-            <w:vAlign w:val="center"/>
-            <w:hideMark/>
-          </w:tcPr>
-          <w:p>
-            <w:r>
-              <w:lastRenderedPageBreak/>
-              <w:t xml:space="preserve">Legacy inventory management </w:t>
-            </w:r>
-            <w:r>
-              <w:lastRenderedPageBreak/>
-              <w:t>system (older Java applications)</w:t>
+              <w:t>Legacy banking application requiring thread-safe list</w:t>
+            </w:r>
+          </w:p>
+        </w:tc>
+        <w:tc>
+          <w:tcPr>
+            <w:tcW w:w="0" w:type="auto"/>
+            <w:vAlign w:val="center"/>
+            <w:hideMark/>
+          </w:tcPr>
+          <w:p>
+            <w:r>
+              <w:t>Legacy inventory management system (older Java applications)</w:t>
             </w:r>
           </w:p>
         </w:tc>
@@ -19160,7 +19157,6 @@
               <w:rPr>
                 <w:rStyle w:val="Strong"/>
               </w:rPr>
-              <w:lastRenderedPageBreak/>
               <w:t>Stack</w:t>
             </w:r>
           </w:p>
@@ -19376,7 +19372,7 @@
     <w:p>
       <w:r>
         <w:pict>
-          <v:rect id="_x0000_i1044" style="width:0;height:1.5pt" o:hralign="center" o:hrstd="t" o:hr="t" fillcolor="#a0a0a0" stroked="f"/>
+          <v:rect id="_x0000_i1062" style="width:0;height:1.5pt" o:hralign="center" o:hrstd="t" o:hr="t" fillcolor="#a0a0a0" stroked="f"/>
         </w:pict>
       </w:r>
     </w:p>
@@ -19393,6 +19389,7 @@
           <w:sz w:val="22"/>
           <w:szCs w:val="22"/>
         </w:rPr>
+        <w:lastRenderedPageBreak/>
         <w:t>Easy way to remember</w:t>
       </w:r>
     </w:p>
@@ -19536,7 +19533,6 @@
         <w:rPr>
           <w:rFonts w:ascii="Cambria" w:hAnsi="Cambria" w:cs="Cambria"/>
         </w:rPr>
-        <w:lastRenderedPageBreak/>
         <w:t>🛡️</w:t>
       </w:r>
       <w:r>
@@ -19575,6 +19571,7 @@
         <w:rPr>
           <w:rFonts w:ascii="Cambria" w:hAnsi="Cambria" w:cs="Cambria"/>
         </w:rPr>
+        <w:lastRenderedPageBreak/>
         <w:t>📚</w:t>
       </w:r>
       <w:r>
@@ -19780,8 +19777,9 @@
         <w:spacing w:after="0"/>
       </w:pPr>
       <w:r>
+        <w:lastRenderedPageBreak/>
         <w:pict>
-          <v:rect id="_x0000_i1045" style="width:0;height:1.5pt" o:hralign="center" o:hrstd="t" o:hr="t" fillcolor="#a0a0a0" stroked="f"/>
+          <v:rect id="_x0000_i1063" style="width:0;height:1.5pt" o:hralign="center" o:hrstd="t" o:hr="t" fillcolor="#a0a0a0" stroked="f"/>
         </w:pict>
       </w:r>
     </w:p>
@@ -19871,7 +19869,6 @@
         <w:rPr>
           <w:rStyle w:val="Strong"/>
         </w:rPr>
-        <w:lastRenderedPageBreak/>
         <w:t>Vector</w:t>
       </w:r>
       <w:r>
@@ -20052,8 +20049,8 @@
       </w:tblPr>
       <w:tblGrid>
         <w:gridCol w:w="1364"/>
-        <w:gridCol w:w="2810"/>
-        <w:gridCol w:w="2829"/>
+        <w:gridCol w:w="3431"/>
+        <w:gridCol w:w="3485"/>
       </w:tblGrid>
       <w:tr>
         <w:trPr>
@@ -20236,6 +20233,7 @@
               <w:rPr>
                 <w:rStyle w:val="Strong"/>
               </w:rPr>
+              <w:lastRenderedPageBreak/>
               <w:t>LinkedList</w:t>
             </w:r>
             <w:proofErr w:type="spellEnd"/>
@@ -20506,7 +20504,6 @@
               <w:rPr>
                 <w:rStyle w:val="Strong"/>
               </w:rPr>
-              <w:lastRenderedPageBreak/>
               <w:t>ArrayDeque</w:t>
             </w:r>
             <w:proofErr w:type="spellEnd"/>
@@ -20541,7 +20538,7 @@
     <w:p>
       <w:r>
         <w:pict>
-          <v:rect id="_x0000_i1046" style="width:0;height:1.5pt" o:hralign="center" o:hrstd="t" o:hr="t" fillcolor="#a0a0a0" stroked="f"/>
+          <v:rect id="_x0000_i1064" style="width:0;height:1.5pt" o:hralign="center" o:hrstd="t" o:hr="t" fillcolor="#a0a0a0" stroked="f"/>
         </w:pict>
       </w:r>
     </w:p>
@@ -20608,6 +20605,7 @@
           <w:sz w:val="22"/>
           <w:szCs w:val="22"/>
         </w:rPr>
+        <w:lastRenderedPageBreak/>
         <w:t>John</w:t>
       </w:r>
     </w:p>
@@ -20667,7 +20665,7 @@
     <w:p>
       <w:r>
         <w:pict>
-          <v:rect id="_x0000_i1047" style="width:0;height:1.5pt" o:hralign="center" o:hrstd="t" o:hr="t" fillcolor="#a0a0a0" stroked="f"/>
+          <v:rect id="_x0000_i1065" style="width:0;height:1.5pt" o:hralign="center" o:hrstd="t" o:hr="t" fillcolor="#a0a0a0" stroked="f"/>
         </w:pict>
       </w:r>
     </w:p>
@@ -20795,7 +20793,7 @@
     <w:p>
       <w:r>
         <w:pict>
-          <v:rect id="_x0000_i1048" style="width:0;height:1.5pt" o:hralign="center" o:hrstd="t" o:hr="t" fillcolor="#a0a0a0" stroked="f"/>
+          <v:rect id="_x0000_i1066" style="width:0;height:1.5pt" o:hralign="center" o:hrstd="t" o:hr="t" fillcolor="#a0a0a0" stroked="f"/>
         </w:pict>
       </w:r>
     </w:p>
@@ -20864,379 +20862,13 @@
           <w:szCs w:val="22"/>
         </w:rPr>
         <w:t>Attach or remove coaches easily.</w:t>
-      </w:r>
-    </w:p>
-    <w:p>
-      <w:r>
-        <w:pict>
-          <v:rect id="_x0000_i1049" style="width:0;height:1.5pt" o:hralign="center" o:hrstd="t" o:hr="t" fillcolor="#a0a0a0" stroked="f"/>
-        </w:pict>
-      </w:r>
-    </w:p>
-    <w:p>
-      <w:pPr>
-        <w:pStyle w:val="Heading3"/>
-      </w:pPr>
-      <w:r>
-        <w:lastRenderedPageBreak/>
-        <w:t>Vector</w:t>
-      </w:r>
-    </w:p>
-    <w:p>
-      <w:pPr>
-        <w:pStyle w:val="NormalWeb"/>
-        <w:rPr>
-          <w:sz w:val="22"/>
-          <w:szCs w:val="22"/>
-        </w:rPr>
-      </w:pPr>
-      <w:r>
-        <w:rPr>
-          <w:sz w:val="22"/>
-          <w:szCs w:val="22"/>
-        </w:rPr>
-        <w:t xml:space="preserve">Think </w:t>
-      </w:r>
-      <w:r>
-        <w:rPr>
-          <w:rStyle w:val="Strong"/>
-          <w:sz w:val="22"/>
-          <w:szCs w:val="22"/>
-        </w:rPr>
-        <w:t>Shared Attendance List</w:t>
-      </w:r>
-    </w:p>
-    <w:p>
-      <w:pPr>
-        <w:pStyle w:val="NormalWeb"/>
-        <w:rPr>
-          <w:sz w:val="22"/>
-          <w:szCs w:val="22"/>
-        </w:rPr>
-      </w:pPr>
-      <w:r>
-        <w:rPr>
-          <w:sz w:val="22"/>
-          <w:szCs w:val="22"/>
-        </w:rPr>
-        <w:t>Many teachers update the same list safely.</w:t>
-      </w:r>
-    </w:p>
-    <w:p>
-      <w:r>
-        <w:pict>
-          <v:rect id="_x0000_i1050" style="width:0;height:1.5pt" o:hralign="center" o:hrstd="t" o:hr="t" fillcolor="#a0a0a0" stroked="f"/>
-        </w:pict>
-      </w:r>
-    </w:p>
-    <w:p>
-      <w:pPr>
-        <w:pStyle w:val="Heading3"/>
-      </w:pPr>
-      <w:r>
-        <w:t>Stack</w:t>
-      </w:r>
-    </w:p>
-    <w:p>
-      <w:pPr>
-        <w:pStyle w:val="NormalWeb"/>
-        <w:rPr>
-          <w:sz w:val="22"/>
-          <w:szCs w:val="22"/>
-        </w:rPr>
-      </w:pPr>
-      <w:r>
-        <w:rPr>
-          <w:sz w:val="22"/>
-          <w:szCs w:val="22"/>
-        </w:rPr>
-        <w:t xml:space="preserve">Think </w:t>
-      </w:r>
-      <w:r>
-        <w:rPr>
-          <w:rStyle w:val="Strong"/>
-          <w:sz w:val="22"/>
-          <w:szCs w:val="22"/>
-        </w:rPr>
-        <w:t>Plates</w:t>
-      </w:r>
-    </w:p>
-    <w:p>
-      <w:pPr>
-        <w:pStyle w:val="HTMLPreformatted"/>
-        <w:rPr>
-          <w:rStyle w:val="HTMLCode"/>
-          <w:sz w:val="22"/>
-          <w:szCs w:val="22"/>
-        </w:rPr>
-      </w:pPr>
-      <w:r>
-        <w:rPr>
-          <w:rStyle w:val="HTMLCode"/>
-          <w:sz w:val="22"/>
-          <w:szCs w:val="22"/>
-        </w:rPr>
-        <w:t>Plate 3</w:t>
-      </w:r>
-    </w:p>
-    <w:p>
-      <w:pPr>
-        <w:pStyle w:val="HTMLPreformatted"/>
-        <w:rPr>
-          <w:rStyle w:val="HTMLCode"/>
-          <w:sz w:val="22"/>
-          <w:szCs w:val="22"/>
-        </w:rPr>
-      </w:pPr>
-      <w:r>
-        <w:rPr>
-          <w:rStyle w:val="HTMLCode"/>
-          <w:sz w:val="22"/>
-          <w:szCs w:val="22"/>
-        </w:rPr>
-        <w:t>Plate 2</w:t>
-      </w:r>
-    </w:p>
-    <w:p>
-      <w:pPr>
-        <w:pStyle w:val="HTMLPreformatted"/>
-        <w:rPr>
-          <w:sz w:val="22"/>
-          <w:szCs w:val="22"/>
-        </w:rPr>
-      </w:pPr>
-      <w:r>
-        <w:rPr>
-          <w:rStyle w:val="HTMLCode"/>
-          <w:sz w:val="22"/>
-          <w:szCs w:val="22"/>
-        </w:rPr>
-        <w:t>Plate 1</w:t>
-      </w:r>
-    </w:p>
-    <w:p>
-      <w:pPr>
-        <w:pStyle w:val="NormalWeb"/>
-        <w:rPr>
-          <w:sz w:val="22"/>
-          <w:szCs w:val="22"/>
-        </w:rPr>
-      </w:pPr>
-      <w:r>
-        <w:rPr>
-          <w:sz w:val="22"/>
-          <w:szCs w:val="22"/>
-        </w:rPr>
-        <w:t>Last plate goes first.</w:t>
-      </w:r>
-    </w:p>
-    <w:p>
-      <w:r>
-        <w:pict>
-          <v:rect id="_x0000_i1051" style="width:0;height:1.5pt" o:hralign="center" o:hrstd="t" o:hr="t" fillcolor="#a0a0a0" stroked="f"/>
-        </w:pict>
-      </w:r>
-    </w:p>
-    <w:p>
-      <w:pPr>
-        <w:pStyle w:val="Heading3"/>
-      </w:pPr>
-      <w:r>
-        <w:t>Queue</w:t>
-      </w:r>
-    </w:p>
-    <w:p>
-      <w:pPr>
-        <w:pStyle w:val="NormalWeb"/>
-        <w:rPr>
-          <w:sz w:val="22"/>
-          <w:szCs w:val="22"/>
-        </w:rPr>
-      </w:pPr>
-      <w:r>
-        <w:rPr>
-          <w:sz w:val="22"/>
-          <w:szCs w:val="22"/>
-        </w:rPr>
-        <w:t xml:space="preserve">Think </w:t>
-      </w:r>
-      <w:r>
-        <w:rPr>
-          <w:rStyle w:val="Strong"/>
-          <w:sz w:val="22"/>
-          <w:szCs w:val="22"/>
-        </w:rPr>
-        <w:t>Movie Ticket Queue</w:t>
-      </w:r>
-    </w:p>
-    <w:p>
-      <w:pPr>
-        <w:pStyle w:val="HTMLPreformatted"/>
-        <w:rPr>
-          <w:rStyle w:val="HTMLCode"/>
-          <w:sz w:val="22"/>
-          <w:szCs w:val="22"/>
-        </w:rPr>
-      </w:pPr>
-      <w:r>
-        <w:rPr>
-          <w:rStyle w:val="HTMLCode"/>
-          <w:sz w:val="22"/>
-          <w:szCs w:val="22"/>
-        </w:rPr>
-        <w:t>Rahul</w:t>
-      </w:r>
-    </w:p>
-    <w:p>
-      <w:pPr>
-        <w:pStyle w:val="HTMLPreformatted"/>
-        <w:rPr>
-          <w:rStyle w:val="HTMLCode"/>
-          <w:sz w:val="22"/>
-          <w:szCs w:val="22"/>
-        </w:rPr>
-      </w:pPr>
-      <w:r>
-        <w:rPr>
-          <w:rStyle w:val="HTMLCode"/>
-          <w:sz w:val="22"/>
-          <w:szCs w:val="22"/>
-        </w:rPr>
-        <w:t>Amit</w:t>
-      </w:r>
-    </w:p>
-    <w:p>
-      <w:pPr>
-        <w:pStyle w:val="HTMLPreformatted"/>
-        <w:rPr>
-          <w:sz w:val="22"/>
-          <w:szCs w:val="22"/>
-        </w:rPr>
-      </w:pPr>
-      <w:proofErr w:type="spellStart"/>
-      <w:r>
-        <w:rPr>
-          <w:rStyle w:val="HTMLCode"/>
-          <w:sz w:val="22"/>
-          <w:szCs w:val="22"/>
-        </w:rPr>
-        <w:t>Neha</w:t>
-      </w:r>
-      <w:proofErr w:type="spellEnd"/>
-    </w:p>
-    <w:p>
-      <w:pPr>
-        <w:pStyle w:val="NormalWeb"/>
-        <w:rPr>
-          <w:sz w:val="22"/>
-          <w:szCs w:val="22"/>
-        </w:rPr>
-      </w:pPr>
-      <w:r>
-        <w:rPr>
-          <w:sz w:val="22"/>
-          <w:szCs w:val="22"/>
-        </w:rPr>
-        <w:t>First person enters first.</w:t>
-      </w:r>
-    </w:p>
-    <w:p>
-      <w:r>
-        <w:pict>
-          <v:rect id="_x0000_i1052" style="width:0;height:1.5pt" o:hralign="center" o:hrstd="t" o:hr="t" fillcolor="#a0a0a0" stroked="f"/>
-        </w:pict>
-      </w:r>
-    </w:p>
-    <w:p>
-      <w:pPr>
-        <w:pStyle w:val="Heading3"/>
-      </w:pPr>
-      <w:proofErr w:type="spellStart"/>
-      <w:r>
-        <w:t>PriorityQueue</w:t>
-      </w:r>
-      <w:proofErr w:type="spellEnd"/>
-    </w:p>
-    <w:p>
-      <w:pPr>
-        <w:pStyle w:val="NormalWeb"/>
-        <w:rPr>
-          <w:sz w:val="22"/>
-          <w:szCs w:val="22"/>
-        </w:rPr>
-      </w:pPr>
-      <w:r>
-        <w:rPr>
-          <w:sz w:val="22"/>
-          <w:szCs w:val="22"/>
-        </w:rPr>
-        <w:t xml:space="preserve">Think </w:t>
-      </w:r>
-      <w:r>
-        <w:rPr>
-          <w:rStyle w:val="Strong"/>
-          <w:sz w:val="22"/>
-          <w:szCs w:val="22"/>
-        </w:rPr>
-        <w:t>Hospital</w:t>
-      </w:r>
-    </w:p>
-    <w:p>
-      <w:pPr>
-        <w:pStyle w:val="HTMLPreformatted"/>
-        <w:rPr>
-          <w:rStyle w:val="HTMLCode"/>
-          <w:sz w:val="22"/>
-          <w:szCs w:val="22"/>
-        </w:rPr>
-      </w:pPr>
-      <w:r>
-        <w:rPr>
-          <w:rStyle w:val="HTMLCode"/>
-          <w:sz w:val="22"/>
-          <w:szCs w:val="22"/>
-        </w:rPr>
-        <w:t>Critical Patient ⭐⭐⭐</w:t>
-      </w:r>
-    </w:p>
-    <w:p>
-      <w:pPr>
-        <w:pStyle w:val="HTMLPreformatted"/>
-        <w:rPr>
-          <w:sz w:val="22"/>
-          <w:szCs w:val="22"/>
-        </w:rPr>
-      </w:pPr>
-      <w:r>
-        <w:rPr>
-          <w:rStyle w:val="HTMLCode"/>
-          <w:sz w:val="22"/>
-          <w:szCs w:val="22"/>
-        </w:rPr>
-        <w:t>Normal Patient ⭐</w:t>
-      </w:r>
-    </w:p>
-    <w:p>
-      <w:pPr>
-        <w:pStyle w:val="NormalWeb"/>
-        <w:rPr>
-          <w:sz w:val="22"/>
-          <w:szCs w:val="22"/>
-        </w:rPr>
-      </w:pPr>
-      <w:r>
-        <w:rPr>
-          <w:sz w:val="22"/>
-          <w:szCs w:val="22"/>
-        </w:rPr>
-        <w:t>Highest priority treated first.</w:t>
       </w:r>
     </w:p>
     <w:p>
       <w:r>
         <w:lastRenderedPageBreak/>
         <w:pict>
-          <v:rect id="_x0000_i1053" style="width:0;height:1.5pt" o:hralign="center" o:hrstd="t" o:hr="t" fillcolor="#a0a0a0" stroked="f"/>
+          <v:rect id="_x0000_i1067" style="width:0;height:1.5pt" o:hralign="center" o:hrstd="t" o:hr="t" fillcolor="#a0a0a0" stroked="f"/>
         </w:pict>
       </w:r>
     </w:p>
@@ -21244,8 +20876,374 @@
       <w:pPr>
         <w:pStyle w:val="Heading3"/>
       </w:pPr>
+      <w:r>
+        <w:t>Vector</w:t>
+      </w:r>
+    </w:p>
+    <w:p>
+      <w:pPr>
+        <w:pStyle w:val="NormalWeb"/>
+        <w:rPr>
+          <w:sz w:val="22"/>
+          <w:szCs w:val="22"/>
+        </w:rPr>
+      </w:pPr>
+      <w:r>
+        <w:rPr>
+          <w:sz w:val="22"/>
+          <w:szCs w:val="22"/>
+        </w:rPr>
+        <w:t xml:space="preserve">Think </w:t>
+      </w:r>
+      <w:r>
+        <w:rPr>
+          <w:rStyle w:val="Strong"/>
+          <w:sz w:val="22"/>
+          <w:szCs w:val="22"/>
+        </w:rPr>
+        <w:t>Shared Attendance List</w:t>
+      </w:r>
+    </w:p>
+    <w:p>
+      <w:pPr>
+        <w:pStyle w:val="NormalWeb"/>
+        <w:rPr>
+          <w:sz w:val="22"/>
+          <w:szCs w:val="22"/>
+        </w:rPr>
+      </w:pPr>
+      <w:r>
+        <w:rPr>
+          <w:sz w:val="22"/>
+          <w:szCs w:val="22"/>
+        </w:rPr>
+        <w:t>Many teachers update the same list safely.</w:t>
+      </w:r>
+    </w:p>
+    <w:p>
+      <w:r>
+        <w:pict>
+          <v:rect id="_x0000_i1068" style="width:0;height:1.5pt" o:hralign="center" o:hrstd="t" o:hr="t" fillcolor="#a0a0a0" stroked="f"/>
+        </w:pict>
+      </w:r>
+    </w:p>
+    <w:p>
+      <w:pPr>
+        <w:pStyle w:val="Heading3"/>
+      </w:pPr>
+      <w:r>
+        <w:t>Stack</w:t>
+      </w:r>
+    </w:p>
+    <w:p>
+      <w:pPr>
+        <w:pStyle w:val="NormalWeb"/>
+        <w:rPr>
+          <w:sz w:val="22"/>
+          <w:szCs w:val="22"/>
+        </w:rPr>
+      </w:pPr>
+      <w:r>
+        <w:rPr>
+          <w:sz w:val="22"/>
+          <w:szCs w:val="22"/>
+        </w:rPr>
+        <w:t xml:space="preserve">Think </w:t>
+      </w:r>
+      <w:r>
+        <w:rPr>
+          <w:rStyle w:val="Strong"/>
+          <w:sz w:val="22"/>
+          <w:szCs w:val="22"/>
+        </w:rPr>
+        <w:t>Plates</w:t>
+      </w:r>
+    </w:p>
+    <w:p>
+      <w:pPr>
+        <w:pStyle w:val="HTMLPreformatted"/>
+        <w:rPr>
+          <w:rStyle w:val="HTMLCode"/>
+          <w:sz w:val="22"/>
+          <w:szCs w:val="22"/>
+        </w:rPr>
+      </w:pPr>
+      <w:r>
+        <w:rPr>
+          <w:rStyle w:val="HTMLCode"/>
+          <w:sz w:val="22"/>
+          <w:szCs w:val="22"/>
+        </w:rPr>
+        <w:t>Plate 3</w:t>
+      </w:r>
+    </w:p>
+    <w:p>
+      <w:pPr>
+        <w:pStyle w:val="HTMLPreformatted"/>
+        <w:rPr>
+          <w:rStyle w:val="HTMLCode"/>
+          <w:sz w:val="22"/>
+          <w:szCs w:val="22"/>
+        </w:rPr>
+      </w:pPr>
+      <w:r>
+        <w:rPr>
+          <w:rStyle w:val="HTMLCode"/>
+          <w:sz w:val="22"/>
+          <w:szCs w:val="22"/>
+        </w:rPr>
+        <w:t>Plate 2</w:t>
+      </w:r>
+    </w:p>
+    <w:p>
+      <w:pPr>
+        <w:pStyle w:val="HTMLPreformatted"/>
+        <w:rPr>
+          <w:sz w:val="22"/>
+          <w:szCs w:val="22"/>
+        </w:rPr>
+      </w:pPr>
+      <w:r>
+        <w:rPr>
+          <w:rStyle w:val="HTMLCode"/>
+          <w:sz w:val="22"/>
+          <w:szCs w:val="22"/>
+        </w:rPr>
+        <w:t>Plate 1</w:t>
+      </w:r>
+    </w:p>
+    <w:p>
+      <w:pPr>
+        <w:pStyle w:val="NormalWeb"/>
+        <w:rPr>
+          <w:sz w:val="22"/>
+          <w:szCs w:val="22"/>
+        </w:rPr>
+      </w:pPr>
+      <w:r>
+        <w:rPr>
+          <w:sz w:val="22"/>
+          <w:szCs w:val="22"/>
+        </w:rPr>
+        <w:t>Last plate goes first.</w:t>
+      </w:r>
+    </w:p>
+    <w:p>
+      <w:r>
+        <w:pict>
+          <v:rect id="_x0000_i1069" style="width:0;height:1.5pt" o:hralign="center" o:hrstd="t" o:hr="t" fillcolor="#a0a0a0" stroked="f"/>
+        </w:pict>
+      </w:r>
+    </w:p>
+    <w:p>
+      <w:pPr>
+        <w:pStyle w:val="Heading3"/>
+      </w:pPr>
+      <w:r>
+        <w:t>Queue</w:t>
+      </w:r>
+    </w:p>
+    <w:p>
+      <w:pPr>
+        <w:pStyle w:val="NormalWeb"/>
+        <w:rPr>
+          <w:sz w:val="22"/>
+          <w:szCs w:val="22"/>
+        </w:rPr>
+      </w:pPr>
+      <w:r>
+        <w:rPr>
+          <w:sz w:val="22"/>
+          <w:szCs w:val="22"/>
+        </w:rPr>
+        <w:t xml:space="preserve">Think </w:t>
+      </w:r>
+      <w:r>
+        <w:rPr>
+          <w:rStyle w:val="Strong"/>
+          <w:sz w:val="22"/>
+          <w:szCs w:val="22"/>
+        </w:rPr>
+        <w:t>Movie Ticket Queue</w:t>
+      </w:r>
+    </w:p>
+    <w:p>
+      <w:pPr>
+        <w:pStyle w:val="HTMLPreformatted"/>
+        <w:rPr>
+          <w:rStyle w:val="HTMLCode"/>
+          <w:sz w:val="22"/>
+          <w:szCs w:val="22"/>
+        </w:rPr>
+      </w:pPr>
+      <w:r>
+        <w:rPr>
+          <w:rStyle w:val="HTMLCode"/>
+          <w:sz w:val="22"/>
+          <w:szCs w:val="22"/>
+        </w:rPr>
+        <w:lastRenderedPageBreak/>
+        <w:t>Rahul</w:t>
+      </w:r>
+    </w:p>
+    <w:p>
+      <w:pPr>
+        <w:pStyle w:val="HTMLPreformatted"/>
+        <w:rPr>
+          <w:rStyle w:val="HTMLCode"/>
+          <w:sz w:val="22"/>
+          <w:szCs w:val="22"/>
+        </w:rPr>
+      </w:pPr>
+      <w:r>
+        <w:rPr>
+          <w:rStyle w:val="HTMLCode"/>
+          <w:sz w:val="22"/>
+          <w:szCs w:val="22"/>
+        </w:rPr>
+        <w:t>Amit</w:t>
+      </w:r>
+    </w:p>
+    <w:p>
+      <w:pPr>
+        <w:pStyle w:val="HTMLPreformatted"/>
+        <w:rPr>
+          <w:sz w:val="22"/>
+          <w:szCs w:val="22"/>
+        </w:rPr>
+      </w:pPr>
       <w:proofErr w:type="spellStart"/>
       <w:r>
+        <w:rPr>
+          <w:rStyle w:val="HTMLCode"/>
+          <w:sz w:val="22"/>
+          <w:szCs w:val="22"/>
+        </w:rPr>
+        <w:t>Neha</w:t>
+      </w:r>
+      <w:proofErr w:type="spellEnd"/>
+    </w:p>
+    <w:p>
+      <w:pPr>
+        <w:pStyle w:val="NormalWeb"/>
+        <w:rPr>
+          <w:sz w:val="22"/>
+          <w:szCs w:val="22"/>
+        </w:rPr>
+      </w:pPr>
+      <w:r>
+        <w:rPr>
+          <w:sz w:val="22"/>
+          <w:szCs w:val="22"/>
+        </w:rPr>
+        <w:t>First person enters first.</w:t>
+      </w:r>
+    </w:p>
+    <w:p>
+      <w:r>
+        <w:pict>
+          <v:rect id="_x0000_i1070" style="width:0;height:1.5pt" o:hralign="center" o:hrstd="t" o:hr="t" fillcolor="#a0a0a0" stroked="f"/>
+        </w:pict>
+      </w:r>
+    </w:p>
+    <w:p>
+      <w:pPr>
+        <w:pStyle w:val="Heading3"/>
+      </w:pPr>
+      <w:proofErr w:type="spellStart"/>
+      <w:r>
+        <w:t>PriorityQueue</w:t>
+      </w:r>
+      <w:proofErr w:type="spellEnd"/>
+    </w:p>
+    <w:p>
+      <w:pPr>
+        <w:pStyle w:val="NormalWeb"/>
+        <w:rPr>
+          <w:sz w:val="22"/>
+          <w:szCs w:val="22"/>
+        </w:rPr>
+      </w:pPr>
+      <w:r>
+        <w:rPr>
+          <w:sz w:val="22"/>
+          <w:szCs w:val="22"/>
+        </w:rPr>
+        <w:t xml:space="preserve">Think </w:t>
+      </w:r>
+      <w:r>
+        <w:rPr>
+          <w:rStyle w:val="Strong"/>
+          <w:sz w:val="22"/>
+          <w:szCs w:val="22"/>
+        </w:rPr>
+        <w:t>Hospital</w:t>
+      </w:r>
+    </w:p>
+    <w:p>
+      <w:pPr>
+        <w:pStyle w:val="HTMLPreformatted"/>
+        <w:rPr>
+          <w:rStyle w:val="HTMLCode"/>
+          <w:sz w:val="22"/>
+          <w:szCs w:val="22"/>
+        </w:rPr>
+      </w:pPr>
+      <w:r>
+        <w:rPr>
+          <w:rStyle w:val="HTMLCode"/>
+          <w:sz w:val="22"/>
+          <w:szCs w:val="22"/>
+        </w:rPr>
+        <w:t>Critical Patient ⭐⭐⭐</w:t>
+      </w:r>
+    </w:p>
+    <w:p>
+      <w:pPr>
+        <w:pStyle w:val="HTMLPreformatted"/>
+        <w:rPr>
+          <w:sz w:val="22"/>
+          <w:szCs w:val="22"/>
+        </w:rPr>
+      </w:pPr>
+      <w:r>
+        <w:rPr>
+          <w:rStyle w:val="HTMLCode"/>
+          <w:sz w:val="22"/>
+          <w:szCs w:val="22"/>
+        </w:rPr>
+        <w:t>Normal Patient ⭐</w:t>
+      </w:r>
+    </w:p>
+    <w:p>
+      <w:pPr>
+        <w:pStyle w:val="NormalWeb"/>
+        <w:rPr>
+          <w:sz w:val="22"/>
+          <w:szCs w:val="22"/>
+        </w:rPr>
+      </w:pPr>
+      <w:r>
+        <w:rPr>
+          <w:sz w:val="22"/>
+          <w:szCs w:val="22"/>
+        </w:rPr>
+        <w:t>Highest priority treated first.</w:t>
+      </w:r>
+    </w:p>
+    <w:p>
+      <w:r>
+        <w:pict>
+          <v:rect id="_x0000_i1071" style="width:0;height:1.5pt" o:hralign="center" o:hrstd="t" o:hr="t" fillcolor="#a0a0a0" stroked="f"/>
+        </w:pict>
+      </w:r>
+    </w:p>
+    <w:p>
+      <w:pPr>
+        <w:pStyle w:val="Heading3"/>
+      </w:pPr>
+      <w:proofErr w:type="spellStart"/>
+      <w:r>
         <w:t>Deque</w:t>
       </w:r>
       <w:proofErr w:type="spellEnd"/>
@@ -21323,7 +21321,7 @@
     <w:p>
       <w:r>
         <w:pict>
-          <v:rect id="_x0000_i1054" style="width:0;height:1.5pt" o:hralign="center" o:hrstd="t" o:hr="t" fillcolor="#a0a0a0" stroked="f"/>
+          <v:rect id="_x0000_i1072" style="width:0;height:1.5pt" o:hralign="center" o:hrstd="t" o:hr="t" fillcolor="#a0a0a0" stroked="f"/>
         </w:pict>
       </w:r>
     </w:p>
@@ -21333,6 +21331,7 @@
       </w:pPr>
       <w:proofErr w:type="spellStart"/>
       <w:r>
+        <w:lastRenderedPageBreak/>
         <w:t>ArrayDeque</w:t>
       </w:r>
       <w:proofErr w:type="spellEnd"/>
@@ -21435,7 +21434,7 @@
     <w:p>
       <w:r>
         <w:pict>
-          <v:rect id="_x0000_i1055" style="width:0;height:1.5pt" o:hralign="center" o:hrstd="t" o:hr="t" fillcolor="#a0a0a0" stroked="f"/>
+          <v:rect id="_x0000_i1073" style="width:0;height:1.5pt" o:hralign="center" o:hrstd="t" o:hr="t" fillcolor="#a0a0a0" stroked="f"/>
         </w:pict>
       </w:r>
     </w:p>
@@ -21651,10 +21650,3813 @@
         <w:t>These are the kinds of examples interviewers hear every day and are easy to remember.</w:t>
       </w:r>
     </w:p>
+    <w:p>
+      <w:pPr>
+        <w:pStyle w:val="NormalWeb"/>
+      </w:pPr>
+      <w:r>
+        <w:lastRenderedPageBreak/>
+        <w:t xml:space="preserve">Perfect. Here's a simple revision sheet from </w:t>
+      </w:r>
+      <w:r>
+        <w:rPr>
+          <w:rStyle w:val="Strong"/>
+        </w:rPr>
+        <w:t>List → Set → Map</w:t>
+      </w:r>
+      <w:r>
+        <w:t>.</w:t>
+      </w:r>
+    </w:p>
+    <w:tbl>
+      <w:tblPr>
+        <w:tblW w:w="0" w:type="auto"/>
+        <w:tblCellSpacing w:w="15" w:type="dxa"/>
+        <w:tblBorders>
+          <w:top w:val="single" w:sz="4" w:space="0" w:color="auto"/>
+          <w:left w:val="single" w:sz="4" w:space="0" w:color="auto"/>
+          <w:bottom w:val="single" w:sz="4" w:space="0" w:color="auto"/>
+          <w:right w:val="single" w:sz="4" w:space="0" w:color="auto"/>
+          <w:insideH w:val="single" w:sz="4" w:space="0" w:color="auto"/>
+          <w:insideV w:val="single" w:sz="4" w:space="0" w:color="auto"/>
+        </w:tblBorders>
+        <w:tblCellMar>
+          <w:top w:w="15" w:type="dxa"/>
+          <w:left w:w="15" w:type="dxa"/>
+          <w:bottom w:w="15" w:type="dxa"/>
+          <w:right w:w="15" w:type="dxa"/>
+        </w:tblCellMar>
+        <w:tblLook w:val="04A0" w:firstRow="1" w:lastRow="0" w:firstColumn="1" w:lastColumn="0" w:noHBand="0" w:noVBand="1"/>
+      </w:tblPr>
+      <w:tblGrid>
+        <w:gridCol w:w="1568"/>
+        <w:gridCol w:w="1939"/>
+        <w:gridCol w:w="1133"/>
+        <w:gridCol w:w="1052"/>
+        <w:gridCol w:w="1767"/>
+        <w:gridCol w:w="976"/>
+        <w:gridCol w:w="868"/>
+        <w:gridCol w:w="696"/>
+        <w:gridCol w:w="919"/>
+      </w:tblGrid>
+      <w:tr>
+        <w:trPr>
+          <w:tblHeader/>
+          <w:tblCellSpacing w:w="15" w:type="dxa"/>
+        </w:trPr>
+        <w:tc>
+          <w:tcPr>
+            <w:tcW w:w="0" w:type="auto"/>
+            <w:vAlign w:val="center"/>
+            <w:hideMark/>
+          </w:tcPr>
+          <w:p>
+            <w:pPr>
+              <w:jc w:val="center"/>
+              <w:rPr>
+                <w:b/>
+                <w:bCs/>
+                <w:sz w:val="24"/>
+                <w:szCs w:val="24"/>
+              </w:rPr>
+            </w:pPr>
+            <w:r>
+              <w:rPr>
+                <w:b/>
+                <w:bCs/>
+              </w:rPr>
+              <w:t>Collection</w:t>
+            </w:r>
+          </w:p>
+        </w:tc>
+        <w:tc>
+          <w:tcPr>
+            <w:tcW w:w="0" w:type="auto"/>
+            <w:vAlign w:val="center"/>
+            <w:hideMark/>
+          </w:tcPr>
+          <w:p>
+            <w:pPr>
+              <w:jc w:val="center"/>
+              <w:rPr>
+                <w:b/>
+                <w:bCs/>
+                <w:sz w:val="24"/>
+                <w:szCs w:val="24"/>
+              </w:rPr>
+            </w:pPr>
+            <w:r>
+              <w:rPr>
+                <w:b/>
+                <w:bCs/>
+              </w:rPr>
+              <w:t>Definition</w:t>
+            </w:r>
+          </w:p>
+        </w:tc>
+        <w:tc>
+          <w:tcPr>
+            <w:tcW w:w="0" w:type="auto"/>
+            <w:vAlign w:val="center"/>
+            <w:hideMark/>
+          </w:tcPr>
+          <w:p>
+            <w:pPr>
+              <w:jc w:val="center"/>
+              <w:rPr>
+                <w:b/>
+                <w:bCs/>
+                <w:sz w:val="24"/>
+                <w:szCs w:val="24"/>
+              </w:rPr>
+            </w:pPr>
+            <w:r>
+              <w:rPr>
+                <w:b/>
+                <w:bCs/>
+              </w:rPr>
+              <w:t>Duplicate Elements / Keys</w:t>
+            </w:r>
+          </w:p>
+        </w:tc>
+        <w:tc>
+          <w:tcPr>
+            <w:tcW w:w="0" w:type="auto"/>
+            <w:vAlign w:val="center"/>
+            <w:hideMark/>
+          </w:tcPr>
+          <w:p>
+            <w:pPr>
+              <w:jc w:val="center"/>
+              <w:rPr>
+                <w:b/>
+                <w:bCs/>
+                <w:sz w:val="24"/>
+                <w:szCs w:val="24"/>
+              </w:rPr>
+            </w:pPr>
+            <w:r>
+              <w:rPr>
+                <w:b/>
+                <w:bCs/>
+              </w:rPr>
+              <w:t>Duplicate Values</w:t>
+            </w:r>
+          </w:p>
+        </w:tc>
+        <w:tc>
+          <w:tcPr>
+            <w:tcW w:w="0" w:type="auto"/>
+            <w:vAlign w:val="center"/>
+            <w:hideMark/>
+          </w:tcPr>
+          <w:p>
+            <w:pPr>
+              <w:jc w:val="center"/>
+              <w:rPr>
+                <w:b/>
+                <w:bCs/>
+                <w:sz w:val="24"/>
+                <w:szCs w:val="24"/>
+              </w:rPr>
+            </w:pPr>
+            <w:r>
+              <w:rPr>
+                <w:b/>
+                <w:bCs/>
+              </w:rPr>
+              <w:t>Null</w:t>
+            </w:r>
+          </w:p>
+        </w:tc>
+        <w:tc>
+          <w:tcPr>
+            <w:tcW w:w="0" w:type="auto"/>
+            <w:vAlign w:val="center"/>
+            <w:hideMark/>
+          </w:tcPr>
+          <w:p>
+            <w:pPr>
+              <w:jc w:val="center"/>
+              <w:rPr>
+                <w:b/>
+                <w:bCs/>
+                <w:sz w:val="24"/>
+                <w:szCs w:val="24"/>
+              </w:rPr>
+            </w:pPr>
+            <w:r>
+              <w:rPr>
+                <w:b/>
+                <w:bCs/>
+              </w:rPr>
+              <w:t>Order</w:t>
+            </w:r>
+          </w:p>
+        </w:tc>
+        <w:tc>
+          <w:tcPr>
+            <w:tcW w:w="0" w:type="auto"/>
+            <w:vAlign w:val="center"/>
+            <w:hideMark/>
+          </w:tcPr>
+          <w:p>
+            <w:pPr>
+              <w:jc w:val="center"/>
+              <w:rPr>
+                <w:b/>
+                <w:bCs/>
+                <w:sz w:val="24"/>
+                <w:szCs w:val="24"/>
+              </w:rPr>
+            </w:pPr>
+            <w:r>
+              <w:rPr>
+                <w:b/>
+                <w:bCs/>
+              </w:rPr>
+              <w:t>Sorted</w:t>
+            </w:r>
+          </w:p>
+        </w:tc>
+        <w:tc>
+          <w:tcPr>
+            <w:tcW w:w="0" w:type="auto"/>
+            <w:vAlign w:val="center"/>
+            <w:hideMark/>
+          </w:tcPr>
+          <w:p>
+            <w:pPr>
+              <w:jc w:val="center"/>
+              <w:rPr>
+                <w:b/>
+                <w:bCs/>
+                <w:sz w:val="24"/>
+                <w:szCs w:val="24"/>
+              </w:rPr>
+            </w:pPr>
+            <w:r>
+              <w:rPr>
+                <w:b/>
+                <w:bCs/>
+              </w:rPr>
+              <w:t>Index Based</w:t>
+            </w:r>
+          </w:p>
+        </w:tc>
+        <w:tc>
+          <w:tcPr>
+            <w:tcW w:w="0" w:type="auto"/>
+            <w:vAlign w:val="center"/>
+            <w:hideMark/>
+          </w:tcPr>
+          <w:p>
+            <w:pPr>
+              <w:jc w:val="center"/>
+              <w:rPr>
+                <w:b/>
+                <w:bCs/>
+                <w:sz w:val="24"/>
+                <w:szCs w:val="24"/>
+              </w:rPr>
+            </w:pPr>
+            <w:r>
+              <w:rPr>
+                <w:b/>
+                <w:bCs/>
+              </w:rPr>
+              <w:t>Thread Safe</w:t>
+            </w:r>
+          </w:p>
+        </w:tc>
+      </w:tr>
+      <w:tr>
+        <w:trPr>
+          <w:tblCellSpacing w:w="15" w:type="dxa"/>
+        </w:trPr>
+        <w:tc>
+          <w:tcPr>
+            <w:tcW w:w="0" w:type="auto"/>
+            <w:vAlign w:val="center"/>
+            <w:hideMark/>
+          </w:tcPr>
+          <w:p>
+            <w:pPr>
+              <w:rPr>
+                <w:sz w:val="24"/>
+                <w:szCs w:val="24"/>
+              </w:rPr>
+            </w:pPr>
+            <w:r>
+              <w:rPr>
+                <w:rStyle w:val="Strong"/>
+              </w:rPr>
+              <w:t>List</w:t>
+            </w:r>
+          </w:p>
+        </w:tc>
+        <w:tc>
+          <w:tcPr>
+            <w:tcW w:w="0" w:type="auto"/>
+            <w:vAlign w:val="center"/>
+            <w:hideMark/>
+          </w:tcPr>
+          <w:p>
+            <w:pPr>
+              <w:rPr>
+                <w:sz w:val="24"/>
+                <w:szCs w:val="24"/>
+              </w:rPr>
+            </w:pPr>
+            <w:r>
+              <w:t>Interface that stores elements in an ordered collection.</w:t>
+            </w:r>
+          </w:p>
+        </w:tc>
+        <w:tc>
+          <w:tcPr>
+            <w:tcW w:w="0" w:type="auto"/>
+            <w:vAlign w:val="center"/>
+            <w:hideMark/>
+          </w:tcPr>
+          <w:p>
+            <w:pPr>
+              <w:rPr>
+                <w:sz w:val="24"/>
+                <w:szCs w:val="24"/>
+              </w:rPr>
+            </w:pPr>
+            <w:r>
+              <w:rPr>
+                <w:rFonts w:ascii="Times New Roman" w:hAnsi="Times New Roman" w:cs="Times New Roman"/>
+              </w:rPr>
+              <w:t>✅</w:t>
+            </w:r>
+            <w:r>
+              <w:t xml:space="preserve"> Yes</w:t>
+            </w:r>
+          </w:p>
+        </w:tc>
+        <w:tc>
+          <w:tcPr>
+            <w:tcW w:w="0" w:type="auto"/>
+            <w:vAlign w:val="center"/>
+            <w:hideMark/>
+          </w:tcPr>
+          <w:p>
+            <w:pPr>
+              <w:rPr>
+                <w:sz w:val="24"/>
+                <w:szCs w:val="24"/>
+              </w:rPr>
+            </w:pPr>
+            <w:r>
+              <w:t>N/A</w:t>
+            </w:r>
+          </w:p>
+        </w:tc>
+        <w:tc>
+          <w:tcPr>
+            <w:tcW w:w="0" w:type="auto"/>
+            <w:vAlign w:val="center"/>
+            <w:hideMark/>
+          </w:tcPr>
+          <w:p>
+            <w:pPr>
+              <w:rPr>
+                <w:sz w:val="24"/>
+                <w:szCs w:val="24"/>
+              </w:rPr>
+            </w:pPr>
+            <w:r>
+              <w:rPr>
+                <w:rFonts w:ascii="Times New Roman" w:hAnsi="Times New Roman" w:cs="Times New Roman"/>
+              </w:rPr>
+              <w:t>✅</w:t>
+            </w:r>
+            <w:r>
+              <w:t xml:space="preserve"> Multiple Nulls</w:t>
+            </w:r>
+          </w:p>
+        </w:tc>
+        <w:tc>
+          <w:tcPr>
+            <w:tcW w:w="0" w:type="auto"/>
+            <w:vAlign w:val="center"/>
+            <w:hideMark/>
+          </w:tcPr>
+          <w:p>
+            <w:pPr>
+              <w:rPr>
+                <w:sz w:val="24"/>
+                <w:szCs w:val="24"/>
+              </w:rPr>
+            </w:pPr>
+            <w:r>
+              <w:rPr>
+                <w:rFonts w:ascii="Times New Roman" w:hAnsi="Times New Roman" w:cs="Times New Roman"/>
+              </w:rPr>
+              <w:t>✅</w:t>
+            </w:r>
+            <w:r>
+              <w:t xml:space="preserve"> Insertion Order</w:t>
+            </w:r>
+          </w:p>
+        </w:tc>
+        <w:tc>
+          <w:tcPr>
+            <w:tcW w:w="0" w:type="auto"/>
+            <w:vAlign w:val="center"/>
+            <w:hideMark/>
+          </w:tcPr>
+          <w:p>
+            <w:pPr>
+              <w:rPr>
+                <w:sz w:val="24"/>
+                <w:szCs w:val="24"/>
+              </w:rPr>
+            </w:pPr>
+            <w:r>
+              <w:rPr>
+                <w:rFonts w:ascii="Times New Roman" w:hAnsi="Times New Roman" w:cs="Times New Roman"/>
+              </w:rPr>
+              <w:t>❌</w:t>
+            </w:r>
+            <w:r>
+              <w:t xml:space="preserve"> No</w:t>
+            </w:r>
+          </w:p>
+        </w:tc>
+        <w:tc>
+          <w:tcPr>
+            <w:tcW w:w="0" w:type="auto"/>
+            <w:vAlign w:val="center"/>
+            <w:hideMark/>
+          </w:tcPr>
+          <w:p>
+            <w:pPr>
+              <w:rPr>
+                <w:sz w:val="24"/>
+                <w:szCs w:val="24"/>
+              </w:rPr>
+            </w:pPr>
+            <w:r>
+              <w:rPr>
+                <w:rFonts w:ascii="Times New Roman" w:hAnsi="Times New Roman" w:cs="Times New Roman"/>
+              </w:rPr>
+              <w:t>✅</w:t>
+            </w:r>
+            <w:r>
+              <w:t xml:space="preserve"> Yes</w:t>
+            </w:r>
+          </w:p>
+        </w:tc>
+        <w:tc>
+          <w:tcPr>
+            <w:tcW w:w="0" w:type="auto"/>
+            <w:vAlign w:val="center"/>
+            <w:hideMark/>
+          </w:tcPr>
+          <w:p>
+            <w:pPr>
+              <w:rPr>
+                <w:sz w:val="24"/>
+                <w:szCs w:val="24"/>
+              </w:rPr>
+            </w:pPr>
+            <w:r>
+              <w:rPr>
+                <w:rFonts w:ascii="Times New Roman" w:hAnsi="Times New Roman" w:cs="Times New Roman"/>
+              </w:rPr>
+              <w:t>❌</w:t>
+            </w:r>
+            <w:r>
+              <w:t xml:space="preserve"> No</w:t>
+            </w:r>
+          </w:p>
+        </w:tc>
+      </w:tr>
+      <w:tr>
+        <w:trPr>
+          <w:tblCellSpacing w:w="15" w:type="dxa"/>
+        </w:trPr>
+        <w:tc>
+          <w:tcPr>
+            <w:tcW w:w="0" w:type="auto"/>
+            <w:vAlign w:val="center"/>
+            <w:hideMark/>
+          </w:tcPr>
+          <w:p>
+            <w:pPr>
+              <w:rPr>
+                <w:sz w:val="24"/>
+                <w:szCs w:val="24"/>
+              </w:rPr>
+            </w:pPr>
+            <w:proofErr w:type="spellStart"/>
+            <w:r>
+              <w:rPr>
+                <w:rStyle w:val="Strong"/>
+              </w:rPr>
+              <w:t>ArrayList</w:t>
+            </w:r>
+            <w:proofErr w:type="spellEnd"/>
+          </w:p>
+        </w:tc>
+        <w:tc>
+          <w:tcPr>
+            <w:tcW w:w="0" w:type="auto"/>
+            <w:vAlign w:val="center"/>
+            <w:hideMark/>
+          </w:tcPr>
+          <w:p>
+            <w:pPr>
+              <w:rPr>
+                <w:sz w:val="24"/>
+                <w:szCs w:val="24"/>
+              </w:rPr>
+            </w:pPr>
+            <w:r>
+              <w:t>Dynamic array implementation of List.</w:t>
+            </w:r>
+          </w:p>
+        </w:tc>
+        <w:tc>
+          <w:tcPr>
+            <w:tcW w:w="0" w:type="auto"/>
+            <w:vAlign w:val="center"/>
+            <w:hideMark/>
+          </w:tcPr>
+          <w:p>
+            <w:pPr>
+              <w:rPr>
+                <w:sz w:val="24"/>
+                <w:szCs w:val="24"/>
+              </w:rPr>
+            </w:pPr>
+            <w:r>
+              <w:rPr>
+                <w:rFonts w:ascii="Times New Roman" w:hAnsi="Times New Roman" w:cs="Times New Roman"/>
+              </w:rPr>
+              <w:t>✅</w:t>
+            </w:r>
+            <w:r>
+              <w:t xml:space="preserve"> Yes</w:t>
+            </w:r>
+          </w:p>
+        </w:tc>
+        <w:tc>
+          <w:tcPr>
+            <w:tcW w:w="0" w:type="auto"/>
+            <w:vAlign w:val="center"/>
+            <w:hideMark/>
+          </w:tcPr>
+          <w:p>
+            <w:pPr>
+              <w:rPr>
+                <w:sz w:val="24"/>
+                <w:szCs w:val="24"/>
+              </w:rPr>
+            </w:pPr>
+            <w:r>
+              <w:t>N/A</w:t>
+            </w:r>
+          </w:p>
+        </w:tc>
+        <w:tc>
+          <w:tcPr>
+            <w:tcW w:w="0" w:type="auto"/>
+            <w:vAlign w:val="center"/>
+            <w:hideMark/>
+          </w:tcPr>
+          <w:p>
+            <w:pPr>
+              <w:rPr>
+                <w:sz w:val="24"/>
+                <w:szCs w:val="24"/>
+              </w:rPr>
+            </w:pPr>
+            <w:r>
+              <w:rPr>
+                <w:rFonts w:ascii="Times New Roman" w:hAnsi="Times New Roman" w:cs="Times New Roman"/>
+              </w:rPr>
+              <w:t>✅</w:t>
+            </w:r>
+            <w:r>
+              <w:t xml:space="preserve"> Multiple Nulls</w:t>
+            </w:r>
+          </w:p>
+        </w:tc>
+        <w:tc>
+          <w:tcPr>
+            <w:tcW w:w="0" w:type="auto"/>
+            <w:vAlign w:val="center"/>
+            <w:hideMark/>
+          </w:tcPr>
+          <w:p>
+            <w:pPr>
+              <w:rPr>
+                <w:sz w:val="24"/>
+                <w:szCs w:val="24"/>
+              </w:rPr>
+            </w:pPr>
+            <w:r>
+              <w:rPr>
+                <w:rFonts w:ascii="Times New Roman" w:hAnsi="Times New Roman" w:cs="Times New Roman"/>
+              </w:rPr>
+              <w:t>✅</w:t>
+            </w:r>
+            <w:r>
+              <w:t xml:space="preserve"> Insertion Order</w:t>
+            </w:r>
+          </w:p>
+        </w:tc>
+        <w:tc>
+          <w:tcPr>
+            <w:tcW w:w="0" w:type="auto"/>
+            <w:vAlign w:val="center"/>
+            <w:hideMark/>
+          </w:tcPr>
+          <w:p>
+            <w:pPr>
+              <w:rPr>
+                <w:sz w:val="24"/>
+                <w:szCs w:val="24"/>
+              </w:rPr>
+            </w:pPr>
+            <w:r>
+              <w:rPr>
+                <w:rFonts w:ascii="Times New Roman" w:hAnsi="Times New Roman" w:cs="Times New Roman"/>
+              </w:rPr>
+              <w:t>❌</w:t>
+            </w:r>
+            <w:r>
+              <w:t xml:space="preserve"> No</w:t>
+            </w:r>
+          </w:p>
+        </w:tc>
+        <w:tc>
+          <w:tcPr>
+            <w:tcW w:w="0" w:type="auto"/>
+            <w:vAlign w:val="center"/>
+            <w:hideMark/>
+          </w:tcPr>
+          <w:p>
+            <w:pPr>
+              <w:rPr>
+                <w:sz w:val="24"/>
+                <w:szCs w:val="24"/>
+              </w:rPr>
+            </w:pPr>
+            <w:r>
+              <w:rPr>
+                <w:rFonts w:ascii="Times New Roman" w:hAnsi="Times New Roman" w:cs="Times New Roman"/>
+              </w:rPr>
+              <w:t>✅</w:t>
+            </w:r>
+            <w:r>
+              <w:t xml:space="preserve"> Yes</w:t>
+            </w:r>
+          </w:p>
+        </w:tc>
+        <w:tc>
+          <w:tcPr>
+            <w:tcW w:w="0" w:type="auto"/>
+            <w:vAlign w:val="center"/>
+            <w:hideMark/>
+          </w:tcPr>
+          <w:p>
+            <w:pPr>
+              <w:rPr>
+                <w:sz w:val="24"/>
+                <w:szCs w:val="24"/>
+              </w:rPr>
+            </w:pPr>
+            <w:r>
+              <w:rPr>
+                <w:rFonts w:ascii="Times New Roman" w:hAnsi="Times New Roman" w:cs="Times New Roman"/>
+              </w:rPr>
+              <w:t>❌</w:t>
+            </w:r>
+            <w:r>
+              <w:t xml:space="preserve"> No</w:t>
+            </w:r>
+          </w:p>
+        </w:tc>
+      </w:tr>
+      <w:tr>
+        <w:trPr>
+          <w:tblCellSpacing w:w="15" w:type="dxa"/>
+        </w:trPr>
+        <w:tc>
+          <w:tcPr>
+            <w:tcW w:w="0" w:type="auto"/>
+            <w:vAlign w:val="center"/>
+            <w:hideMark/>
+          </w:tcPr>
+          <w:p>
+            <w:pPr>
+              <w:rPr>
+                <w:sz w:val="24"/>
+                <w:szCs w:val="24"/>
+              </w:rPr>
+            </w:pPr>
+            <w:proofErr w:type="spellStart"/>
+            <w:r>
+              <w:rPr>
+                <w:rStyle w:val="Strong"/>
+              </w:rPr>
+              <w:t>LinkedList</w:t>
+            </w:r>
+            <w:proofErr w:type="spellEnd"/>
+          </w:p>
+        </w:tc>
+        <w:tc>
+          <w:tcPr>
+            <w:tcW w:w="0" w:type="auto"/>
+            <w:vAlign w:val="center"/>
+            <w:hideMark/>
+          </w:tcPr>
+          <w:p>
+            <w:pPr>
+              <w:rPr>
+                <w:sz w:val="24"/>
+                <w:szCs w:val="24"/>
+              </w:rPr>
+            </w:pPr>
+            <w:r>
+              <w:t>Doubly Linked List implementation of List.</w:t>
+            </w:r>
+          </w:p>
+        </w:tc>
+        <w:tc>
+          <w:tcPr>
+            <w:tcW w:w="0" w:type="auto"/>
+            <w:vAlign w:val="center"/>
+            <w:hideMark/>
+          </w:tcPr>
+          <w:p>
+            <w:pPr>
+              <w:rPr>
+                <w:sz w:val="24"/>
+                <w:szCs w:val="24"/>
+              </w:rPr>
+            </w:pPr>
+            <w:r>
+              <w:rPr>
+                <w:rFonts w:ascii="Times New Roman" w:hAnsi="Times New Roman" w:cs="Times New Roman"/>
+              </w:rPr>
+              <w:t>✅</w:t>
+            </w:r>
+            <w:r>
+              <w:t xml:space="preserve"> Yes</w:t>
+            </w:r>
+          </w:p>
+        </w:tc>
+        <w:tc>
+          <w:tcPr>
+            <w:tcW w:w="0" w:type="auto"/>
+            <w:vAlign w:val="center"/>
+            <w:hideMark/>
+          </w:tcPr>
+          <w:p>
+            <w:pPr>
+              <w:rPr>
+                <w:sz w:val="24"/>
+                <w:szCs w:val="24"/>
+              </w:rPr>
+            </w:pPr>
+            <w:r>
+              <w:t>N/A</w:t>
+            </w:r>
+          </w:p>
+        </w:tc>
+        <w:tc>
+          <w:tcPr>
+            <w:tcW w:w="0" w:type="auto"/>
+            <w:vAlign w:val="center"/>
+            <w:hideMark/>
+          </w:tcPr>
+          <w:p>
+            <w:pPr>
+              <w:rPr>
+                <w:sz w:val="24"/>
+                <w:szCs w:val="24"/>
+              </w:rPr>
+            </w:pPr>
+            <w:r>
+              <w:rPr>
+                <w:rFonts w:ascii="Times New Roman" w:hAnsi="Times New Roman" w:cs="Times New Roman"/>
+              </w:rPr>
+              <w:t>✅</w:t>
+            </w:r>
+            <w:r>
+              <w:t xml:space="preserve"> Multiple Nulls</w:t>
+            </w:r>
+          </w:p>
+        </w:tc>
+        <w:tc>
+          <w:tcPr>
+            <w:tcW w:w="0" w:type="auto"/>
+            <w:vAlign w:val="center"/>
+            <w:hideMark/>
+          </w:tcPr>
+          <w:p>
+            <w:pPr>
+              <w:rPr>
+                <w:sz w:val="24"/>
+                <w:szCs w:val="24"/>
+              </w:rPr>
+            </w:pPr>
+            <w:r>
+              <w:rPr>
+                <w:rFonts w:ascii="Times New Roman" w:hAnsi="Times New Roman" w:cs="Times New Roman"/>
+              </w:rPr>
+              <w:t>✅</w:t>
+            </w:r>
+            <w:r>
+              <w:t xml:space="preserve"> Insertion Order</w:t>
+            </w:r>
+          </w:p>
+        </w:tc>
+        <w:tc>
+          <w:tcPr>
+            <w:tcW w:w="0" w:type="auto"/>
+            <w:vAlign w:val="center"/>
+            <w:hideMark/>
+          </w:tcPr>
+          <w:p>
+            <w:pPr>
+              <w:rPr>
+                <w:sz w:val="24"/>
+                <w:szCs w:val="24"/>
+              </w:rPr>
+            </w:pPr>
+            <w:r>
+              <w:rPr>
+                <w:rFonts w:ascii="Times New Roman" w:hAnsi="Times New Roman" w:cs="Times New Roman"/>
+              </w:rPr>
+              <w:t>❌</w:t>
+            </w:r>
+            <w:r>
+              <w:t xml:space="preserve"> No</w:t>
+            </w:r>
+          </w:p>
+        </w:tc>
+        <w:tc>
+          <w:tcPr>
+            <w:tcW w:w="0" w:type="auto"/>
+            <w:vAlign w:val="center"/>
+            <w:hideMark/>
+          </w:tcPr>
+          <w:p>
+            <w:pPr>
+              <w:rPr>
+                <w:sz w:val="24"/>
+                <w:szCs w:val="24"/>
+              </w:rPr>
+            </w:pPr>
+            <w:r>
+              <w:rPr>
+                <w:rFonts w:ascii="Times New Roman" w:hAnsi="Times New Roman" w:cs="Times New Roman"/>
+              </w:rPr>
+              <w:t>✅</w:t>
+            </w:r>
+            <w:r>
+              <w:t xml:space="preserve"> Yes</w:t>
+            </w:r>
+          </w:p>
+        </w:tc>
+        <w:tc>
+          <w:tcPr>
+            <w:tcW w:w="0" w:type="auto"/>
+            <w:vAlign w:val="center"/>
+            <w:hideMark/>
+          </w:tcPr>
+          <w:p>
+            <w:pPr>
+              <w:rPr>
+                <w:sz w:val="24"/>
+                <w:szCs w:val="24"/>
+              </w:rPr>
+            </w:pPr>
+            <w:r>
+              <w:rPr>
+                <w:rFonts w:ascii="Times New Roman" w:hAnsi="Times New Roman" w:cs="Times New Roman"/>
+              </w:rPr>
+              <w:t>❌</w:t>
+            </w:r>
+            <w:r>
+              <w:t xml:space="preserve"> No</w:t>
+            </w:r>
+          </w:p>
+        </w:tc>
+      </w:tr>
+      <w:tr>
+        <w:trPr>
+          <w:tblCellSpacing w:w="15" w:type="dxa"/>
+        </w:trPr>
+        <w:tc>
+          <w:tcPr>
+            <w:tcW w:w="0" w:type="auto"/>
+            <w:vAlign w:val="center"/>
+            <w:hideMark/>
+          </w:tcPr>
+          <w:p>
+            <w:pPr>
+              <w:rPr>
+                <w:sz w:val="24"/>
+                <w:szCs w:val="24"/>
+              </w:rPr>
+            </w:pPr>
+            <w:r>
+              <w:rPr>
+                <w:rStyle w:val="Strong"/>
+              </w:rPr>
+              <w:t>Vector</w:t>
+            </w:r>
+          </w:p>
+        </w:tc>
+        <w:tc>
+          <w:tcPr>
+            <w:tcW w:w="0" w:type="auto"/>
+            <w:vAlign w:val="center"/>
+            <w:hideMark/>
+          </w:tcPr>
+          <w:p>
+            <w:pPr>
+              <w:rPr>
+                <w:sz w:val="24"/>
+                <w:szCs w:val="24"/>
+              </w:rPr>
+            </w:pPr>
+            <w:r>
+              <w:t xml:space="preserve">Thread-safe dynamic array implementation of </w:t>
+            </w:r>
+            <w:r>
+              <w:lastRenderedPageBreak/>
+              <w:t>List.</w:t>
+            </w:r>
+          </w:p>
+        </w:tc>
+        <w:tc>
+          <w:tcPr>
+            <w:tcW w:w="0" w:type="auto"/>
+            <w:vAlign w:val="center"/>
+            <w:hideMark/>
+          </w:tcPr>
+          <w:p>
+            <w:pPr>
+              <w:rPr>
+                <w:sz w:val="24"/>
+                <w:szCs w:val="24"/>
+              </w:rPr>
+            </w:pPr>
+            <w:r>
+              <w:rPr>
+                <w:rFonts w:ascii="Times New Roman" w:hAnsi="Times New Roman" w:cs="Times New Roman"/>
+              </w:rPr>
+              <w:lastRenderedPageBreak/>
+              <w:t>✅</w:t>
+            </w:r>
+            <w:r>
+              <w:t xml:space="preserve"> Yes</w:t>
+            </w:r>
+          </w:p>
+        </w:tc>
+        <w:tc>
+          <w:tcPr>
+            <w:tcW w:w="0" w:type="auto"/>
+            <w:vAlign w:val="center"/>
+            <w:hideMark/>
+          </w:tcPr>
+          <w:p>
+            <w:pPr>
+              <w:rPr>
+                <w:sz w:val="24"/>
+                <w:szCs w:val="24"/>
+              </w:rPr>
+            </w:pPr>
+            <w:r>
+              <w:t>N/A</w:t>
+            </w:r>
+          </w:p>
+        </w:tc>
+        <w:tc>
+          <w:tcPr>
+            <w:tcW w:w="0" w:type="auto"/>
+            <w:vAlign w:val="center"/>
+            <w:hideMark/>
+          </w:tcPr>
+          <w:p>
+            <w:pPr>
+              <w:rPr>
+                <w:sz w:val="24"/>
+                <w:szCs w:val="24"/>
+              </w:rPr>
+            </w:pPr>
+            <w:r>
+              <w:rPr>
+                <w:rFonts w:ascii="Times New Roman" w:hAnsi="Times New Roman" w:cs="Times New Roman"/>
+              </w:rPr>
+              <w:t>✅</w:t>
+            </w:r>
+            <w:r>
+              <w:t xml:space="preserve"> Multiple Nulls</w:t>
+            </w:r>
+          </w:p>
+        </w:tc>
+        <w:tc>
+          <w:tcPr>
+            <w:tcW w:w="0" w:type="auto"/>
+            <w:vAlign w:val="center"/>
+            <w:hideMark/>
+          </w:tcPr>
+          <w:p>
+            <w:pPr>
+              <w:rPr>
+                <w:sz w:val="24"/>
+                <w:szCs w:val="24"/>
+              </w:rPr>
+            </w:pPr>
+            <w:r>
+              <w:rPr>
+                <w:rFonts w:ascii="Times New Roman" w:hAnsi="Times New Roman" w:cs="Times New Roman"/>
+              </w:rPr>
+              <w:t>✅</w:t>
+            </w:r>
+            <w:r>
+              <w:t xml:space="preserve"> Insertion Order</w:t>
+            </w:r>
+          </w:p>
+        </w:tc>
+        <w:tc>
+          <w:tcPr>
+            <w:tcW w:w="0" w:type="auto"/>
+            <w:vAlign w:val="center"/>
+            <w:hideMark/>
+          </w:tcPr>
+          <w:p>
+            <w:pPr>
+              <w:rPr>
+                <w:sz w:val="24"/>
+                <w:szCs w:val="24"/>
+              </w:rPr>
+            </w:pPr>
+            <w:r>
+              <w:rPr>
+                <w:rFonts w:ascii="Times New Roman" w:hAnsi="Times New Roman" w:cs="Times New Roman"/>
+              </w:rPr>
+              <w:t>❌</w:t>
+            </w:r>
+            <w:r>
+              <w:t xml:space="preserve"> No</w:t>
+            </w:r>
+          </w:p>
+        </w:tc>
+        <w:tc>
+          <w:tcPr>
+            <w:tcW w:w="0" w:type="auto"/>
+            <w:vAlign w:val="center"/>
+            <w:hideMark/>
+          </w:tcPr>
+          <w:p>
+            <w:pPr>
+              <w:rPr>
+                <w:sz w:val="24"/>
+                <w:szCs w:val="24"/>
+              </w:rPr>
+            </w:pPr>
+            <w:r>
+              <w:rPr>
+                <w:rFonts w:ascii="Times New Roman" w:hAnsi="Times New Roman" w:cs="Times New Roman"/>
+              </w:rPr>
+              <w:t>✅</w:t>
+            </w:r>
+            <w:r>
+              <w:t xml:space="preserve"> Yes</w:t>
+            </w:r>
+          </w:p>
+        </w:tc>
+        <w:tc>
+          <w:tcPr>
+            <w:tcW w:w="0" w:type="auto"/>
+            <w:vAlign w:val="center"/>
+            <w:hideMark/>
+          </w:tcPr>
+          <w:p>
+            <w:pPr>
+              <w:rPr>
+                <w:sz w:val="24"/>
+                <w:szCs w:val="24"/>
+              </w:rPr>
+            </w:pPr>
+            <w:r>
+              <w:rPr>
+                <w:rFonts w:ascii="Times New Roman" w:hAnsi="Times New Roman" w:cs="Times New Roman"/>
+              </w:rPr>
+              <w:t>✅</w:t>
+            </w:r>
+            <w:r>
+              <w:t xml:space="preserve"> Yes</w:t>
+            </w:r>
+          </w:p>
+        </w:tc>
+      </w:tr>
+      <w:tr>
+        <w:trPr>
+          <w:tblCellSpacing w:w="15" w:type="dxa"/>
+        </w:trPr>
+        <w:tc>
+          <w:tcPr>
+            <w:tcW w:w="0" w:type="auto"/>
+            <w:vAlign w:val="center"/>
+            <w:hideMark/>
+          </w:tcPr>
+          <w:p>
+            <w:pPr>
+              <w:rPr>
+                <w:sz w:val="24"/>
+                <w:szCs w:val="24"/>
+              </w:rPr>
+            </w:pPr>
+            <w:r>
+              <w:rPr>
+                <w:rStyle w:val="Strong"/>
+              </w:rPr>
+              <w:lastRenderedPageBreak/>
+              <w:t>Stack</w:t>
+            </w:r>
+          </w:p>
+        </w:tc>
+        <w:tc>
+          <w:tcPr>
+            <w:tcW w:w="0" w:type="auto"/>
+            <w:vAlign w:val="center"/>
+            <w:hideMark/>
+          </w:tcPr>
+          <w:p>
+            <w:pPr>
+              <w:rPr>
+                <w:sz w:val="24"/>
+                <w:szCs w:val="24"/>
+              </w:rPr>
+            </w:pPr>
+            <w:r>
+              <w:t xml:space="preserve">LIFO </w:t>
+            </w:r>
+            <w:proofErr w:type="gramStart"/>
+            <w:r>
+              <w:t>stack</w:t>
+            </w:r>
+            <w:proofErr w:type="gramEnd"/>
+            <w:r>
+              <w:t xml:space="preserve"> implementation extending Vector.</w:t>
+            </w:r>
+          </w:p>
+        </w:tc>
+        <w:tc>
+          <w:tcPr>
+            <w:tcW w:w="0" w:type="auto"/>
+            <w:vAlign w:val="center"/>
+            <w:hideMark/>
+          </w:tcPr>
+          <w:p>
+            <w:pPr>
+              <w:rPr>
+                <w:sz w:val="24"/>
+                <w:szCs w:val="24"/>
+              </w:rPr>
+            </w:pPr>
+            <w:r>
+              <w:rPr>
+                <w:rFonts w:ascii="Times New Roman" w:hAnsi="Times New Roman" w:cs="Times New Roman"/>
+              </w:rPr>
+              <w:t>✅</w:t>
+            </w:r>
+            <w:r>
+              <w:t xml:space="preserve"> Yes</w:t>
+            </w:r>
+          </w:p>
+        </w:tc>
+        <w:tc>
+          <w:tcPr>
+            <w:tcW w:w="0" w:type="auto"/>
+            <w:vAlign w:val="center"/>
+            <w:hideMark/>
+          </w:tcPr>
+          <w:p>
+            <w:pPr>
+              <w:rPr>
+                <w:sz w:val="24"/>
+                <w:szCs w:val="24"/>
+              </w:rPr>
+            </w:pPr>
+            <w:r>
+              <w:t>N/A</w:t>
+            </w:r>
+          </w:p>
+        </w:tc>
+        <w:tc>
+          <w:tcPr>
+            <w:tcW w:w="0" w:type="auto"/>
+            <w:vAlign w:val="center"/>
+            <w:hideMark/>
+          </w:tcPr>
+          <w:p>
+            <w:pPr>
+              <w:rPr>
+                <w:sz w:val="24"/>
+                <w:szCs w:val="24"/>
+              </w:rPr>
+            </w:pPr>
+            <w:r>
+              <w:rPr>
+                <w:rFonts w:ascii="Times New Roman" w:hAnsi="Times New Roman" w:cs="Times New Roman"/>
+              </w:rPr>
+              <w:t>✅</w:t>
+            </w:r>
+            <w:r>
+              <w:t xml:space="preserve"> Multiple Nulls</w:t>
+            </w:r>
+          </w:p>
+        </w:tc>
+        <w:tc>
+          <w:tcPr>
+            <w:tcW w:w="0" w:type="auto"/>
+            <w:vAlign w:val="center"/>
+            <w:hideMark/>
+          </w:tcPr>
+          <w:p>
+            <w:pPr>
+              <w:rPr>
+                <w:sz w:val="24"/>
+                <w:szCs w:val="24"/>
+              </w:rPr>
+            </w:pPr>
+            <w:r>
+              <w:t>LIFO Order</w:t>
+            </w:r>
+          </w:p>
+        </w:tc>
+        <w:tc>
+          <w:tcPr>
+            <w:tcW w:w="0" w:type="auto"/>
+            <w:vAlign w:val="center"/>
+            <w:hideMark/>
+          </w:tcPr>
+          <w:p>
+            <w:pPr>
+              <w:rPr>
+                <w:sz w:val="24"/>
+                <w:szCs w:val="24"/>
+              </w:rPr>
+            </w:pPr>
+            <w:r>
+              <w:rPr>
+                <w:rFonts w:ascii="Times New Roman" w:hAnsi="Times New Roman" w:cs="Times New Roman"/>
+              </w:rPr>
+              <w:t>❌</w:t>
+            </w:r>
+            <w:r>
+              <w:t xml:space="preserve"> No</w:t>
+            </w:r>
+          </w:p>
+        </w:tc>
+        <w:tc>
+          <w:tcPr>
+            <w:tcW w:w="0" w:type="auto"/>
+            <w:vAlign w:val="center"/>
+            <w:hideMark/>
+          </w:tcPr>
+          <w:p>
+            <w:pPr>
+              <w:rPr>
+                <w:sz w:val="24"/>
+                <w:szCs w:val="24"/>
+              </w:rPr>
+            </w:pPr>
+            <w:r>
+              <w:rPr>
+                <w:rFonts w:ascii="Times New Roman" w:hAnsi="Times New Roman" w:cs="Times New Roman"/>
+              </w:rPr>
+              <w:t>❌</w:t>
+            </w:r>
+            <w:r>
+              <w:t xml:space="preserve"> No</w:t>
+            </w:r>
+          </w:p>
+        </w:tc>
+        <w:tc>
+          <w:tcPr>
+            <w:tcW w:w="0" w:type="auto"/>
+            <w:vAlign w:val="center"/>
+            <w:hideMark/>
+          </w:tcPr>
+          <w:p>
+            <w:pPr>
+              <w:rPr>
+                <w:sz w:val="24"/>
+                <w:szCs w:val="24"/>
+              </w:rPr>
+            </w:pPr>
+            <w:r>
+              <w:rPr>
+                <w:rFonts w:ascii="Times New Roman" w:hAnsi="Times New Roman" w:cs="Times New Roman"/>
+              </w:rPr>
+              <w:t>✅</w:t>
+            </w:r>
+            <w:r>
+              <w:t xml:space="preserve"> Yes</w:t>
+            </w:r>
+          </w:p>
+        </w:tc>
+      </w:tr>
+      <w:tr>
+        <w:trPr>
+          <w:tblCellSpacing w:w="15" w:type="dxa"/>
+        </w:trPr>
+        <w:tc>
+          <w:tcPr>
+            <w:tcW w:w="0" w:type="auto"/>
+            <w:vAlign w:val="center"/>
+            <w:hideMark/>
+          </w:tcPr>
+          <w:p>
+            <w:pPr>
+              <w:rPr>
+                <w:sz w:val="24"/>
+                <w:szCs w:val="24"/>
+              </w:rPr>
+            </w:pPr>
+            <w:r>
+              <w:rPr>
+                <w:rStyle w:val="Strong"/>
+              </w:rPr>
+              <w:t>Set</w:t>
+            </w:r>
+          </w:p>
+        </w:tc>
+        <w:tc>
+          <w:tcPr>
+            <w:tcW w:w="0" w:type="auto"/>
+            <w:vAlign w:val="center"/>
+            <w:hideMark/>
+          </w:tcPr>
+          <w:p>
+            <w:pPr>
+              <w:rPr>
+                <w:sz w:val="24"/>
+                <w:szCs w:val="24"/>
+              </w:rPr>
+            </w:pPr>
+            <w:r>
+              <w:t>Interface that stores unique elements.</w:t>
+            </w:r>
+          </w:p>
+        </w:tc>
+        <w:tc>
+          <w:tcPr>
+            <w:tcW w:w="0" w:type="auto"/>
+            <w:vAlign w:val="center"/>
+            <w:hideMark/>
+          </w:tcPr>
+          <w:p>
+            <w:pPr>
+              <w:rPr>
+                <w:sz w:val="24"/>
+                <w:szCs w:val="24"/>
+              </w:rPr>
+            </w:pPr>
+            <w:r>
+              <w:rPr>
+                <w:rFonts w:ascii="Times New Roman" w:hAnsi="Times New Roman" w:cs="Times New Roman"/>
+              </w:rPr>
+              <w:t>❌</w:t>
+            </w:r>
+            <w:r>
+              <w:t xml:space="preserve"> No</w:t>
+            </w:r>
+          </w:p>
+        </w:tc>
+        <w:tc>
+          <w:tcPr>
+            <w:tcW w:w="0" w:type="auto"/>
+            <w:vAlign w:val="center"/>
+            <w:hideMark/>
+          </w:tcPr>
+          <w:p>
+            <w:pPr>
+              <w:rPr>
+                <w:sz w:val="24"/>
+                <w:szCs w:val="24"/>
+              </w:rPr>
+            </w:pPr>
+            <w:r>
+              <w:t>N/A</w:t>
+            </w:r>
+          </w:p>
+        </w:tc>
+        <w:tc>
+          <w:tcPr>
+            <w:tcW w:w="0" w:type="auto"/>
+            <w:vAlign w:val="center"/>
+            <w:hideMark/>
+          </w:tcPr>
+          <w:p>
+            <w:pPr>
+              <w:rPr>
+                <w:sz w:val="24"/>
+                <w:szCs w:val="24"/>
+              </w:rPr>
+            </w:pPr>
+            <w:r>
+              <w:t>Depends on implementation</w:t>
+            </w:r>
+          </w:p>
+        </w:tc>
+        <w:tc>
+          <w:tcPr>
+            <w:tcW w:w="0" w:type="auto"/>
+            <w:vAlign w:val="center"/>
+            <w:hideMark/>
+          </w:tcPr>
+          <w:p>
+            <w:pPr>
+              <w:rPr>
+                <w:sz w:val="24"/>
+                <w:szCs w:val="24"/>
+              </w:rPr>
+            </w:pPr>
+            <w:r>
+              <w:t>Depends</w:t>
+            </w:r>
+          </w:p>
+        </w:tc>
+        <w:tc>
+          <w:tcPr>
+            <w:tcW w:w="0" w:type="auto"/>
+            <w:vAlign w:val="center"/>
+            <w:hideMark/>
+          </w:tcPr>
+          <w:p>
+            <w:pPr>
+              <w:rPr>
+                <w:sz w:val="24"/>
+                <w:szCs w:val="24"/>
+              </w:rPr>
+            </w:pPr>
+            <w:r>
+              <w:t>Depends</w:t>
+            </w:r>
+          </w:p>
+        </w:tc>
+        <w:tc>
+          <w:tcPr>
+            <w:tcW w:w="0" w:type="auto"/>
+            <w:vAlign w:val="center"/>
+            <w:hideMark/>
+          </w:tcPr>
+          <w:p>
+            <w:pPr>
+              <w:rPr>
+                <w:sz w:val="24"/>
+                <w:szCs w:val="24"/>
+              </w:rPr>
+            </w:pPr>
+            <w:r>
+              <w:rPr>
+                <w:rFonts w:ascii="Times New Roman" w:hAnsi="Times New Roman" w:cs="Times New Roman"/>
+              </w:rPr>
+              <w:t>❌</w:t>
+            </w:r>
+            <w:r>
+              <w:t xml:space="preserve"> No</w:t>
+            </w:r>
+          </w:p>
+        </w:tc>
+        <w:tc>
+          <w:tcPr>
+            <w:tcW w:w="0" w:type="auto"/>
+            <w:vAlign w:val="center"/>
+            <w:hideMark/>
+          </w:tcPr>
+          <w:p>
+            <w:pPr>
+              <w:rPr>
+                <w:sz w:val="24"/>
+                <w:szCs w:val="24"/>
+              </w:rPr>
+            </w:pPr>
+            <w:r>
+              <w:t>Depends</w:t>
+            </w:r>
+          </w:p>
+        </w:tc>
+      </w:tr>
+      <w:tr>
+        <w:trPr>
+          <w:tblCellSpacing w:w="15" w:type="dxa"/>
+        </w:trPr>
+        <w:tc>
+          <w:tcPr>
+            <w:tcW w:w="0" w:type="auto"/>
+            <w:vAlign w:val="center"/>
+            <w:hideMark/>
+          </w:tcPr>
+          <w:p>
+            <w:pPr>
+              <w:rPr>
+                <w:sz w:val="24"/>
+                <w:szCs w:val="24"/>
+              </w:rPr>
+            </w:pPr>
+            <w:r>
+              <w:rPr>
+                <w:rStyle w:val="Strong"/>
+              </w:rPr>
+              <w:t>HashSet</w:t>
+            </w:r>
+          </w:p>
+        </w:tc>
+        <w:tc>
+          <w:tcPr>
+            <w:tcW w:w="0" w:type="auto"/>
+            <w:vAlign w:val="center"/>
+            <w:hideMark/>
+          </w:tcPr>
+          <w:p>
+            <w:pPr>
+              <w:rPr>
+                <w:sz w:val="24"/>
+                <w:szCs w:val="24"/>
+              </w:rPr>
+            </w:pPr>
+            <w:r>
+              <w:t>Hash table-based implementation of Set.</w:t>
+            </w:r>
+          </w:p>
+        </w:tc>
+        <w:tc>
+          <w:tcPr>
+            <w:tcW w:w="0" w:type="auto"/>
+            <w:vAlign w:val="center"/>
+            <w:hideMark/>
+          </w:tcPr>
+          <w:p>
+            <w:pPr>
+              <w:rPr>
+                <w:sz w:val="24"/>
+                <w:szCs w:val="24"/>
+              </w:rPr>
+            </w:pPr>
+            <w:r>
+              <w:rPr>
+                <w:rFonts w:ascii="Times New Roman" w:hAnsi="Times New Roman" w:cs="Times New Roman"/>
+              </w:rPr>
+              <w:t>❌</w:t>
+            </w:r>
+            <w:r>
+              <w:t xml:space="preserve"> No</w:t>
+            </w:r>
+          </w:p>
+        </w:tc>
+        <w:tc>
+          <w:tcPr>
+            <w:tcW w:w="0" w:type="auto"/>
+            <w:vAlign w:val="center"/>
+            <w:hideMark/>
+          </w:tcPr>
+          <w:p>
+            <w:pPr>
+              <w:rPr>
+                <w:sz w:val="24"/>
+                <w:szCs w:val="24"/>
+              </w:rPr>
+            </w:pPr>
+            <w:r>
+              <w:t>N/A</w:t>
+            </w:r>
+          </w:p>
+        </w:tc>
+        <w:tc>
+          <w:tcPr>
+            <w:tcW w:w="0" w:type="auto"/>
+            <w:vAlign w:val="center"/>
+            <w:hideMark/>
+          </w:tcPr>
+          <w:p>
+            <w:pPr>
+              <w:rPr>
+                <w:sz w:val="24"/>
+                <w:szCs w:val="24"/>
+              </w:rPr>
+            </w:pPr>
+            <w:r>
+              <w:rPr>
+                <w:rFonts w:ascii="Times New Roman" w:hAnsi="Times New Roman" w:cs="Times New Roman"/>
+              </w:rPr>
+              <w:t>✅</w:t>
+            </w:r>
+            <w:r>
+              <w:t xml:space="preserve"> One Null</w:t>
+            </w:r>
+          </w:p>
+        </w:tc>
+        <w:tc>
+          <w:tcPr>
+            <w:tcW w:w="0" w:type="auto"/>
+            <w:vAlign w:val="center"/>
+            <w:hideMark/>
+          </w:tcPr>
+          <w:p>
+            <w:pPr>
+              <w:rPr>
+                <w:sz w:val="24"/>
+                <w:szCs w:val="24"/>
+              </w:rPr>
+            </w:pPr>
+            <w:r>
+              <w:rPr>
+                <w:rFonts w:ascii="Times New Roman" w:hAnsi="Times New Roman" w:cs="Times New Roman"/>
+              </w:rPr>
+              <w:t>❌</w:t>
+            </w:r>
+            <w:r>
+              <w:t xml:space="preserve"> No</w:t>
+            </w:r>
+          </w:p>
+        </w:tc>
+        <w:tc>
+          <w:tcPr>
+            <w:tcW w:w="0" w:type="auto"/>
+            <w:vAlign w:val="center"/>
+            <w:hideMark/>
+          </w:tcPr>
+          <w:p>
+            <w:pPr>
+              <w:rPr>
+                <w:sz w:val="24"/>
+                <w:szCs w:val="24"/>
+              </w:rPr>
+            </w:pPr>
+            <w:r>
+              <w:rPr>
+                <w:rFonts w:ascii="Times New Roman" w:hAnsi="Times New Roman" w:cs="Times New Roman"/>
+              </w:rPr>
+              <w:t>❌</w:t>
+            </w:r>
+            <w:r>
+              <w:t xml:space="preserve"> No</w:t>
+            </w:r>
+          </w:p>
+        </w:tc>
+        <w:tc>
+          <w:tcPr>
+            <w:tcW w:w="0" w:type="auto"/>
+            <w:vAlign w:val="center"/>
+            <w:hideMark/>
+          </w:tcPr>
+          <w:p>
+            <w:pPr>
+              <w:rPr>
+                <w:sz w:val="24"/>
+                <w:szCs w:val="24"/>
+              </w:rPr>
+            </w:pPr>
+            <w:r>
+              <w:rPr>
+                <w:rFonts w:ascii="Times New Roman" w:hAnsi="Times New Roman" w:cs="Times New Roman"/>
+              </w:rPr>
+              <w:t>❌</w:t>
+            </w:r>
+            <w:r>
+              <w:t xml:space="preserve"> No</w:t>
+            </w:r>
+          </w:p>
+        </w:tc>
+        <w:tc>
+          <w:tcPr>
+            <w:tcW w:w="0" w:type="auto"/>
+            <w:vAlign w:val="center"/>
+            <w:hideMark/>
+          </w:tcPr>
+          <w:p>
+            <w:pPr>
+              <w:rPr>
+                <w:sz w:val="24"/>
+                <w:szCs w:val="24"/>
+              </w:rPr>
+            </w:pPr>
+            <w:r>
+              <w:rPr>
+                <w:rFonts w:ascii="Times New Roman" w:hAnsi="Times New Roman" w:cs="Times New Roman"/>
+              </w:rPr>
+              <w:t>❌</w:t>
+            </w:r>
+            <w:r>
+              <w:t xml:space="preserve"> No</w:t>
+            </w:r>
+          </w:p>
+        </w:tc>
+      </w:tr>
+      <w:tr>
+        <w:trPr>
+          <w:tblCellSpacing w:w="15" w:type="dxa"/>
+        </w:trPr>
+        <w:tc>
+          <w:tcPr>
+            <w:tcW w:w="0" w:type="auto"/>
+            <w:vAlign w:val="center"/>
+            <w:hideMark/>
+          </w:tcPr>
+          <w:p>
+            <w:pPr>
+              <w:rPr>
+                <w:sz w:val="24"/>
+                <w:szCs w:val="24"/>
+              </w:rPr>
+            </w:pPr>
+            <w:r>
+              <w:rPr>
+                <w:rStyle w:val="Strong"/>
+              </w:rPr>
+              <w:t>LinkedHashSet</w:t>
+            </w:r>
+          </w:p>
+        </w:tc>
+        <w:tc>
+          <w:tcPr>
+            <w:tcW w:w="0" w:type="auto"/>
+            <w:vAlign w:val="center"/>
+            <w:hideMark/>
+          </w:tcPr>
+          <w:p>
+            <w:pPr>
+              <w:rPr>
+                <w:sz w:val="24"/>
+                <w:szCs w:val="24"/>
+              </w:rPr>
+            </w:pPr>
+            <w:r>
+              <w:t>HashSet that maintains insertion order.</w:t>
+            </w:r>
+          </w:p>
+        </w:tc>
+        <w:tc>
+          <w:tcPr>
+            <w:tcW w:w="0" w:type="auto"/>
+            <w:vAlign w:val="center"/>
+            <w:hideMark/>
+          </w:tcPr>
+          <w:p>
+            <w:pPr>
+              <w:rPr>
+                <w:sz w:val="24"/>
+                <w:szCs w:val="24"/>
+              </w:rPr>
+            </w:pPr>
+            <w:r>
+              <w:rPr>
+                <w:rFonts w:ascii="Times New Roman" w:hAnsi="Times New Roman" w:cs="Times New Roman"/>
+              </w:rPr>
+              <w:t>❌</w:t>
+            </w:r>
+            <w:r>
+              <w:t xml:space="preserve"> No</w:t>
+            </w:r>
+          </w:p>
+        </w:tc>
+        <w:tc>
+          <w:tcPr>
+            <w:tcW w:w="0" w:type="auto"/>
+            <w:vAlign w:val="center"/>
+            <w:hideMark/>
+          </w:tcPr>
+          <w:p>
+            <w:pPr>
+              <w:rPr>
+                <w:sz w:val="24"/>
+                <w:szCs w:val="24"/>
+              </w:rPr>
+            </w:pPr>
+            <w:r>
+              <w:t>N/A</w:t>
+            </w:r>
+          </w:p>
+        </w:tc>
+        <w:tc>
+          <w:tcPr>
+            <w:tcW w:w="0" w:type="auto"/>
+            <w:vAlign w:val="center"/>
+            <w:hideMark/>
+          </w:tcPr>
+          <w:p>
+            <w:pPr>
+              <w:rPr>
+                <w:sz w:val="24"/>
+                <w:szCs w:val="24"/>
+              </w:rPr>
+            </w:pPr>
+            <w:r>
+              <w:rPr>
+                <w:rFonts w:ascii="Times New Roman" w:hAnsi="Times New Roman" w:cs="Times New Roman"/>
+              </w:rPr>
+              <w:t>✅</w:t>
+            </w:r>
+            <w:r>
+              <w:t xml:space="preserve"> One Null</w:t>
+            </w:r>
+          </w:p>
+        </w:tc>
+        <w:tc>
+          <w:tcPr>
+            <w:tcW w:w="0" w:type="auto"/>
+            <w:vAlign w:val="center"/>
+            <w:hideMark/>
+          </w:tcPr>
+          <w:p>
+            <w:pPr>
+              <w:rPr>
+                <w:sz w:val="24"/>
+                <w:szCs w:val="24"/>
+              </w:rPr>
+            </w:pPr>
+            <w:r>
+              <w:rPr>
+                <w:rFonts w:ascii="Times New Roman" w:hAnsi="Times New Roman" w:cs="Times New Roman"/>
+              </w:rPr>
+              <w:t>✅</w:t>
+            </w:r>
+            <w:r>
+              <w:t xml:space="preserve"> Insertion Order</w:t>
+            </w:r>
+          </w:p>
+        </w:tc>
+        <w:tc>
+          <w:tcPr>
+            <w:tcW w:w="0" w:type="auto"/>
+            <w:vAlign w:val="center"/>
+            <w:hideMark/>
+          </w:tcPr>
+          <w:p>
+            <w:pPr>
+              <w:rPr>
+                <w:sz w:val="24"/>
+                <w:szCs w:val="24"/>
+              </w:rPr>
+            </w:pPr>
+            <w:r>
+              <w:rPr>
+                <w:rFonts w:ascii="Times New Roman" w:hAnsi="Times New Roman" w:cs="Times New Roman"/>
+              </w:rPr>
+              <w:t>❌</w:t>
+            </w:r>
+            <w:r>
+              <w:t xml:space="preserve"> No</w:t>
+            </w:r>
+          </w:p>
+        </w:tc>
+        <w:tc>
+          <w:tcPr>
+            <w:tcW w:w="0" w:type="auto"/>
+            <w:vAlign w:val="center"/>
+            <w:hideMark/>
+          </w:tcPr>
+          <w:p>
+            <w:pPr>
+              <w:rPr>
+                <w:sz w:val="24"/>
+                <w:szCs w:val="24"/>
+              </w:rPr>
+            </w:pPr>
+            <w:r>
+              <w:rPr>
+                <w:rFonts w:ascii="Times New Roman" w:hAnsi="Times New Roman" w:cs="Times New Roman"/>
+              </w:rPr>
+              <w:t>❌</w:t>
+            </w:r>
+            <w:r>
+              <w:t xml:space="preserve"> No</w:t>
+            </w:r>
+          </w:p>
+        </w:tc>
+        <w:tc>
+          <w:tcPr>
+            <w:tcW w:w="0" w:type="auto"/>
+            <w:vAlign w:val="center"/>
+            <w:hideMark/>
+          </w:tcPr>
+          <w:p>
+            <w:pPr>
+              <w:rPr>
+                <w:sz w:val="24"/>
+                <w:szCs w:val="24"/>
+              </w:rPr>
+            </w:pPr>
+            <w:r>
+              <w:rPr>
+                <w:rFonts w:ascii="Times New Roman" w:hAnsi="Times New Roman" w:cs="Times New Roman"/>
+              </w:rPr>
+              <w:t>❌</w:t>
+            </w:r>
+            <w:r>
+              <w:t xml:space="preserve"> No</w:t>
+            </w:r>
+          </w:p>
+        </w:tc>
+      </w:tr>
+      <w:tr>
+        <w:trPr>
+          <w:tblCellSpacing w:w="15" w:type="dxa"/>
+        </w:trPr>
+        <w:tc>
+          <w:tcPr>
+            <w:tcW w:w="0" w:type="auto"/>
+            <w:vAlign w:val="center"/>
+            <w:hideMark/>
+          </w:tcPr>
+          <w:p>
+            <w:pPr>
+              <w:rPr>
+                <w:sz w:val="24"/>
+                <w:szCs w:val="24"/>
+              </w:rPr>
+            </w:pPr>
+            <w:proofErr w:type="spellStart"/>
+            <w:r>
+              <w:rPr>
+                <w:rStyle w:val="Strong"/>
+              </w:rPr>
+              <w:lastRenderedPageBreak/>
+              <w:t>SortedSet</w:t>
+            </w:r>
+            <w:proofErr w:type="spellEnd"/>
+          </w:p>
+        </w:tc>
+        <w:tc>
+          <w:tcPr>
+            <w:tcW w:w="0" w:type="auto"/>
+            <w:vAlign w:val="center"/>
+            <w:hideMark/>
+          </w:tcPr>
+          <w:p>
+            <w:pPr>
+              <w:rPr>
+                <w:sz w:val="24"/>
+                <w:szCs w:val="24"/>
+              </w:rPr>
+            </w:pPr>
+            <w:r>
+              <w:t>Interface that stores unique elements in sorted order.</w:t>
+            </w:r>
+          </w:p>
+        </w:tc>
+        <w:tc>
+          <w:tcPr>
+            <w:tcW w:w="0" w:type="auto"/>
+            <w:vAlign w:val="center"/>
+            <w:hideMark/>
+          </w:tcPr>
+          <w:p>
+            <w:pPr>
+              <w:rPr>
+                <w:sz w:val="24"/>
+                <w:szCs w:val="24"/>
+              </w:rPr>
+            </w:pPr>
+            <w:r>
+              <w:rPr>
+                <w:rFonts w:ascii="Times New Roman" w:hAnsi="Times New Roman" w:cs="Times New Roman"/>
+              </w:rPr>
+              <w:t>❌</w:t>
+            </w:r>
+            <w:r>
+              <w:t xml:space="preserve"> No</w:t>
+            </w:r>
+          </w:p>
+        </w:tc>
+        <w:tc>
+          <w:tcPr>
+            <w:tcW w:w="0" w:type="auto"/>
+            <w:vAlign w:val="center"/>
+            <w:hideMark/>
+          </w:tcPr>
+          <w:p>
+            <w:pPr>
+              <w:rPr>
+                <w:sz w:val="24"/>
+                <w:szCs w:val="24"/>
+              </w:rPr>
+            </w:pPr>
+            <w:r>
+              <w:t>N/A</w:t>
+            </w:r>
+          </w:p>
+        </w:tc>
+        <w:tc>
+          <w:tcPr>
+            <w:tcW w:w="0" w:type="auto"/>
+            <w:vAlign w:val="center"/>
+            <w:hideMark/>
+          </w:tcPr>
+          <w:p>
+            <w:pPr>
+              <w:rPr>
+                <w:sz w:val="24"/>
+                <w:szCs w:val="24"/>
+              </w:rPr>
+            </w:pPr>
+            <w:r>
+              <w:t>Depends on implementation</w:t>
+            </w:r>
+          </w:p>
+        </w:tc>
+        <w:tc>
+          <w:tcPr>
+            <w:tcW w:w="0" w:type="auto"/>
+            <w:vAlign w:val="center"/>
+            <w:hideMark/>
+          </w:tcPr>
+          <w:p>
+            <w:pPr>
+              <w:rPr>
+                <w:sz w:val="24"/>
+                <w:szCs w:val="24"/>
+              </w:rPr>
+            </w:pPr>
+            <w:r>
+              <w:rPr>
+                <w:rFonts w:ascii="Times New Roman" w:hAnsi="Times New Roman" w:cs="Times New Roman"/>
+              </w:rPr>
+              <w:t>❌</w:t>
+            </w:r>
+            <w:r>
+              <w:t xml:space="preserve"> No</w:t>
+            </w:r>
+          </w:p>
+        </w:tc>
+        <w:tc>
+          <w:tcPr>
+            <w:tcW w:w="0" w:type="auto"/>
+            <w:vAlign w:val="center"/>
+            <w:hideMark/>
+          </w:tcPr>
+          <w:p>
+            <w:pPr>
+              <w:rPr>
+                <w:sz w:val="24"/>
+                <w:szCs w:val="24"/>
+              </w:rPr>
+            </w:pPr>
+            <w:r>
+              <w:rPr>
+                <w:rFonts w:ascii="Times New Roman" w:hAnsi="Times New Roman" w:cs="Times New Roman"/>
+              </w:rPr>
+              <w:t>✅</w:t>
+            </w:r>
+            <w:r>
+              <w:t xml:space="preserve"> Yes</w:t>
+            </w:r>
+          </w:p>
+        </w:tc>
+        <w:tc>
+          <w:tcPr>
+            <w:tcW w:w="0" w:type="auto"/>
+            <w:vAlign w:val="center"/>
+            <w:hideMark/>
+          </w:tcPr>
+          <w:p>
+            <w:pPr>
+              <w:rPr>
+                <w:sz w:val="24"/>
+                <w:szCs w:val="24"/>
+              </w:rPr>
+            </w:pPr>
+            <w:r>
+              <w:rPr>
+                <w:rFonts w:ascii="Times New Roman" w:hAnsi="Times New Roman" w:cs="Times New Roman"/>
+              </w:rPr>
+              <w:t>❌</w:t>
+            </w:r>
+            <w:r>
+              <w:t xml:space="preserve"> No</w:t>
+            </w:r>
+          </w:p>
+        </w:tc>
+        <w:tc>
+          <w:tcPr>
+            <w:tcW w:w="0" w:type="auto"/>
+            <w:vAlign w:val="center"/>
+            <w:hideMark/>
+          </w:tcPr>
+          <w:p>
+            <w:pPr>
+              <w:rPr>
+                <w:sz w:val="24"/>
+                <w:szCs w:val="24"/>
+              </w:rPr>
+            </w:pPr>
+            <w:r>
+              <w:rPr>
+                <w:rFonts w:ascii="Times New Roman" w:hAnsi="Times New Roman" w:cs="Times New Roman"/>
+              </w:rPr>
+              <w:t>❌</w:t>
+            </w:r>
+            <w:r>
+              <w:t xml:space="preserve"> No</w:t>
+            </w:r>
+          </w:p>
+        </w:tc>
+      </w:tr>
+      <w:tr>
+        <w:trPr>
+          <w:tblCellSpacing w:w="15" w:type="dxa"/>
+        </w:trPr>
+        <w:tc>
+          <w:tcPr>
+            <w:tcW w:w="0" w:type="auto"/>
+            <w:vAlign w:val="center"/>
+            <w:hideMark/>
+          </w:tcPr>
+          <w:p>
+            <w:pPr>
+              <w:rPr>
+                <w:sz w:val="24"/>
+                <w:szCs w:val="24"/>
+              </w:rPr>
+            </w:pPr>
+            <w:r>
+              <w:rPr>
+                <w:rStyle w:val="Strong"/>
+              </w:rPr>
+              <w:t>TreeSet</w:t>
+            </w:r>
+          </w:p>
+        </w:tc>
+        <w:tc>
+          <w:tcPr>
+            <w:tcW w:w="0" w:type="auto"/>
+            <w:vAlign w:val="center"/>
+            <w:hideMark/>
+          </w:tcPr>
+          <w:p>
+            <w:pPr>
+              <w:rPr>
+                <w:sz w:val="24"/>
+                <w:szCs w:val="24"/>
+              </w:rPr>
+            </w:pPr>
+            <w:r>
+              <w:t xml:space="preserve">Red-Black Tree implementation of </w:t>
+            </w:r>
+            <w:proofErr w:type="spellStart"/>
+            <w:r>
+              <w:t>SortedSet</w:t>
+            </w:r>
+            <w:proofErr w:type="spellEnd"/>
+            <w:r>
+              <w:t>.</w:t>
+            </w:r>
+          </w:p>
+        </w:tc>
+        <w:tc>
+          <w:tcPr>
+            <w:tcW w:w="0" w:type="auto"/>
+            <w:vAlign w:val="center"/>
+            <w:hideMark/>
+          </w:tcPr>
+          <w:p>
+            <w:pPr>
+              <w:rPr>
+                <w:sz w:val="24"/>
+                <w:szCs w:val="24"/>
+              </w:rPr>
+            </w:pPr>
+            <w:r>
+              <w:rPr>
+                <w:rFonts w:ascii="Times New Roman" w:hAnsi="Times New Roman" w:cs="Times New Roman"/>
+              </w:rPr>
+              <w:t>❌</w:t>
+            </w:r>
+            <w:r>
+              <w:t xml:space="preserve"> No</w:t>
+            </w:r>
+          </w:p>
+        </w:tc>
+        <w:tc>
+          <w:tcPr>
+            <w:tcW w:w="0" w:type="auto"/>
+            <w:vAlign w:val="center"/>
+            <w:hideMark/>
+          </w:tcPr>
+          <w:p>
+            <w:pPr>
+              <w:rPr>
+                <w:sz w:val="24"/>
+                <w:szCs w:val="24"/>
+              </w:rPr>
+            </w:pPr>
+            <w:r>
+              <w:t>N/A</w:t>
+            </w:r>
+          </w:p>
+        </w:tc>
+        <w:tc>
+          <w:tcPr>
+            <w:tcW w:w="0" w:type="auto"/>
+            <w:vAlign w:val="center"/>
+            <w:hideMark/>
+          </w:tcPr>
+          <w:p>
+            <w:pPr>
+              <w:rPr>
+                <w:sz w:val="24"/>
+                <w:szCs w:val="24"/>
+              </w:rPr>
+            </w:pPr>
+            <w:r>
+              <w:rPr>
+                <w:rFonts w:ascii="Times New Roman" w:hAnsi="Times New Roman" w:cs="Times New Roman"/>
+              </w:rPr>
+              <w:t>❌</w:t>
+            </w:r>
+            <w:r>
+              <w:t xml:space="preserve"> No Null</w:t>
+            </w:r>
+          </w:p>
+        </w:tc>
+        <w:tc>
+          <w:tcPr>
+            <w:tcW w:w="0" w:type="auto"/>
+            <w:vAlign w:val="center"/>
+            <w:hideMark/>
+          </w:tcPr>
+          <w:p>
+            <w:pPr>
+              <w:rPr>
+                <w:sz w:val="24"/>
+                <w:szCs w:val="24"/>
+              </w:rPr>
+            </w:pPr>
+            <w:r>
+              <w:rPr>
+                <w:rFonts w:ascii="Times New Roman" w:hAnsi="Times New Roman" w:cs="Times New Roman"/>
+              </w:rPr>
+              <w:t>❌</w:t>
+            </w:r>
+            <w:r>
+              <w:t xml:space="preserve"> No</w:t>
+            </w:r>
+          </w:p>
+        </w:tc>
+        <w:tc>
+          <w:tcPr>
+            <w:tcW w:w="0" w:type="auto"/>
+            <w:vAlign w:val="center"/>
+            <w:hideMark/>
+          </w:tcPr>
+          <w:p>
+            <w:pPr>
+              <w:rPr>
+                <w:sz w:val="24"/>
+                <w:szCs w:val="24"/>
+              </w:rPr>
+            </w:pPr>
+            <w:r>
+              <w:rPr>
+                <w:rFonts w:ascii="Times New Roman" w:hAnsi="Times New Roman" w:cs="Times New Roman"/>
+              </w:rPr>
+              <w:t>✅</w:t>
+            </w:r>
+            <w:r>
+              <w:t xml:space="preserve"> Yes</w:t>
+            </w:r>
+          </w:p>
+        </w:tc>
+        <w:tc>
+          <w:tcPr>
+            <w:tcW w:w="0" w:type="auto"/>
+            <w:vAlign w:val="center"/>
+            <w:hideMark/>
+          </w:tcPr>
+          <w:p>
+            <w:pPr>
+              <w:rPr>
+                <w:sz w:val="24"/>
+                <w:szCs w:val="24"/>
+              </w:rPr>
+            </w:pPr>
+            <w:r>
+              <w:rPr>
+                <w:rFonts w:ascii="Times New Roman" w:hAnsi="Times New Roman" w:cs="Times New Roman"/>
+              </w:rPr>
+              <w:t>❌</w:t>
+            </w:r>
+            <w:r>
+              <w:t xml:space="preserve"> No</w:t>
+            </w:r>
+          </w:p>
+        </w:tc>
+        <w:tc>
+          <w:tcPr>
+            <w:tcW w:w="0" w:type="auto"/>
+            <w:vAlign w:val="center"/>
+            <w:hideMark/>
+          </w:tcPr>
+          <w:p>
+            <w:pPr>
+              <w:rPr>
+                <w:sz w:val="24"/>
+                <w:szCs w:val="24"/>
+              </w:rPr>
+            </w:pPr>
+            <w:r>
+              <w:rPr>
+                <w:rFonts w:ascii="Times New Roman" w:hAnsi="Times New Roman" w:cs="Times New Roman"/>
+              </w:rPr>
+              <w:t>❌</w:t>
+            </w:r>
+            <w:r>
+              <w:t xml:space="preserve"> No</w:t>
+            </w:r>
+          </w:p>
+        </w:tc>
+      </w:tr>
+      <w:tr>
+        <w:trPr>
+          <w:tblCellSpacing w:w="15" w:type="dxa"/>
+        </w:trPr>
+        <w:tc>
+          <w:tcPr>
+            <w:tcW w:w="0" w:type="auto"/>
+            <w:vAlign w:val="center"/>
+            <w:hideMark/>
+          </w:tcPr>
+          <w:p>
+            <w:pPr>
+              <w:rPr>
+                <w:sz w:val="24"/>
+                <w:szCs w:val="24"/>
+              </w:rPr>
+            </w:pPr>
+            <w:r>
+              <w:rPr>
+                <w:rStyle w:val="Strong"/>
+              </w:rPr>
+              <w:t>Map</w:t>
+            </w:r>
+          </w:p>
+        </w:tc>
+        <w:tc>
+          <w:tcPr>
+            <w:tcW w:w="0" w:type="auto"/>
+            <w:vAlign w:val="center"/>
+            <w:hideMark/>
+          </w:tcPr>
+          <w:p>
+            <w:pPr>
+              <w:rPr>
+                <w:sz w:val="24"/>
+                <w:szCs w:val="24"/>
+              </w:rPr>
+            </w:pPr>
+            <w:r>
+              <w:t>Interface that stores data as key-value pairs.</w:t>
+            </w:r>
+          </w:p>
+        </w:tc>
+        <w:tc>
+          <w:tcPr>
+            <w:tcW w:w="0" w:type="auto"/>
+            <w:vAlign w:val="center"/>
+            <w:hideMark/>
+          </w:tcPr>
+          <w:p>
+            <w:pPr>
+              <w:rPr>
+                <w:sz w:val="24"/>
+                <w:szCs w:val="24"/>
+              </w:rPr>
+            </w:pPr>
+            <w:r>
+              <w:rPr>
+                <w:rFonts w:ascii="Times New Roman" w:hAnsi="Times New Roman" w:cs="Times New Roman"/>
+              </w:rPr>
+              <w:t>❌</w:t>
+            </w:r>
+            <w:r>
+              <w:t xml:space="preserve"> Duplicate Keys</w:t>
+            </w:r>
+          </w:p>
+        </w:tc>
+        <w:tc>
+          <w:tcPr>
+            <w:tcW w:w="0" w:type="auto"/>
+            <w:vAlign w:val="center"/>
+            <w:hideMark/>
+          </w:tcPr>
+          <w:p>
+            <w:pPr>
+              <w:rPr>
+                <w:sz w:val="24"/>
+                <w:szCs w:val="24"/>
+              </w:rPr>
+            </w:pPr>
+            <w:r>
+              <w:rPr>
+                <w:rFonts w:ascii="Times New Roman" w:hAnsi="Times New Roman" w:cs="Times New Roman"/>
+              </w:rPr>
+              <w:t>✅</w:t>
+            </w:r>
+            <w:r>
+              <w:t xml:space="preserve"> Duplicate Values</w:t>
+            </w:r>
+          </w:p>
+        </w:tc>
+        <w:tc>
+          <w:tcPr>
+            <w:tcW w:w="0" w:type="auto"/>
+            <w:vAlign w:val="center"/>
+            <w:hideMark/>
+          </w:tcPr>
+          <w:p>
+            <w:pPr>
+              <w:rPr>
+                <w:sz w:val="24"/>
+                <w:szCs w:val="24"/>
+              </w:rPr>
+            </w:pPr>
+            <w:r>
+              <w:t>Depends on implementation</w:t>
+            </w:r>
+          </w:p>
+        </w:tc>
+        <w:tc>
+          <w:tcPr>
+            <w:tcW w:w="0" w:type="auto"/>
+            <w:vAlign w:val="center"/>
+            <w:hideMark/>
+          </w:tcPr>
+          <w:p>
+            <w:pPr>
+              <w:rPr>
+                <w:sz w:val="24"/>
+                <w:szCs w:val="24"/>
+              </w:rPr>
+            </w:pPr>
+            <w:r>
+              <w:t>Depends</w:t>
+            </w:r>
+          </w:p>
+        </w:tc>
+        <w:tc>
+          <w:tcPr>
+            <w:tcW w:w="0" w:type="auto"/>
+            <w:vAlign w:val="center"/>
+            <w:hideMark/>
+          </w:tcPr>
+          <w:p>
+            <w:pPr>
+              <w:rPr>
+                <w:sz w:val="24"/>
+                <w:szCs w:val="24"/>
+              </w:rPr>
+            </w:pPr>
+            <w:r>
+              <w:t>Depends</w:t>
+            </w:r>
+          </w:p>
+        </w:tc>
+        <w:tc>
+          <w:tcPr>
+            <w:tcW w:w="0" w:type="auto"/>
+            <w:vAlign w:val="center"/>
+            <w:hideMark/>
+          </w:tcPr>
+          <w:p>
+            <w:pPr>
+              <w:rPr>
+                <w:sz w:val="24"/>
+                <w:szCs w:val="24"/>
+              </w:rPr>
+            </w:pPr>
+            <w:r>
+              <w:rPr>
+                <w:rFonts w:ascii="Times New Roman" w:hAnsi="Times New Roman" w:cs="Times New Roman"/>
+              </w:rPr>
+              <w:t>❌</w:t>
+            </w:r>
+            <w:r>
+              <w:t xml:space="preserve"> No</w:t>
+            </w:r>
+          </w:p>
+        </w:tc>
+        <w:tc>
+          <w:tcPr>
+            <w:tcW w:w="0" w:type="auto"/>
+            <w:vAlign w:val="center"/>
+            <w:hideMark/>
+          </w:tcPr>
+          <w:p>
+            <w:pPr>
+              <w:rPr>
+                <w:sz w:val="24"/>
+                <w:szCs w:val="24"/>
+              </w:rPr>
+            </w:pPr>
+            <w:r>
+              <w:t>Depends</w:t>
+            </w:r>
+          </w:p>
+        </w:tc>
+      </w:tr>
+      <w:tr>
+        <w:trPr>
+          <w:tblCellSpacing w:w="15" w:type="dxa"/>
+        </w:trPr>
+        <w:tc>
+          <w:tcPr>
+            <w:tcW w:w="0" w:type="auto"/>
+            <w:vAlign w:val="center"/>
+            <w:hideMark/>
+          </w:tcPr>
+          <w:p>
+            <w:pPr>
+              <w:rPr>
+                <w:sz w:val="24"/>
+                <w:szCs w:val="24"/>
+              </w:rPr>
+            </w:pPr>
+            <w:proofErr w:type="spellStart"/>
+            <w:r>
+              <w:rPr>
+                <w:rStyle w:val="Strong"/>
+              </w:rPr>
+              <w:t>HashMap</w:t>
+            </w:r>
+            <w:proofErr w:type="spellEnd"/>
+          </w:p>
+        </w:tc>
+        <w:tc>
+          <w:tcPr>
+            <w:tcW w:w="0" w:type="auto"/>
+            <w:vAlign w:val="center"/>
+            <w:hideMark/>
+          </w:tcPr>
+          <w:p>
+            <w:pPr>
+              <w:rPr>
+                <w:sz w:val="24"/>
+                <w:szCs w:val="24"/>
+              </w:rPr>
+            </w:pPr>
+            <w:r>
+              <w:t>Hash Table implementation of Map.</w:t>
+            </w:r>
+          </w:p>
+        </w:tc>
+        <w:tc>
+          <w:tcPr>
+            <w:tcW w:w="0" w:type="auto"/>
+            <w:vAlign w:val="center"/>
+            <w:hideMark/>
+          </w:tcPr>
+          <w:p>
+            <w:pPr>
+              <w:rPr>
+                <w:sz w:val="24"/>
+                <w:szCs w:val="24"/>
+              </w:rPr>
+            </w:pPr>
+            <w:r>
+              <w:rPr>
+                <w:rFonts w:ascii="Times New Roman" w:hAnsi="Times New Roman" w:cs="Times New Roman"/>
+              </w:rPr>
+              <w:t>❌</w:t>
+            </w:r>
+            <w:r>
+              <w:t xml:space="preserve"> Duplicate Keys</w:t>
+            </w:r>
+          </w:p>
+        </w:tc>
+        <w:tc>
+          <w:tcPr>
+            <w:tcW w:w="0" w:type="auto"/>
+            <w:vAlign w:val="center"/>
+            <w:hideMark/>
+          </w:tcPr>
+          <w:p>
+            <w:pPr>
+              <w:rPr>
+                <w:sz w:val="24"/>
+                <w:szCs w:val="24"/>
+              </w:rPr>
+            </w:pPr>
+            <w:r>
+              <w:rPr>
+                <w:rFonts w:ascii="Times New Roman" w:hAnsi="Times New Roman" w:cs="Times New Roman"/>
+              </w:rPr>
+              <w:t>✅</w:t>
+            </w:r>
+            <w:r>
+              <w:t xml:space="preserve"> Duplicate Values</w:t>
+            </w:r>
+          </w:p>
+        </w:tc>
+        <w:tc>
+          <w:tcPr>
+            <w:tcW w:w="0" w:type="auto"/>
+            <w:vAlign w:val="center"/>
+            <w:hideMark/>
+          </w:tcPr>
+          <w:p>
+            <w:pPr>
+              <w:rPr>
+                <w:sz w:val="24"/>
+                <w:szCs w:val="24"/>
+              </w:rPr>
+            </w:pPr>
+            <w:r>
+              <w:rPr>
+                <w:rFonts w:ascii="Times New Roman" w:hAnsi="Times New Roman" w:cs="Times New Roman"/>
+              </w:rPr>
+              <w:t>✅</w:t>
+            </w:r>
+            <w:r>
+              <w:t xml:space="preserve"> One Null Key, </w:t>
+            </w:r>
+            <w:r>
+              <w:rPr>
+                <w:rFonts w:ascii="Times New Roman" w:hAnsi="Times New Roman" w:cs="Times New Roman"/>
+              </w:rPr>
+              <w:t>✅</w:t>
+            </w:r>
+            <w:r>
+              <w:t xml:space="preserve"> Multiple Null Values</w:t>
+            </w:r>
+          </w:p>
+        </w:tc>
+        <w:tc>
+          <w:tcPr>
+            <w:tcW w:w="0" w:type="auto"/>
+            <w:vAlign w:val="center"/>
+            <w:hideMark/>
+          </w:tcPr>
+          <w:p>
+            <w:pPr>
+              <w:rPr>
+                <w:sz w:val="24"/>
+                <w:szCs w:val="24"/>
+              </w:rPr>
+            </w:pPr>
+            <w:r>
+              <w:rPr>
+                <w:rFonts w:ascii="Times New Roman" w:hAnsi="Times New Roman" w:cs="Times New Roman"/>
+              </w:rPr>
+              <w:t>❌</w:t>
+            </w:r>
+            <w:r>
+              <w:t xml:space="preserve"> No</w:t>
+            </w:r>
+          </w:p>
+        </w:tc>
+        <w:tc>
+          <w:tcPr>
+            <w:tcW w:w="0" w:type="auto"/>
+            <w:vAlign w:val="center"/>
+            <w:hideMark/>
+          </w:tcPr>
+          <w:p>
+            <w:pPr>
+              <w:rPr>
+                <w:sz w:val="24"/>
+                <w:szCs w:val="24"/>
+              </w:rPr>
+            </w:pPr>
+            <w:r>
+              <w:rPr>
+                <w:rFonts w:ascii="Times New Roman" w:hAnsi="Times New Roman" w:cs="Times New Roman"/>
+              </w:rPr>
+              <w:t>❌</w:t>
+            </w:r>
+            <w:r>
+              <w:t xml:space="preserve"> No</w:t>
+            </w:r>
+          </w:p>
+        </w:tc>
+        <w:tc>
+          <w:tcPr>
+            <w:tcW w:w="0" w:type="auto"/>
+            <w:vAlign w:val="center"/>
+            <w:hideMark/>
+          </w:tcPr>
+          <w:p>
+            <w:pPr>
+              <w:rPr>
+                <w:sz w:val="24"/>
+                <w:szCs w:val="24"/>
+              </w:rPr>
+            </w:pPr>
+            <w:r>
+              <w:rPr>
+                <w:rFonts w:ascii="Times New Roman" w:hAnsi="Times New Roman" w:cs="Times New Roman"/>
+              </w:rPr>
+              <w:t>❌</w:t>
+            </w:r>
+            <w:r>
+              <w:t xml:space="preserve"> No</w:t>
+            </w:r>
+          </w:p>
+        </w:tc>
+        <w:tc>
+          <w:tcPr>
+            <w:tcW w:w="0" w:type="auto"/>
+            <w:vAlign w:val="center"/>
+            <w:hideMark/>
+          </w:tcPr>
+          <w:p>
+            <w:pPr>
+              <w:rPr>
+                <w:sz w:val="24"/>
+                <w:szCs w:val="24"/>
+              </w:rPr>
+            </w:pPr>
+            <w:r>
+              <w:rPr>
+                <w:rFonts w:ascii="Times New Roman" w:hAnsi="Times New Roman" w:cs="Times New Roman"/>
+              </w:rPr>
+              <w:t>❌</w:t>
+            </w:r>
+            <w:r>
+              <w:t xml:space="preserve"> No</w:t>
+            </w:r>
+          </w:p>
+        </w:tc>
+      </w:tr>
+      <w:tr>
+        <w:trPr>
+          <w:tblCellSpacing w:w="15" w:type="dxa"/>
+        </w:trPr>
+        <w:tc>
+          <w:tcPr>
+            <w:tcW w:w="0" w:type="auto"/>
+            <w:vAlign w:val="center"/>
+            <w:hideMark/>
+          </w:tcPr>
+          <w:p>
+            <w:pPr>
+              <w:rPr>
+                <w:sz w:val="24"/>
+                <w:szCs w:val="24"/>
+              </w:rPr>
+            </w:pPr>
+            <w:proofErr w:type="spellStart"/>
+            <w:r>
+              <w:rPr>
+                <w:rStyle w:val="Strong"/>
+              </w:rPr>
+              <w:t>Hashtable</w:t>
+            </w:r>
+            <w:proofErr w:type="spellEnd"/>
+          </w:p>
+        </w:tc>
+        <w:tc>
+          <w:tcPr>
+            <w:tcW w:w="0" w:type="auto"/>
+            <w:vAlign w:val="center"/>
+            <w:hideMark/>
+          </w:tcPr>
+          <w:p>
+            <w:pPr>
+              <w:rPr>
+                <w:sz w:val="24"/>
+                <w:szCs w:val="24"/>
+              </w:rPr>
+            </w:pPr>
+            <w:r>
+              <w:t xml:space="preserve">Thread-safe Hash Table </w:t>
+            </w:r>
+            <w:r>
+              <w:lastRenderedPageBreak/>
+              <w:t>implementation of Map.</w:t>
+            </w:r>
+          </w:p>
+        </w:tc>
+        <w:tc>
+          <w:tcPr>
+            <w:tcW w:w="0" w:type="auto"/>
+            <w:vAlign w:val="center"/>
+            <w:hideMark/>
+          </w:tcPr>
+          <w:p>
+            <w:pPr>
+              <w:rPr>
+                <w:sz w:val="24"/>
+                <w:szCs w:val="24"/>
+              </w:rPr>
+            </w:pPr>
+            <w:r>
+              <w:rPr>
+                <w:rFonts w:ascii="Times New Roman" w:hAnsi="Times New Roman" w:cs="Times New Roman"/>
+              </w:rPr>
+              <w:lastRenderedPageBreak/>
+              <w:t>❌</w:t>
+            </w:r>
+            <w:r>
+              <w:t xml:space="preserve"> Duplicate </w:t>
+            </w:r>
+            <w:r>
+              <w:lastRenderedPageBreak/>
+              <w:t>Keys</w:t>
+            </w:r>
+          </w:p>
+        </w:tc>
+        <w:tc>
+          <w:tcPr>
+            <w:tcW w:w="0" w:type="auto"/>
+            <w:vAlign w:val="center"/>
+            <w:hideMark/>
+          </w:tcPr>
+          <w:p>
+            <w:pPr>
+              <w:rPr>
+                <w:sz w:val="24"/>
+                <w:szCs w:val="24"/>
+              </w:rPr>
+            </w:pPr>
+            <w:r>
+              <w:rPr>
+                <w:rFonts w:ascii="Times New Roman" w:hAnsi="Times New Roman" w:cs="Times New Roman"/>
+              </w:rPr>
+              <w:lastRenderedPageBreak/>
+              <w:t>✅</w:t>
+            </w:r>
+            <w:r>
+              <w:t xml:space="preserve"> Duplicate </w:t>
+            </w:r>
+            <w:r>
+              <w:lastRenderedPageBreak/>
+              <w:t>Values</w:t>
+            </w:r>
+          </w:p>
+        </w:tc>
+        <w:tc>
+          <w:tcPr>
+            <w:tcW w:w="0" w:type="auto"/>
+            <w:vAlign w:val="center"/>
+            <w:hideMark/>
+          </w:tcPr>
+          <w:p>
+            <w:pPr>
+              <w:rPr>
+                <w:sz w:val="24"/>
+                <w:szCs w:val="24"/>
+              </w:rPr>
+            </w:pPr>
+            <w:r>
+              <w:rPr>
+                <w:rFonts w:ascii="Times New Roman" w:hAnsi="Times New Roman" w:cs="Times New Roman"/>
+              </w:rPr>
+              <w:lastRenderedPageBreak/>
+              <w:t>❌</w:t>
+            </w:r>
+            <w:r>
+              <w:t xml:space="preserve"> Null Key, </w:t>
+            </w:r>
+            <w:r>
+              <w:rPr>
+                <w:rFonts w:ascii="Times New Roman" w:hAnsi="Times New Roman" w:cs="Times New Roman"/>
+              </w:rPr>
+              <w:t>❌</w:t>
+            </w:r>
+            <w:r>
+              <w:t xml:space="preserve"> Null </w:t>
+            </w:r>
+            <w:r>
+              <w:lastRenderedPageBreak/>
+              <w:t>Value</w:t>
+            </w:r>
+          </w:p>
+        </w:tc>
+        <w:tc>
+          <w:tcPr>
+            <w:tcW w:w="0" w:type="auto"/>
+            <w:vAlign w:val="center"/>
+            <w:hideMark/>
+          </w:tcPr>
+          <w:p>
+            <w:pPr>
+              <w:rPr>
+                <w:sz w:val="24"/>
+                <w:szCs w:val="24"/>
+              </w:rPr>
+            </w:pPr>
+            <w:r>
+              <w:rPr>
+                <w:rFonts w:ascii="Times New Roman" w:hAnsi="Times New Roman" w:cs="Times New Roman"/>
+              </w:rPr>
+              <w:lastRenderedPageBreak/>
+              <w:t>❌</w:t>
+            </w:r>
+            <w:r>
+              <w:t xml:space="preserve"> No</w:t>
+            </w:r>
+          </w:p>
+        </w:tc>
+        <w:tc>
+          <w:tcPr>
+            <w:tcW w:w="0" w:type="auto"/>
+            <w:vAlign w:val="center"/>
+            <w:hideMark/>
+          </w:tcPr>
+          <w:p>
+            <w:pPr>
+              <w:rPr>
+                <w:sz w:val="24"/>
+                <w:szCs w:val="24"/>
+              </w:rPr>
+            </w:pPr>
+            <w:r>
+              <w:rPr>
+                <w:rFonts w:ascii="Times New Roman" w:hAnsi="Times New Roman" w:cs="Times New Roman"/>
+              </w:rPr>
+              <w:t>❌</w:t>
+            </w:r>
+            <w:r>
+              <w:t xml:space="preserve"> No</w:t>
+            </w:r>
+          </w:p>
+        </w:tc>
+        <w:tc>
+          <w:tcPr>
+            <w:tcW w:w="0" w:type="auto"/>
+            <w:vAlign w:val="center"/>
+            <w:hideMark/>
+          </w:tcPr>
+          <w:p>
+            <w:pPr>
+              <w:rPr>
+                <w:sz w:val="24"/>
+                <w:szCs w:val="24"/>
+              </w:rPr>
+            </w:pPr>
+            <w:r>
+              <w:rPr>
+                <w:rFonts w:ascii="Times New Roman" w:hAnsi="Times New Roman" w:cs="Times New Roman"/>
+              </w:rPr>
+              <w:t>❌</w:t>
+            </w:r>
+            <w:r>
+              <w:t xml:space="preserve"> No</w:t>
+            </w:r>
+          </w:p>
+        </w:tc>
+        <w:tc>
+          <w:tcPr>
+            <w:tcW w:w="0" w:type="auto"/>
+            <w:vAlign w:val="center"/>
+            <w:hideMark/>
+          </w:tcPr>
+          <w:p>
+            <w:pPr>
+              <w:rPr>
+                <w:sz w:val="24"/>
+                <w:szCs w:val="24"/>
+              </w:rPr>
+            </w:pPr>
+            <w:r>
+              <w:rPr>
+                <w:rFonts w:ascii="Times New Roman" w:hAnsi="Times New Roman" w:cs="Times New Roman"/>
+              </w:rPr>
+              <w:t>✅</w:t>
+            </w:r>
+            <w:r>
+              <w:t xml:space="preserve"> Yes</w:t>
+            </w:r>
+          </w:p>
+        </w:tc>
+      </w:tr>
+      <w:tr>
+        <w:trPr>
+          <w:tblCellSpacing w:w="15" w:type="dxa"/>
+        </w:trPr>
+        <w:tc>
+          <w:tcPr>
+            <w:tcW w:w="0" w:type="auto"/>
+            <w:vAlign w:val="center"/>
+            <w:hideMark/>
+          </w:tcPr>
+          <w:p>
+            <w:pPr>
+              <w:rPr>
+                <w:sz w:val="24"/>
+                <w:szCs w:val="24"/>
+              </w:rPr>
+            </w:pPr>
+            <w:proofErr w:type="spellStart"/>
+            <w:r>
+              <w:rPr>
+                <w:rStyle w:val="Strong"/>
+              </w:rPr>
+              <w:lastRenderedPageBreak/>
+              <w:t>LinkedHashMap</w:t>
+            </w:r>
+            <w:proofErr w:type="spellEnd"/>
+          </w:p>
+        </w:tc>
+        <w:tc>
+          <w:tcPr>
+            <w:tcW w:w="0" w:type="auto"/>
+            <w:vAlign w:val="center"/>
+            <w:hideMark/>
+          </w:tcPr>
+          <w:p>
+            <w:pPr>
+              <w:rPr>
+                <w:sz w:val="24"/>
+                <w:szCs w:val="24"/>
+              </w:rPr>
+            </w:pPr>
+            <w:proofErr w:type="spellStart"/>
+            <w:r>
+              <w:t>HashMap</w:t>
+            </w:r>
+            <w:proofErr w:type="spellEnd"/>
+            <w:r>
+              <w:t xml:space="preserve"> that maintains insertion order.</w:t>
+            </w:r>
+          </w:p>
+        </w:tc>
+        <w:tc>
+          <w:tcPr>
+            <w:tcW w:w="0" w:type="auto"/>
+            <w:vAlign w:val="center"/>
+            <w:hideMark/>
+          </w:tcPr>
+          <w:p>
+            <w:pPr>
+              <w:rPr>
+                <w:sz w:val="24"/>
+                <w:szCs w:val="24"/>
+              </w:rPr>
+            </w:pPr>
+            <w:r>
+              <w:rPr>
+                <w:rFonts w:ascii="Times New Roman" w:hAnsi="Times New Roman" w:cs="Times New Roman"/>
+              </w:rPr>
+              <w:t>❌</w:t>
+            </w:r>
+            <w:r>
+              <w:t xml:space="preserve"> Duplicate Keys</w:t>
+            </w:r>
+          </w:p>
+        </w:tc>
+        <w:tc>
+          <w:tcPr>
+            <w:tcW w:w="0" w:type="auto"/>
+            <w:vAlign w:val="center"/>
+            <w:hideMark/>
+          </w:tcPr>
+          <w:p>
+            <w:pPr>
+              <w:rPr>
+                <w:sz w:val="24"/>
+                <w:szCs w:val="24"/>
+              </w:rPr>
+            </w:pPr>
+            <w:r>
+              <w:rPr>
+                <w:rFonts w:ascii="Times New Roman" w:hAnsi="Times New Roman" w:cs="Times New Roman"/>
+              </w:rPr>
+              <w:t>✅</w:t>
+            </w:r>
+            <w:r>
+              <w:t xml:space="preserve"> Duplicate Values</w:t>
+            </w:r>
+          </w:p>
+        </w:tc>
+        <w:tc>
+          <w:tcPr>
+            <w:tcW w:w="0" w:type="auto"/>
+            <w:vAlign w:val="center"/>
+            <w:hideMark/>
+          </w:tcPr>
+          <w:p>
+            <w:pPr>
+              <w:rPr>
+                <w:sz w:val="24"/>
+                <w:szCs w:val="24"/>
+              </w:rPr>
+            </w:pPr>
+            <w:r>
+              <w:rPr>
+                <w:rFonts w:ascii="Times New Roman" w:hAnsi="Times New Roman" w:cs="Times New Roman"/>
+              </w:rPr>
+              <w:t>✅</w:t>
+            </w:r>
+            <w:r>
+              <w:t xml:space="preserve"> One Null Key, </w:t>
+            </w:r>
+            <w:r>
+              <w:rPr>
+                <w:rFonts w:ascii="Times New Roman" w:hAnsi="Times New Roman" w:cs="Times New Roman"/>
+              </w:rPr>
+              <w:t>✅</w:t>
+            </w:r>
+            <w:r>
+              <w:t xml:space="preserve"> Multiple Null Values</w:t>
+            </w:r>
+          </w:p>
+        </w:tc>
+        <w:tc>
+          <w:tcPr>
+            <w:tcW w:w="0" w:type="auto"/>
+            <w:vAlign w:val="center"/>
+            <w:hideMark/>
+          </w:tcPr>
+          <w:p>
+            <w:pPr>
+              <w:rPr>
+                <w:sz w:val="24"/>
+                <w:szCs w:val="24"/>
+              </w:rPr>
+            </w:pPr>
+            <w:r>
+              <w:rPr>
+                <w:rFonts w:ascii="Times New Roman" w:hAnsi="Times New Roman" w:cs="Times New Roman"/>
+              </w:rPr>
+              <w:t>✅</w:t>
+            </w:r>
+            <w:r>
+              <w:t xml:space="preserve"> Insertion Order</w:t>
+            </w:r>
+          </w:p>
+        </w:tc>
+        <w:tc>
+          <w:tcPr>
+            <w:tcW w:w="0" w:type="auto"/>
+            <w:vAlign w:val="center"/>
+            <w:hideMark/>
+          </w:tcPr>
+          <w:p>
+            <w:pPr>
+              <w:rPr>
+                <w:sz w:val="24"/>
+                <w:szCs w:val="24"/>
+              </w:rPr>
+            </w:pPr>
+            <w:r>
+              <w:rPr>
+                <w:rFonts w:ascii="Times New Roman" w:hAnsi="Times New Roman" w:cs="Times New Roman"/>
+              </w:rPr>
+              <w:t>❌</w:t>
+            </w:r>
+            <w:r>
+              <w:t xml:space="preserve"> No</w:t>
+            </w:r>
+          </w:p>
+        </w:tc>
+        <w:tc>
+          <w:tcPr>
+            <w:tcW w:w="0" w:type="auto"/>
+            <w:vAlign w:val="center"/>
+            <w:hideMark/>
+          </w:tcPr>
+          <w:p>
+            <w:pPr>
+              <w:rPr>
+                <w:sz w:val="24"/>
+                <w:szCs w:val="24"/>
+              </w:rPr>
+            </w:pPr>
+            <w:r>
+              <w:rPr>
+                <w:rFonts w:ascii="Times New Roman" w:hAnsi="Times New Roman" w:cs="Times New Roman"/>
+              </w:rPr>
+              <w:t>❌</w:t>
+            </w:r>
+            <w:r>
+              <w:t xml:space="preserve"> No</w:t>
+            </w:r>
+          </w:p>
+        </w:tc>
+        <w:tc>
+          <w:tcPr>
+            <w:tcW w:w="0" w:type="auto"/>
+            <w:vAlign w:val="center"/>
+            <w:hideMark/>
+          </w:tcPr>
+          <w:p>
+            <w:pPr>
+              <w:rPr>
+                <w:sz w:val="24"/>
+                <w:szCs w:val="24"/>
+              </w:rPr>
+            </w:pPr>
+            <w:r>
+              <w:rPr>
+                <w:rFonts w:ascii="Times New Roman" w:hAnsi="Times New Roman" w:cs="Times New Roman"/>
+              </w:rPr>
+              <w:t>❌</w:t>
+            </w:r>
+            <w:r>
+              <w:t xml:space="preserve"> No</w:t>
+            </w:r>
+          </w:p>
+        </w:tc>
+      </w:tr>
+      <w:tr>
+        <w:trPr>
+          <w:tblCellSpacing w:w="15" w:type="dxa"/>
+        </w:trPr>
+        <w:tc>
+          <w:tcPr>
+            <w:tcW w:w="0" w:type="auto"/>
+            <w:vAlign w:val="center"/>
+            <w:hideMark/>
+          </w:tcPr>
+          <w:p>
+            <w:pPr>
+              <w:rPr>
+                <w:sz w:val="24"/>
+                <w:szCs w:val="24"/>
+              </w:rPr>
+            </w:pPr>
+            <w:proofErr w:type="spellStart"/>
+            <w:r>
+              <w:rPr>
+                <w:rStyle w:val="Strong"/>
+              </w:rPr>
+              <w:t>SortedMap</w:t>
+            </w:r>
+            <w:proofErr w:type="spellEnd"/>
+          </w:p>
+        </w:tc>
+        <w:tc>
+          <w:tcPr>
+            <w:tcW w:w="0" w:type="auto"/>
+            <w:vAlign w:val="center"/>
+            <w:hideMark/>
+          </w:tcPr>
+          <w:p>
+            <w:pPr>
+              <w:rPr>
+                <w:sz w:val="24"/>
+                <w:szCs w:val="24"/>
+              </w:rPr>
+            </w:pPr>
+            <w:r>
+              <w:t>Interface that stores key-value pairs sorted by key.</w:t>
+            </w:r>
+          </w:p>
+        </w:tc>
+        <w:tc>
+          <w:tcPr>
+            <w:tcW w:w="0" w:type="auto"/>
+            <w:vAlign w:val="center"/>
+            <w:hideMark/>
+          </w:tcPr>
+          <w:p>
+            <w:pPr>
+              <w:rPr>
+                <w:sz w:val="24"/>
+                <w:szCs w:val="24"/>
+              </w:rPr>
+            </w:pPr>
+            <w:r>
+              <w:rPr>
+                <w:rFonts w:ascii="Times New Roman" w:hAnsi="Times New Roman" w:cs="Times New Roman"/>
+              </w:rPr>
+              <w:t>❌</w:t>
+            </w:r>
+            <w:r>
+              <w:t xml:space="preserve"> Duplicate Keys</w:t>
+            </w:r>
+          </w:p>
+        </w:tc>
+        <w:tc>
+          <w:tcPr>
+            <w:tcW w:w="0" w:type="auto"/>
+            <w:vAlign w:val="center"/>
+            <w:hideMark/>
+          </w:tcPr>
+          <w:p>
+            <w:pPr>
+              <w:rPr>
+                <w:sz w:val="24"/>
+                <w:szCs w:val="24"/>
+              </w:rPr>
+            </w:pPr>
+            <w:r>
+              <w:rPr>
+                <w:rFonts w:ascii="Times New Roman" w:hAnsi="Times New Roman" w:cs="Times New Roman"/>
+              </w:rPr>
+              <w:t>✅</w:t>
+            </w:r>
+            <w:r>
+              <w:t xml:space="preserve"> Duplicate Values</w:t>
+            </w:r>
+          </w:p>
+        </w:tc>
+        <w:tc>
+          <w:tcPr>
+            <w:tcW w:w="0" w:type="auto"/>
+            <w:vAlign w:val="center"/>
+            <w:hideMark/>
+          </w:tcPr>
+          <w:p>
+            <w:pPr>
+              <w:rPr>
+                <w:sz w:val="24"/>
+                <w:szCs w:val="24"/>
+              </w:rPr>
+            </w:pPr>
+            <w:r>
+              <w:t>Depends on implementation</w:t>
+            </w:r>
+          </w:p>
+        </w:tc>
+        <w:tc>
+          <w:tcPr>
+            <w:tcW w:w="0" w:type="auto"/>
+            <w:vAlign w:val="center"/>
+            <w:hideMark/>
+          </w:tcPr>
+          <w:p>
+            <w:pPr>
+              <w:rPr>
+                <w:sz w:val="24"/>
+                <w:szCs w:val="24"/>
+              </w:rPr>
+            </w:pPr>
+            <w:r>
+              <w:rPr>
+                <w:rFonts w:ascii="Times New Roman" w:hAnsi="Times New Roman" w:cs="Times New Roman"/>
+              </w:rPr>
+              <w:t>❌</w:t>
+            </w:r>
+            <w:r>
+              <w:t xml:space="preserve"> No</w:t>
+            </w:r>
+          </w:p>
+        </w:tc>
+        <w:tc>
+          <w:tcPr>
+            <w:tcW w:w="0" w:type="auto"/>
+            <w:vAlign w:val="center"/>
+            <w:hideMark/>
+          </w:tcPr>
+          <w:p>
+            <w:pPr>
+              <w:rPr>
+                <w:sz w:val="24"/>
+                <w:szCs w:val="24"/>
+              </w:rPr>
+            </w:pPr>
+            <w:r>
+              <w:rPr>
+                <w:rFonts w:ascii="Times New Roman" w:hAnsi="Times New Roman" w:cs="Times New Roman"/>
+              </w:rPr>
+              <w:t>✅</w:t>
+            </w:r>
+            <w:r>
+              <w:t xml:space="preserve"> Yes</w:t>
+            </w:r>
+          </w:p>
+        </w:tc>
+        <w:tc>
+          <w:tcPr>
+            <w:tcW w:w="0" w:type="auto"/>
+            <w:vAlign w:val="center"/>
+            <w:hideMark/>
+          </w:tcPr>
+          <w:p>
+            <w:pPr>
+              <w:rPr>
+                <w:sz w:val="24"/>
+                <w:szCs w:val="24"/>
+              </w:rPr>
+            </w:pPr>
+            <w:r>
+              <w:rPr>
+                <w:rFonts w:ascii="Times New Roman" w:hAnsi="Times New Roman" w:cs="Times New Roman"/>
+              </w:rPr>
+              <w:t>❌</w:t>
+            </w:r>
+            <w:r>
+              <w:t xml:space="preserve"> No</w:t>
+            </w:r>
+          </w:p>
+        </w:tc>
+        <w:tc>
+          <w:tcPr>
+            <w:tcW w:w="0" w:type="auto"/>
+            <w:vAlign w:val="center"/>
+            <w:hideMark/>
+          </w:tcPr>
+          <w:p>
+            <w:pPr>
+              <w:rPr>
+                <w:sz w:val="24"/>
+                <w:szCs w:val="24"/>
+              </w:rPr>
+            </w:pPr>
+            <w:r>
+              <w:rPr>
+                <w:rFonts w:ascii="Times New Roman" w:hAnsi="Times New Roman" w:cs="Times New Roman"/>
+              </w:rPr>
+              <w:t>❌</w:t>
+            </w:r>
+            <w:r>
+              <w:t xml:space="preserve"> No</w:t>
+            </w:r>
+          </w:p>
+        </w:tc>
+      </w:tr>
+      <w:tr>
+        <w:trPr>
+          <w:tblCellSpacing w:w="15" w:type="dxa"/>
+        </w:trPr>
+        <w:tc>
+          <w:tcPr>
+            <w:tcW w:w="0" w:type="auto"/>
+            <w:vAlign w:val="center"/>
+            <w:hideMark/>
+          </w:tcPr>
+          <w:p>
+            <w:pPr>
+              <w:rPr>
+                <w:sz w:val="24"/>
+                <w:szCs w:val="24"/>
+              </w:rPr>
+            </w:pPr>
+            <w:proofErr w:type="spellStart"/>
+            <w:r>
+              <w:rPr>
+                <w:rStyle w:val="Strong"/>
+              </w:rPr>
+              <w:t>TreeMap</w:t>
+            </w:r>
+            <w:proofErr w:type="spellEnd"/>
+          </w:p>
+        </w:tc>
+        <w:tc>
+          <w:tcPr>
+            <w:tcW w:w="0" w:type="auto"/>
+            <w:vAlign w:val="center"/>
+            <w:hideMark/>
+          </w:tcPr>
+          <w:p>
+            <w:pPr>
+              <w:rPr>
+                <w:sz w:val="24"/>
+                <w:szCs w:val="24"/>
+              </w:rPr>
+            </w:pPr>
+            <w:r>
+              <w:t xml:space="preserve">Red-Black Tree implementation of </w:t>
+            </w:r>
+            <w:proofErr w:type="spellStart"/>
+            <w:r>
+              <w:t>SortedMap</w:t>
+            </w:r>
+            <w:proofErr w:type="spellEnd"/>
+            <w:r>
+              <w:t>.</w:t>
+            </w:r>
+          </w:p>
+        </w:tc>
+        <w:tc>
+          <w:tcPr>
+            <w:tcW w:w="0" w:type="auto"/>
+            <w:vAlign w:val="center"/>
+            <w:hideMark/>
+          </w:tcPr>
+          <w:p>
+            <w:pPr>
+              <w:rPr>
+                <w:sz w:val="24"/>
+                <w:szCs w:val="24"/>
+              </w:rPr>
+            </w:pPr>
+            <w:r>
+              <w:rPr>
+                <w:rFonts w:ascii="Times New Roman" w:hAnsi="Times New Roman" w:cs="Times New Roman"/>
+              </w:rPr>
+              <w:t>❌</w:t>
+            </w:r>
+            <w:r>
+              <w:t xml:space="preserve"> Duplicate Keys</w:t>
+            </w:r>
+          </w:p>
+        </w:tc>
+        <w:tc>
+          <w:tcPr>
+            <w:tcW w:w="0" w:type="auto"/>
+            <w:vAlign w:val="center"/>
+            <w:hideMark/>
+          </w:tcPr>
+          <w:p>
+            <w:pPr>
+              <w:rPr>
+                <w:sz w:val="24"/>
+                <w:szCs w:val="24"/>
+              </w:rPr>
+            </w:pPr>
+            <w:r>
+              <w:rPr>
+                <w:rFonts w:ascii="Times New Roman" w:hAnsi="Times New Roman" w:cs="Times New Roman"/>
+              </w:rPr>
+              <w:t>✅</w:t>
+            </w:r>
+            <w:r>
+              <w:t xml:space="preserve"> Duplicate Values</w:t>
+            </w:r>
+          </w:p>
+        </w:tc>
+        <w:tc>
+          <w:tcPr>
+            <w:tcW w:w="0" w:type="auto"/>
+            <w:vAlign w:val="center"/>
+            <w:hideMark/>
+          </w:tcPr>
+          <w:p>
+            <w:pPr>
+              <w:rPr>
+                <w:sz w:val="24"/>
+                <w:szCs w:val="24"/>
+              </w:rPr>
+            </w:pPr>
+            <w:r>
+              <w:rPr>
+                <w:rFonts w:ascii="Times New Roman" w:hAnsi="Times New Roman" w:cs="Times New Roman"/>
+              </w:rPr>
+              <w:t>❌</w:t>
+            </w:r>
+            <w:r>
+              <w:t xml:space="preserve"> Null Key, </w:t>
+            </w:r>
+            <w:r>
+              <w:rPr>
+                <w:rFonts w:ascii="Times New Roman" w:hAnsi="Times New Roman" w:cs="Times New Roman"/>
+              </w:rPr>
+              <w:t>✅</w:t>
+            </w:r>
+            <w:r>
+              <w:t xml:space="preserve"> Multiple Null Values</w:t>
+            </w:r>
+          </w:p>
+        </w:tc>
+        <w:tc>
+          <w:tcPr>
+            <w:tcW w:w="0" w:type="auto"/>
+            <w:vAlign w:val="center"/>
+            <w:hideMark/>
+          </w:tcPr>
+          <w:p>
+            <w:pPr>
+              <w:rPr>
+                <w:sz w:val="24"/>
+                <w:szCs w:val="24"/>
+              </w:rPr>
+            </w:pPr>
+            <w:r>
+              <w:rPr>
+                <w:rFonts w:ascii="Times New Roman" w:hAnsi="Times New Roman" w:cs="Times New Roman"/>
+              </w:rPr>
+              <w:t>❌</w:t>
+            </w:r>
+            <w:r>
+              <w:t xml:space="preserve"> No</w:t>
+            </w:r>
+          </w:p>
+        </w:tc>
+        <w:tc>
+          <w:tcPr>
+            <w:tcW w:w="0" w:type="auto"/>
+            <w:vAlign w:val="center"/>
+            <w:hideMark/>
+          </w:tcPr>
+          <w:p>
+            <w:pPr>
+              <w:rPr>
+                <w:sz w:val="24"/>
+                <w:szCs w:val="24"/>
+              </w:rPr>
+            </w:pPr>
+            <w:r>
+              <w:rPr>
+                <w:rFonts w:ascii="Times New Roman" w:hAnsi="Times New Roman" w:cs="Times New Roman"/>
+              </w:rPr>
+              <w:t>✅</w:t>
+            </w:r>
+            <w:r>
+              <w:t xml:space="preserve"> Yes</w:t>
+            </w:r>
+          </w:p>
+        </w:tc>
+        <w:tc>
+          <w:tcPr>
+            <w:tcW w:w="0" w:type="auto"/>
+            <w:vAlign w:val="center"/>
+            <w:hideMark/>
+          </w:tcPr>
+          <w:p>
+            <w:pPr>
+              <w:rPr>
+                <w:sz w:val="24"/>
+                <w:szCs w:val="24"/>
+              </w:rPr>
+            </w:pPr>
+            <w:r>
+              <w:rPr>
+                <w:rFonts w:ascii="Times New Roman" w:hAnsi="Times New Roman" w:cs="Times New Roman"/>
+              </w:rPr>
+              <w:t>❌</w:t>
+            </w:r>
+            <w:r>
+              <w:t xml:space="preserve"> No</w:t>
+            </w:r>
+          </w:p>
+        </w:tc>
+        <w:tc>
+          <w:tcPr>
+            <w:tcW w:w="0" w:type="auto"/>
+            <w:vAlign w:val="center"/>
+            <w:hideMark/>
+          </w:tcPr>
+          <w:p>
+            <w:pPr>
+              <w:rPr>
+                <w:sz w:val="24"/>
+                <w:szCs w:val="24"/>
+              </w:rPr>
+            </w:pPr>
+            <w:r>
+              <w:rPr>
+                <w:rFonts w:ascii="Times New Roman" w:hAnsi="Times New Roman" w:cs="Times New Roman"/>
+              </w:rPr>
+              <w:t>❌</w:t>
+            </w:r>
+            <w:r>
+              <w:t xml:space="preserve"> No</w:t>
+            </w:r>
+          </w:p>
+        </w:tc>
+      </w:tr>
+    </w:tbl>
+    <w:p>
+      <w:pPr>
+        <w:pStyle w:val="Heading3"/>
+      </w:pPr>
+      <w:r>
+        <w:t>Quick Memory Trick</w:t>
+      </w:r>
+    </w:p>
+    <w:p>
+      <w:pPr>
+        <w:pStyle w:val="NormalWeb"/>
+        <w:numPr>
+          <w:ilvl w:val="0"/>
+          <w:numId w:val="32"/>
+        </w:numPr>
+      </w:pPr>
+      <w:r>
+        <w:rPr>
+          <w:rStyle w:val="Strong"/>
+        </w:rPr>
+        <w:t>List</w:t>
+      </w:r>
+      <w:r>
+        <w:t xml:space="preserve"> → Order + Duplicates + Index</w:t>
+      </w:r>
+      <w:bookmarkStart w:id="0" w:name="_GoBack"/>
+      <w:bookmarkEnd w:id="0"/>
+    </w:p>
+    <w:p>
+      <w:pPr>
+        <w:pStyle w:val="NormalWeb"/>
+        <w:numPr>
+          <w:ilvl w:val="0"/>
+          <w:numId w:val="32"/>
+        </w:numPr>
+      </w:pPr>
+      <w:r>
+        <w:rPr>
+          <w:rStyle w:val="Strong"/>
+        </w:rPr>
+        <w:lastRenderedPageBreak/>
+        <w:t>Set</w:t>
+      </w:r>
+      <w:r>
+        <w:t xml:space="preserve"> → Unique Elements</w:t>
+      </w:r>
+    </w:p>
+    <w:p>
+      <w:pPr>
+        <w:pStyle w:val="NormalWeb"/>
+        <w:numPr>
+          <w:ilvl w:val="0"/>
+          <w:numId w:val="32"/>
+        </w:numPr>
+      </w:pPr>
+      <w:r>
+        <w:rPr>
+          <w:rStyle w:val="Strong"/>
+        </w:rPr>
+        <w:t>Map</w:t>
+      </w:r>
+      <w:r>
+        <w:t xml:space="preserve"> → Unique Keys + Duplicate Values</w:t>
+      </w:r>
+    </w:p>
+    <w:p>
+      <w:pPr>
+        <w:pStyle w:val="NormalWeb"/>
+        <w:numPr>
+          <w:ilvl w:val="0"/>
+          <w:numId w:val="32"/>
+        </w:numPr>
+      </w:pPr>
+      <w:r>
+        <w:rPr>
+          <w:rStyle w:val="Strong"/>
+        </w:rPr>
+        <w:t>Hash</w:t>
+      </w:r>
+      <w:r>
+        <w:t xml:space="preserve"> → Fast Search</w:t>
+      </w:r>
+    </w:p>
+    <w:p>
+      <w:pPr>
+        <w:pStyle w:val="NormalWeb"/>
+        <w:numPr>
+          <w:ilvl w:val="0"/>
+          <w:numId w:val="32"/>
+        </w:numPr>
+      </w:pPr>
+      <w:proofErr w:type="spellStart"/>
+      <w:r>
+        <w:rPr>
+          <w:rStyle w:val="Strong"/>
+        </w:rPr>
+        <w:t>LinkedHash</w:t>
+      </w:r>
+      <w:proofErr w:type="spellEnd"/>
+      <w:r>
+        <w:t xml:space="preserve"> → Fast Search + Insertion Order</w:t>
+      </w:r>
+    </w:p>
+    <w:p>
+      <w:pPr>
+        <w:pStyle w:val="NormalWeb"/>
+        <w:numPr>
+          <w:ilvl w:val="0"/>
+          <w:numId w:val="32"/>
+        </w:numPr>
+      </w:pPr>
+      <w:r>
+        <w:rPr>
+          <w:rStyle w:val="Strong"/>
+        </w:rPr>
+        <w:t>Tree</w:t>
+      </w:r>
+      <w:r>
+        <w:t xml:space="preserve"> → Sorted</w:t>
+      </w:r>
+    </w:p>
+    <w:p>
+      <w:pPr>
+        <w:pStyle w:val="NormalWeb"/>
+        <w:numPr>
+          <w:ilvl w:val="0"/>
+          <w:numId w:val="32"/>
+        </w:numPr>
+      </w:pPr>
+      <w:r>
+        <w:rPr>
+          <w:rStyle w:val="Strong"/>
+        </w:rPr>
+        <w:t xml:space="preserve">Vector / </w:t>
+      </w:r>
+      <w:proofErr w:type="spellStart"/>
+      <w:r>
+        <w:rPr>
+          <w:rStyle w:val="Strong"/>
+        </w:rPr>
+        <w:t>Hashtable</w:t>
+      </w:r>
+      <w:proofErr w:type="spellEnd"/>
+      <w:r>
+        <w:t xml:space="preserve"> → Thread Safe</w:t>
+      </w:r>
+    </w:p>
     <w:p/>
     <w:sectPr>
-      <w:pgSz w:w="8641" w:h="12962" w:code="1"/>
-      <w:pgMar w:top="1077" w:right="864" w:bottom="1077" w:left="864" w:header="709" w:footer="709" w:gutter="0"/>
+      <w:pgSz w:w="12962" w:h="8641" w:orient="landscape" w:code="1"/>
+      <w:pgMar w:top="864" w:right="1077" w:bottom="864" w:left="1077" w:header="709" w:footer="709" w:gutter="0"/>
       <w:cols w:space="708"/>
       <w:docGrid w:linePitch="360"/>
     </w:sectPr>
@@ -24049,9 +27851,9 @@
     </w:lvl>
   </w:abstractNum>
   <w:abstractNum w:abstractNumId="16">
-    <w:nsid w:val="4CC8664B"/>
+    <w:nsid w:val="4BCF764E"/>
     <w:multiLevelType w:val="multilevel"/>
-    <w:tmpl w:val="53181E60"/>
+    <w:tmpl w:val="A4D02AD2"/>
     <w:lvl w:ilvl="0">
       <w:start w:val="1"/>
       <w:numFmt w:val="bullet"/>
@@ -24198,9 +28000,9 @@
     </w:lvl>
   </w:abstractNum>
   <w:abstractNum w:abstractNumId="17">
-    <w:nsid w:val="4D5E4D36"/>
+    <w:nsid w:val="4CC8664B"/>
     <w:multiLevelType w:val="multilevel"/>
-    <w:tmpl w:val="A4CCBDF6"/>
+    <w:tmpl w:val="53181E60"/>
     <w:lvl w:ilvl="0">
       <w:start w:val="1"/>
       <w:numFmt w:val="bullet"/>
@@ -24347,9 +28149,9 @@
     </w:lvl>
   </w:abstractNum>
   <w:abstractNum w:abstractNumId="18">
-    <w:nsid w:val="4E8B7817"/>
+    <w:nsid w:val="4D5E4D36"/>
     <w:multiLevelType w:val="multilevel"/>
-    <w:tmpl w:val="CDD031EE"/>
+    <w:tmpl w:val="A4CCBDF6"/>
     <w:lvl w:ilvl="0">
       <w:start w:val="1"/>
       <w:numFmt w:val="bullet"/>
@@ -24496,9 +28298,9 @@
     </w:lvl>
   </w:abstractNum>
   <w:abstractNum w:abstractNumId="19">
-    <w:nsid w:val="55E20CE0"/>
+    <w:nsid w:val="4E8B7817"/>
     <w:multiLevelType w:val="multilevel"/>
-    <w:tmpl w:val="41F6FA06"/>
+    <w:tmpl w:val="CDD031EE"/>
     <w:lvl w:ilvl="0">
       <w:start w:val="1"/>
       <w:numFmt w:val="bullet"/>
@@ -24645,9 +28447,9 @@
     </w:lvl>
   </w:abstractNum>
   <w:abstractNum w:abstractNumId="20">
-    <w:nsid w:val="56280942"/>
+    <w:nsid w:val="55E20CE0"/>
     <w:multiLevelType w:val="multilevel"/>
-    <w:tmpl w:val="C172CF42"/>
+    <w:tmpl w:val="41F6FA06"/>
     <w:lvl w:ilvl="0">
       <w:start w:val="1"/>
       <w:numFmt w:val="bullet"/>
@@ -24794,9 +28596,9 @@
     </w:lvl>
   </w:abstractNum>
   <w:abstractNum w:abstractNumId="21">
-    <w:nsid w:val="570F2049"/>
+    <w:nsid w:val="56280942"/>
     <w:multiLevelType w:val="multilevel"/>
-    <w:tmpl w:val="A1F0FEF0"/>
+    <w:tmpl w:val="C172CF42"/>
     <w:lvl w:ilvl="0">
       <w:start w:val="1"/>
       <w:numFmt w:val="bullet"/>
@@ -24943,9 +28745,9 @@
     </w:lvl>
   </w:abstractNum>
   <w:abstractNum w:abstractNumId="22">
-    <w:nsid w:val="59944A2E"/>
+    <w:nsid w:val="570F2049"/>
     <w:multiLevelType w:val="multilevel"/>
-    <w:tmpl w:val="046884E2"/>
+    <w:tmpl w:val="A1F0FEF0"/>
     <w:lvl w:ilvl="0">
       <w:start w:val="1"/>
       <w:numFmt w:val="bullet"/>
@@ -25092,9 +28894,9 @@
     </w:lvl>
   </w:abstractNum>
   <w:abstractNum w:abstractNumId="23">
-    <w:nsid w:val="5B3C64F3"/>
+    <w:nsid w:val="59944A2E"/>
     <w:multiLevelType w:val="multilevel"/>
-    <w:tmpl w:val="15A4AD38"/>
+    <w:tmpl w:val="046884E2"/>
     <w:lvl w:ilvl="0">
       <w:start w:val="1"/>
       <w:numFmt w:val="bullet"/>
@@ -25241,9 +29043,9 @@
     </w:lvl>
   </w:abstractNum>
   <w:abstractNum w:abstractNumId="24">
-    <w:nsid w:val="5EDD0754"/>
+    <w:nsid w:val="5B3C64F3"/>
     <w:multiLevelType w:val="multilevel"/>
-    <w:tmpl w:val="A64A0CAC"/>
+    <w:tmpl w:val="15A4AD38"/>
     <w:lvl w:ilvl="0">
       <w:start w:val="1"/>
       <w:numFmt w:val="bullet"/>
@@ -25390,9 +29192,9 @@
     </w:lvl>
   </w:abstractNum>
   <w:abstractNum w:abstractNumId="25">
-    <w:nsid w:val="5F2D0C82"/>
+    <w:nsid w:val="5EDD0754"/>
     <w:multiLevelType w:val="multilevel"/>
-    <w:tmpl w:val="097C5704"/>
+    <w:tmpl w:val="A64A0CAC"/>
     <w:lvl w:ilvl="0">
       <w:start w:val="1"/>
       <w:numFmt w:val="bullet"/>
@@ -25539,9 +29341,9 @@
     </w:lvl>
   </w:abstractNum>
   <w:abstractNum w:abstractNumId="26">
-    <w:nsid w:val="612A4671"/>
+    <w:nsid w:val="5F2D0C82"/>
     <w:multiLevelType w:val="multilevel"/>
-    <w:tmpl w:val="619C00A4"/>
+    <w:tmpl w:val="097C5704"/>
     <w:lvl w:ilvl="0">
       <w:start w:val="1"/>
       <w:numFmt w:val="bullet"/>
@@ -25688,9 +29490,9 @@
     </w:lvl>
   </w:abstractNum>
   <w:abstractNum w:abstractNumId="27">
-    <w:nsid w:val="76F72C64"/>
+    <w:nsid w:val="612A4671"/>
     <w:multiLevelType w:val="multilevel"/>
-    <w:tmpl w:val="58F422B4"/>
+    <w:tmpl w:val="619C00A4"/>
     <w:lvl w:ilvl="0">
       <w:start w:val="1"/>
       <w:numFmt w:val="bullet"/>
@@ -25837,9 +29639,9 @@
     </w:lvl>
   </w:abstractNum>
   <w:abstractNum w:abstractNumId="28">
-    <w:nsid w:val="77C63A9F"/>
+    <w:nsid w:val="76F72C64"/>
     <w:multiLevelType w:val="multilevel"/>
-    <w:tmpl w:val="5F48A5B0"/>
+    <w:tmpl w:val="58F422B4"/>
     <w:lvl w:ilvl="0">
       <w:start w:val="1"/>
       <w:numFmt w:val="bullet"/>
@@ -25986,9 +29788,9 @@
     </w:lvl>
   </w:abstractNum>
   <w:abstractNum w:abstractNumId="29">
-    <w:nsid w:val="783B2F62"/>
+    <w:nsid w:val="77C63A9F"/>
     <w:multiLevelType w:val="multilevel"/>
-    <w:tmpl w:val="FF5CF2B4"/>
+    <w:tmpl w:val="5F48A5B0"/>
     <w:lvl w:ilvl="0">
       <w:start w:val="1"/>
       <w:numFmt w:val="bullet"/>
@@ -26135,9 +29937,9 @@
     </w:lvl>
   </w:abstractNum>
   <w:abstractNum w:abstractNumId="30">
-    <w:nsid w:val="7ED61AC1"/>
+    <w:nsid w:val="783B2F62"/>
     <w:multiLevelType w:val="multilevel"/>
-    <w:tmpl w:val="30B61E44"/>
+    <w:tmpl w:val="FF5CF2B4"/>
     <w:lvl w:ilvl="0">
       <w:start w:val="1"/>
       <w:numFmt w:val="bullet"/>
@@ -26283,8 +30085,157 @@
       </w:rPr>
     </w:lvl>
   </w:abstractNum>
+  <w:abstractNum w:abstractNumId="31">
+    <w:nsid w:val="7ED61AC1"/>
+    <w:multiLevelType w:val="multilevel"/>
+    <w:tmpl w:val="30B61E44"/>
+    <w:lvl w:ilvl="0">
+      <w:start w:val="1"/>
+      <w:numFmt w:val="bullet"/>
+      <w:lvlText w:val=""/>
+      <w:lvlJc w:val="left"/>
+      <w:pPr>
+        <w:tabs>
+          <w:tab w:val="num" w:pos="720"/>
+        </w:tabs>
+        <w:ind w:left="720" w:hanging="360"/>
+      </w:pPr>
+      <w:rPr>
+        <w:rFonts w:ascii="Symbol" w:hAnsi="Symbol" w:hint="default"/>
+        <w:sz w:val="20"/>
+      </w:rPr>
+    </w:lvl>
+    <w:lvl w:ilvl="1" w:tentative="1">
+      <w:start w:val="1"/>
+      <w:numFmt w:val="bullet"/>
+      <w:lvlText w:val="o"/>
+      <w:lvlJc w:val="left"/>
+      <w:pPr>
+        <w:tabs>
+          <w:tab w:val="num" w:pos="1440"/>
+        </w:tabs>
+        <w:ind w:left="1440" w:hanging="360"/>
+      </w:pPr>
+      <w:rPr>
+        <w:rFonts w:ascii="Courier New" w:hAnsi="Courier New" w:hint="default"/>
+        <w:sz w:val="20"/>
+      </w:rPr>
+    </w:lvl>
+    <w:lvl w:ilvl="2" w:tentative="1">
+      <w:start w:val="1"/>
+      <w:numFmt w:val="bullet"/>
+      <w:lvlText w:val=""/>
+      <w:lvlJc w:val="left"/>
+      <w:pPr>
+        <w:tabs>
+          <w:tab w:val="num" w:pos="2160"/>
+        </w:tabs>
+        <w:ind w:left="2160" w:hanging="360"/>
+      </w:pPr>
+      <w:rPr>
+        <w:rFonts w:ascii="Wingdings" w:hAnsi="Wingdings" w:hint="default"/>
+        <w:sz w:val="20"/>
+      </w:rPr>
+    </w:lvl>
+    <w:lvl w:ilvl="3" w:tentative="1">
+      <w:start w:val="1"/>
+      <w:numFmt w:val="bullet"/>
+      <w:lvlText w:val=""/>
+      <w:lvlJc w:val="left"/>
+      <w:pPr>
+        <w:tabs>
+          <w:tab w:val="num" w:pos="2880"/>
+        </w:tabs>
+        <w:ind w:left="2880" w:hanging="360"/>
+      </w:pPr>
+      <w:rPr>
+        <w:rFonts w:ascii="Wingdings" w:hAnsi="Wingdings" w:hint="default"/>
+        <w:sz w:val="20"/>
+      </w:rPr>
+    </w:lvl>
+    <w:lvl w:ilvl="4" w:tentative="1">
+      <w:start w:val="1"/>
+      <w:numFmt w:val="bullet"/>
+      <w:lvlText w:val=""/>
+      <w:lvlJc w:val="left"/>
+      <w:pPr>
+        <w:tabs>
+          <w:tab w:val="num" w:pos="3600"/>
+        </w:tabs>
+        <w:ind w:left="3600" w:hanging="360"/>
+      </w:pPr>
+      <w:rPr>
+        <w:rFonts w:ascii="Wingdings" w:hAnsi="Wingdings" w:hint="default"/>
+        <w:sz w:val="20"/>
+      </w:rPr>
+    </w:lvl>
+    <w:lvl w:ilvl="5" w:tentative="1">
+      <w:start w:val="1"/>
+      <w:numFmt w:val="bullet"/>
+      <w:lvlText w:val=""/>
+      <w:lvlJc w:val="left"/>
+      <w:pPr>
+        <w:tabs>
+          <w:tab w:val="num" w:pos="4320"/>
+        </w:tabs>
+        <w:ind w:left="4320" w:hanging="360"/>
+      </w:pPr>
+      <w:rPr>
+        <w:rFonts w:ascii="Wingdings" w:hAnsi="Wingdings" w:hint="default"/>
+        <w:sz w:val="20"/>
+      </w:rPr>
+    </w:lvl>
+    <w:lvl w:ilvl="6" w:tentative="1">
+      <w:start w:val="1"/>
+      <w:numFmt w:val="bullet"/>
+      <w:lvlText w:val=""/>
+      <w:lvlJc w:val="left"/>
+      <w:pPr>
+        <w:tabs>
+          <w:tab w:val="num" w:pos="5040"/>
+        </w:tabs>
+        <w:ind w:left="5040" w:hanging="360"/>
+      </w:pPr>
+      <w:rPr>
+        <w:rFonts w:ascii="Wingdings" w:hAnsi="Wingdings" w:hint="default"/>
+        <w:sz w:val="20"/>
+      </w:rPr>
+    </w:lvl>
+    <w:lvl w:ilvl="7" w:tentative="1">
+      <w:start w:val="1"/>
+      <w:numFmt w:val="bullet"/>
+      <w:lvlText w:val=""/>
+      <w:lvlJc w:val="left"/>
+      <w:pPr>
+        <w:tabs>
+          <w:tab w:val="num" w:pos="5760"/>
+        </w:tabs>
+        <w:ind w:left="5760" w:hanging="360"/>
+      </w:pPr>
+      <w:rPr>
+        <w:rFonts w:ascii="Wingdings" w:hAnsi="Wingdings" w:hint="default"/>
+        <w:sz w:val="20"/>
+      </w:rPr>
+    </w:lvl>
+    <w:lvl w:ilvl="8" w:tentative="1">
+      <w:start w:val="1"/>
+      <w:numFmt w:val="bullet"/>
+      <w:lvlText w:val=""/>
+      <w:lvlJc w:val="left"/>
+      <w:pPr>
+        <w:tabs>
+          <w:tab w:val="num" w:pos="6480"/>
+        </w:tabs>
+        <w:ind w:left="6480" w:hanging="360"/>
+      </w:pPr>
+      <w:rPr>
+        <w:rFonts w:ascii="Wingdings" w:hAnsi="Wingdings" w:hint="default"/>
+        <w:sz w:val="20"/>
+      </w:rPr>
+    </w:lvl>
+  </w:abstractNum>
   <w:num w:numId="1">
-    <w:abstractNumId w:val="28"/>
+    <w:abstractNumId w:val="29"/>
   </w:num>
   <w:num w:numId="2">
     <w:abstractNumId w:val="0"/>
@@ -26293,16 +30244,16 @@
     <w:abstractNumId w:val="13"/>
   </w:num>
   <w:num w:numId="4">
-    <w:abstractNumId w:val="23"/>
+    <w:abstractNumId w:val="24"/>
   </w:num>
   <w:num w:numId="5">
-    <w:abstractNumId w:val="18"/>
+    <w:abstractNumId w:val="19"/>
   </w:num>
   <w:num w:numId="6">
-    <w:abstractNumId w:val="19"/>
+    <w:abstractNumId w:val="20"/>
   </w:num>
   <w:num w:numId="7">
-    <w:abstractNumId w:val="26"/>
+    <w:abstractNumId w:val="27"/>
   </w:num>
   <w:num w:numId="8">
     <w:abstractNumId w:val="9"/>
@@ -26317,28 +30268,28 @@
     <w:abstractNumId w:val="15"/>
   </w:num>
   <w:num w:numId="12">
-    <w:abstractNumId w:val="16"/>
+    <w:abstractNumId w:val="17"/>
   </w:num>
   <w:num w:numId="13">
     <w:abstractNumId w:val="1"/>
   </w:num>
   <w:num w:numId="14">
-    <w:abstractNumId w:val="24"/>
+    <w:abstractNumId w:val="25"/>
   </w:num>
   <w:num w:numId="15">
-    <w:abstractNumId w:val="17"/>
+    <w:abstractNumId w:val="18"/>
   </w:num>
   <w:num w:numId="16">
     <w:abstractNumId w:val="7"/>
   </w:num>
   <w:num w:numId="17">
-    <w:abstractNumId w:val="22"/>
+    <w:abstractNumId w:val="23"/>
   </w:num>
   <w:num w:numId="18">
     <w:abstractNumId w:val="3"/>
   </w:num>
   <w:num w:numId="19">
-    <w:abstractNumId w:val="25"/>
+    <w:abstractNumId w:val="26"/>
   </w:num>
   <w:num w:numId="20">
     <w:abstractNumId w:val="14"/>
@@ -26350,22 +30301,22 @@
     <w:abstractNumId w:val="10"/>
   </w:num>
   <w:num w:numId="23">
-    <w:abstractNumId w:val="29"/>
+    <w:abstractNumId w:val="30"/>
   </w:num>
   <w:num w:numId="24">
-    <w:abstractNumId w:val="20"/>
+    <w:abstractNumId w:val="21"/>
   </w:num>
   <w:num w:numId="25">
-    <w:abstractNumId w:val="21"/>
+    <w:abstractNumId w:val="22"/>
   </w:num>
   <w:num w:numId="26">
-    <w:abstractNumId w:val="27"/>
+    <w:abstractNumId w:val="28"/>
   </w:num>
   <w:num w:numId="27">
     <w:abstractNumId w:val="6"/>
   </w:num>
   <w:num w:numId="28">
-    <w:abstractNumId w:val="30"/>
+    <w:abstractNumId w:val="31"/>
   </w:num>
   <w:num w:numId="29">
     <w:abstractNumId w:val="12"/>
@@ -26375,6 +30326,9 @@
   </w:num>
   <w:num w:numId="31">
     <w:abstractNumId w:val="11"/>
+  </w:num>
+  <w:num w:numId="32">
+    <w:abstractNumId w:val="16"/>
   </w:num>
 </w:numbering>
 </file>
